--- a/arb/docx/50.content.docx
+++ b/arb/docx/50.content.docx
@@ -178,13 +178,6 @@
         <w:rPr>
           <w:lang w:val="ar_AE" w:bidi="ar_AE"/>
         </w:rPr>
-      </w:r>
-      <w:r>
-        <w:rPr>
-          <w:i/>
-          <w:lang w:val="ar_AE" w:bidi="ar_AE"/>
-        </w:rPr>
-        <w:t>فيلبي 1: 1, فيلبي 1: 1–2, فيلبي 1: 2, فيلبي 1: 3–11, فيلبي 1: 4–6, فيلبي 1: 5, فيلبي 1: 6, فيلبي 1: 7, فيلبي 1: 9–10, فيلبي 1: 11, فيلبي 1: 12, فيلبي 1: 12–19, فيلبي 1: 13, فيلبي 1: 14, فيلبي 1: 15–18, فيلبي 1: 19, فيلبي 1: 21, فيلبي 1: 23, فيلبي 1: 25, فيلبي 1: 27, فيلبي 1: 27–30, فيلبي 1: 28, فيلبي 1: 29, فيلبي 1: 30, فيلبي 2: 1–2, فيلبي 2: 1–11, فيلبي 2: 3–4, فيلبي 2: 6, فيلبي 2: 6–11, فيلبي 2: 7, فيلبي 2: 8, فيلبي 2: 9, فيلبي 2: 10–11, فيلبي 2: 12, فيلبي 2: 12–18, فيلبي 2: 13, فيلبي 2: 14, فيلبي 2: 15, فيلبي 2: 16, فيلبي 2: 17–18, فيلبي 2: 19–24, فيلبي 2: 23, فيلبي 2: 24, فيلبي 2: 25–30, فيلبي 2: 27, فيلبي 2: 29–30, فيلبي 3: 1, فيلبي 3: 2, فيلبي 3: 2–11, فيلبي 3: 3, فيلبي 3: 4, فيلبي 3: 5, فيلبي 3: 5–6, فيلبي 3: 6, فيلبي 3: 7–8, فيلبي 3: 9, فيلبي 3: 10, فيلبي 3: 11, فيلبي 3: 12–4: 1, فيلبي 3: 13–14, فيلبي 3: 15, فيلبي 3: 16, فيلبي 3: 17, فيلبي 3: 18, فيلبي 3: 19, فيلبي 3: 20, فيلبي 3: 21, فيلبي 4: 1, فيلبي 4: 2, فيلبي 4: 2–9, فيلبي 4: 3, فيلبي 4: 4, فيلبي 4: 4–6, فيلبي 4: 5, فيلبي 4: 6, فيلبي 4: 7, فيلبي 4: 8, فيلبي 4: 9, فيلبي 4: 10, فيلبي 4: 10–20, فيلبي 4: 11–12, فيلبي 4: 13, فيلبي 4: 14, فيلبي 4: 15, فيلبي 4: 16, فيلبي 4: 17, فيلبي 4: 18, فيلبي 4: 20, فيلبي 4: 22, فيلبي 4: 23</w:t>
       </w:r>
       <w:r>
         <w:rPr>

--- a/arb/docx/50.content.docx
+++ b/arb/docx/50.content.docx
@@ -163,21 +163,6 @@
           <w:lang w:val="ar_AE" w:bidi="ar_AE"/>
         </w:rPr>
         <w:t>PHP</w:t>
-      </w:r>
-      <w:r>
-        <w:rPr>
-          <w:lang w:val="ar_AE" w:bidi="ar_AE"/>
-        </w:rPr>
-      </w:r>
-    </w:p>
-    <w:p>
-      <w:pPr>
-        <w:bidi/>
-      </w:pPr>
-      <w:r>
-        <w:rPr>
-          <w:lang w:val="ar_AE" w:bidi="ar_AE"/>
-        </w:rPr>
       </w:r>
       <w:r>
         <w:rPr>

--- a/arb/docx/50.content.docx
+++ b/arb/docx/50.content.docx
@@ -22,7 +22,7 @@
         <w:rPr>
           <w:lang w:val="ar_AE" w:bidi="ar_AE"/>
         </w:rPr>
-        <w:t>Resource: ملاحظات الدراسة (تينديل)</w:t>
+        <w:t>Resource: Tyndale Open Study Notes</w:t>
       </w:r>
       <w:r>
         <w:rPr>
@@ -122,7 +122,7 @@
         <w:rPr>
           <w:lang w:val="ar_AE" w:bidi="ar_AE"/>
         </w:rPr>
-        <w:t>ملاحظات الدراسة (تينديل)</w:t>
+        <w:t>Tyndale Open Study Notes</w:t>
       </w:r>
     </w:p>
     <w:p>

--- a/arb/docx/50.content.docx
+++ b/arb/docx/50.content.docx
@@ -22,7 +22,7 @@
         <w:rPr>
           <w:lang w:val="ar_AE" w:bidi="ar_AE"/>
         </w:rPr>
-        <w:t>Resource: Tyndale Open Study Notes</w:t>
+        <w:t>Resource: Aquifer Open Study Notes</w:t>
       </w:r>
       <w:r>
         <w:rPr>
@@ -122,7 +122,7 @@
         <w:rPr>
           <w:lang w:val="ar_AE" w:bidi="ar_AE"/>
         </w:rPr>
-        <w:t>Tyndale Open Study Notes</w:t>
+        <w:t>Aquifer Open Study Notes</w:t>
       </w:r>
     </w:p>
     <w:p>

--- a/arb/docx/50.content.docx
+++ b/arb/docx/50.content.docx
@@ -309,20 +309,14 @@
         </w:rPr>
         <w:t xml:space="preserve">كان تيموثاوس واحدًا من أكثر شركاء خدمة بولس ورسله ثقة. وهو يُذكر كراسل مشارك في خمس رسائل أخرى (2 كورنثوس، كولوسي، 1 تسالونيكي، 2 تسالونيكي، فليمون). • عَبْدَا يَسُوعَ الْمَسِيحِ: كأولئك الذين ينتمون بالكامل إلى المسيح، فقد كانوا مُكرسين تمامًا لخدمته (انظر </w:t>
       </w:r>
-      <w:hyperlink r:id="rId13">
-        <w:r>
-          <w:rPr>
-            <w:rtl/>
-            <w:cs/>
-            <w:lang w:val="ar_AE" w:bidi="ar_AE"/>
-          </w:rPr>
-          <w:rPr>
-            <w:color w:val="0000EE"/>
-            <w:u w:val="single"/>
-          </w:rPr>
-          <w:t>في 2:20–21</w:t>
-        </w:r>
-      </w:hyperlink>
+      <w:r>
+        <w:rPr>
+          <w:rtl/>
+          <w:cs/>
+          <w:lang w:val="ar_AE" w:bidi="ar_AE"/>
+        </w:rPr>
+        <w:t>في 2:20–21</w:t>
+      </w:r>
       <w:r>
         <w:rPr>
           <w:rtl/>
@@ -331,20 +325,14 @@
         </w:rPr>
         <w:t xml:space="preserve">). • إن شعب الله المُقَدَّس قد تم تقديسهم في نظر الله بعمل المسيح الفدائي (انظر </w:t>
       </w:r>
-      <w:hyperlink r:id="rId14">
-        <w:r>
-          <w:rPr>
-            <w:rtl/>
-            <w:cs/>
-            <w:lang w:val="ar_AE" w:bidi="ar_AE"/>
-          </w:rPr>
-          <w:rPr>
-            <w:color w:val="0000EE"/>
-            <w:u w:val="single"/>
-          </w:rPr>
-          <w:t>أف 1:4</w:t>
-        </w:r>
-      </w:hyperlink>
+      <w:r>
+        <w:rPr>
+          <w:rtl/>
+          <w:cs/>
+          <w:lang w:val="ar_AE" w:bidi="ar_AE"/>
+        </w:rPr>
+        <w:t>أف 1:4</w:t>
+      </w:r>
       <w:r>
         <w:rPr>
           <w:rtl/>
@@ -353,20 +341,14 @@
         </w:rPr>
         <w:t xml:space="preserve">, </w:t>
       </w:r>
-      <w:hyperlink r:id="rId15">
-        <w:r>
-          <w:rPr>
-            <w:rtl/>
-            <w:cs/>
-            <w:lang w:val="ar_AE" w:bidi="ar_AE"/>
-          </w:rPr>
-          <w:rPr>
-            <w:color w:val="0000EE"/>
-            <w:u w:val="single"/>
-          </w:rPr>
-          <w:t>7</w:t>
-        </w:r>
-      </w:hyperlink>
+      <w:r>
+        <w:rPr>
+          <w:rtl/>
+          <w:cs/>
+          <w:lang w:val="ar_AE" w:bidi="ar_AE"/>
+        </w:rPr>
+        <w:t>7</w:t>
+      </w:r>
       <w:r>
         <w:rPr>
           <w:rtl/>
@@ -375,20 +357,14 @@
         </w:rPr>
         <w:t xml:space="preserve">; </w:t>
       </w:r>
-      <w:hyperlink r:id="rId16">
-        <w:r>
-          <w:rPr>
-            <w:rtl/>
-            <w:cs/>
-            <w:lang w:val="ar_AE" w:bidi="ar_AE"/>
-          </w:rPr>
-          <w:rPr>
-            <w:color w:val="0000EE"/>
-            <w:u w:val="single"/>
-          </w:rPr>
-          <w:t>5:25–27</w:t>
-        </w:r>
-      </w:hyperlink>
+      <w:r>
+        <w:rPr>
+          <w:rtl/>
+          <w:cs/>
+          <w:lang w:val="ar_AE" w:bidi="ar_AE"/>
+        </w:rPr>
+        <w:t>5:25–27</w:t>
+      </w:r>
       <w:r>
         <w:rPr>
           <w:rtl/>
@@ -397,20 +373,14 @@
         </w:rPr>
         <w:t xml:space="preserve">; </w:t>
       </w:r>
-      <w:hyperlink r:id="rId17">
-        <w:r>
-          <w:rPr>
-            <w:rtl/>
-            <w:cs/>
-            <w:lang w:val="ar_AE" w:bidi="ar_AE"/>
-          </w:rPr>
-          <w:rPr>
-            <w:color w:val="0000EE"/>
-            <w:u w:val="single"/>
-          </w:rPr>
-          <w:t>كو 1:22</w:t>
-        </w:r>
-      </w:hyperlink>
+      <w:r>
+        <w:rPr>
+          <w:rtl/>
+          <w:cs/>
+          <w:lang w:val="ar_AE" w:bidi="ar_AE"/>
+        </w:rPr>
+        <w:t>كو 1:22</w:t>
+      </w:r>
       <w:r>
         <w:rPr>
           <w:rtl/>
@@ -419,20 +389,14 @@
         </w:rPr>
         <w:t xml:space="preserve">), ويتم تقديسهم بعمل الروح القدس المُغيِّر في حياتهم (قارن </w:t>
       </w:r>
-      <w:hyperlink r:id="rId18">
-        <w:r>
-          <w:rPr>
-            <w:rtl/>
-            <w:cs/>
-            <w:lang w:val="ar_AE" w:bidi="ar_AE"/>
-          </w:rPr>
-          <w:rPr>
-            <w:color w:val="0000EE"/>
-            <w:u w:val="single"/>
-          </w:rPr>
-          <w:t>في 4:21</w:t>
-        </w:r>
-      </w:hyperlink>
+      <w:r>
+        <w:rPr>
+          <w:rtl/>
+          <w:cs/>
+          <w:lang w:val="ar_AE" w:bidi="ar_AE"/>
+        </w:rPr>
+        <w:t>في 4:21</w:t>
+      </w:r>
       <w:r>
         <w:rPr>
           <w:rtl/>
@@ -441,20 +405,14 @@
         </w:rPr>
         <w:t xml:space="preserve">). • كانت فيلبّي مستعمرة رومانية في مقاطعة مكدونيّة. وكانت الكنيسة في فيلبّي أول مجتمع مسيحي في بلاد اليونان (انظر </w:t>
       </w:r>
-      <w:hyperlink r:id="rId19">
-        <w:r>
-          <w:rPr>
-            <w:rtl/>
-            <w:cs/>
-            <w:lang w:val="ar_AE" w:bidi="ar_AE"/>
-          </w:rPr>
-          <w:rPr>
-            <w:color w:val="0000EE"/>
-            <w:u w:val="single"/>
-          </w:rPr>
-          <w:t>أعمال 16:11–40</w:t>
-        </w:r>
-      </w:hyperlink>
+      <w:r>
+        <w:rPr>
+          <w:rtl/>
+          <w:cs/>
+          <w:lang w:val="ar_AE" w:bidi="ar_AE"/>
+        </w:rPr>
+        <w:t>أعمال 16:11–40</w:t>
+      </w:r>
       <w:r>
         <w:rPr>
           <w:rtl/>
@@ -463,20 +421,14 @@
         </w:rPr>
         <w:t xml:space="preserve">). • في الكنيسة الأولى، كان قادة الكنيسة يُقَدِّمون القيادة الروحية، بينما كان الشمامسة يهتمون بالأمور العملية (انظر </w:t>
       </w:r>
-      <w:hyperlink r:id="rId20">
-        <w:r>
-          <w:rPr>
-            <w:rtl/>
-            <w:cs/>
-            <w:lang w:val="ar_AE" w:bidi="ar_AE"/>
-          </w:rPr>
-          <w:rPr>
-            <w:color w:val="0000EE"/>
-            <w:u w:val="single"/>
-          </w:rPr>
-          <w:t>1 تي 3:1–13</w:t>
-        </w:r>
-      </w:hyperlink>
+      <w:r>
+        <w:rPr>
+          <w:rtl/>
+          <w:cs/>
+          <w:lang w:val="ar_AE" w:bidi="ar_AE"/>
+        </w:rPr>
+        <w:t>1 تي 3:1–13</w:t>
+      </w:r>
       <w:r>
         <w:rPr>
           <w:rtl/>
@@ -485,20 +437,14 @@
         </w:rPr>
         <w:t xml:space="preserve">). لم يكن هناك قساوسة أو كهنة متخصصون كما هو الحال اليوم (قارن </w:t>
       </w:r>
-      <w:hyperlink r:id="rId21">
-        <w:r>
-          <w:rPr>
-            <w:rtl/>
-            <w:cs/>
-            <w:lang w:val="ar_AE" w:bidi="ar_AE"/>
-          </w:rPr>
-          <w:rPr>
-            <w:color w:val="0000EE"/>
-            <w:u w:val="single"/>
-          </w:rPr>
-          <w:t>1 كو 14:26–31</w:t>
-        </w:r>
-      </w:hyperlink>
+      <w:r>
+        <w:rPr>
+          <w:rtl/>
+          <w:cs/>
+          <w:lang w:val="ar_AE" w:bidi="ar_AE"/>
+        </w:rPr>
+        <w:t>1 كو 14:26–31</w:t>
+      </w:r>
       <w:r>
         <w:rPr>
           <w:rtl/>
@@ -641,20 +587,14 @@
         </w:rPr>
         <w:t xml:space="preserve">النعمة هي بركة غير مُستَحقة تأتي من الله؛ والسلام هو نفس صحيحة وحالة من الرضا متجذران في الأخبار السارة والروح القدس هو من يصنعهما (انظر </w:t>
       </w:r>
-      <w:hyperlink r:id="rId22">
-        <w:r>
-          <w:rPr>
-            <w:rtl/>
-            <w:cs/>
-            <w:lang w:val="ar_AE" w:bidi="ar_AE"/>
-          </w:rPr>
-          <w:rPr>
-            <w:color w:val="0000EE"/>
-            <w:u w:val="single"/>
-          </w:rPr>
-          <w:t>غلاطية 5:22</w:t>
-        </w:r>
-      </w:hyperlink>
+      <w:r>
+        <w:rPr>
+          <w:rtl/>
+          <w:cs/>
+          <w:lang w:val="ar_AE" w:bidi="ar_AE"/>
+        </w:rPr>
+        <w:t>غلاطية 5:22</w:t>
+      </w:r>
       <w:r>
         <w:rPr>
           <w:rtl/>
@@ -663,20 +603,14 @@
         </w:rPr>
         <w:t xml:space="preserve">). وهذه الأمور هي هبات من الله أبينا والرب يسوع المسيح (انظر </w:t>
       </w:r>
-      <w:hyperlink r:id="rId23">
-        <w:r>
-          <w:rPr>
-            <w:rtl/>
-            <w:cs/>
-            <w:lang w:val="ar_AE" w:bidi="ar_AE"/>
-          </w:rPr>
-          <w:rPr>
-            <w:color w:val="0000EE"/>
-            <w:u w:val="single"/>
-          </w:rPr>
-          <w:t>رومية 5:1–2</w:t>
-        </w:r>
-      </w:hyperlink>
+      <w:r>
+        <w:rPr>
+          <w:rtl/>
+          <w:cs/>
+          <w:lang w:val="ar_AE" w:bidi="ar_AE"/>
+        </w:rPr>
+        <w:t>رومية 5:1–2</w:t>
+      </w:r>
       <w:r>
         <w:rPr>
           <w:rtl/>
@@ -886,20 +820,14 @@
         </w:rPr>
         <w:t xml:space="preserve">ولقد شملت شراكتهم الدعم المالي (انظر </w:t>
       </w:r>
-      <w:hyperlink r:id="rId24">
-        <w:r>
-          <w:rPr>
-            <w:rtl/>
-            <w:cs/>
-            <w:lang w:val="ar_AE" w:bidi="ar_AE"/>
-          </w:rPr>
-          <w:rPr>
-            <w:color w:val="0000EE"/>
-            <w:u w:val="single"/>
-          </w:rPr>
-          <w:t>4:10–20</w:t>
-        </w:r>
-      </w:hyperlink>
+      <w:r>
+        <w:rPr>
+          <w:rtl/>
+          <w:cs/>
+          <w:lang w:val="ar_AE" w:bidi="ar_AE"/>
+        </w:rPr>
+        <w:t>4:10–20</w:t>
+      </w:r>
       <w:r>
         <w:rPr>
           <w:rtl/>
@@ -975,20 +903,14 @@
         </w:rPr>
         <w:t xml:space="preserve">الله، الَّذِي ابْتَدَأَ فِيكُمْ عَمَلًا صَالِحًا: الله هو الذي يأخذ المبادرة ليُفَعِّل خلاصه في الناس (انظر </w:t>
       </w:r>
-      <w:hyperlink r:id="rId25">
-        <w:r>
-          <w:rPr>
-            <w:rtl/>
-            <w:cs/>
-            <w:lang w:val="ar_AE" w:bidi="ar_AE"/>
-          </w:rPr>
-          <w:rPr>
-            <w:color w:val="0000EE"/>
-            <w:u w:val="single"/>
-          </w:rPr>
-          <w:t>رومية 9:16</w:t>
-        </w:r>
-      </w:hyperlink>
+      <w:r>
+        <w:rPr>
+          <w:rtl/>
+          <w:cs/>
+          <w:lang w:val="ar_AE" w:bidi="ar_AE"/>
+        </w:rPr>
+        <w:t>رومية 9:16</w:t>
+      </w:r>
       <w:r>
         <w:rPr>
           <w:rtl/>
@@ -997,20 +919,14 @@
         </w:rPr>
         <w:t xml:space="preserve">؛ </w:t>
       </w:r>
-      <w:hyperlink r:id="rId26">
-        <w:r>
-          <w:rPr>
-            <w:rtl/>
-            <w:cs/>
-            <w:lang w:val="ar_AE" w:bidi="ar_AE"/>
-          </w:rPr>
-          <w:rPr>
-            <w:color w:val="0000EE"/>
-            <w:u w:val="single"/>
-          </w:rPr>
-          <w:t>أفسس 1:3–8</w:t>
-        </w:r>
-      </w:hyperlink>
+      <w:r>
+        <w:rPr>
+          <w:rtl/>
+          <w:cs/>
+          <w:lang w:val="ar_AE" w:bidi="ar_AE"/>
+        </w:rPr>
+        <w:t>أفسس 1:3–8</w:t>
+      </w:r>
       <w:r>
         <w:rPr>
           <w:rtl/>
@@ -1019,20 +935,14 @@
         </w:rPr>
         <w:t xml:space="preserve">، </w:t>
       </w:r>
-      <w:hyperlink r:id="rId27">
-        <w:r>
-          <w:rPr>
-            <w:rtl/>
-            <w:cs/>
-            <w:lang w:val="ar_AE" w:bidi="ar_AE"/>
-          </w:rPr>
-          <w:rPr>
-            <w:color w:val="0000EE"/>
-            <w:u w:val="single"/>
-          </w:rPr>
-          <w:t>11</w:t>
-        </w:r>
-      </w:hyperlink>
+      <w:r>
+        <w:rPr>
+          <w:rtl/>
+          <w:cs/>
+          <w:lang w:val="ar_AE" w:bidi="ar_AE"/>
+        </w:rPr>
+        <w:t>11</w:t>
+      </w:r>
       <w:r>
         <w:rPr>
           <w:rtl/>
@@ -1041,20 +951,14 @@
         </w:rPr>
         <w:t xml:space="preserve">؛ </w:t>
       </w:r>
-      <w:hyperlink r:id="rId28">
-        <w:r>
-          <w:rPr>
-            <w:rtl/>
-            <w:cs/>
-            <w:lang w:val="ar_AE" w:bidi="ar_AE"/>
-          </w:rPr>
-          <w:rPr>
-            <w:color w:val="0000EE"/>
-            <w:u w:val="single"/>
-          </w:rPr>
-          <w:t>2:4–10</w:t>
-        </w:r>
-      </w:hyperlink>
+      <w:r>
+        <w:rPr>
+          <w:rtl/>
+          <w:cs/>
+          <w:lang w:val="ar_AE" w:bidi="ar_AE"/>
+        </w:rPr>
+        <w:t>2:4–10</w:t>
+      </w:r>
       <w:r>
         <w:rPr>
           <w:rtl/>
@@ -1063,20 +967,14 @@
         </w:rPr>
         <w:t xml:space="preserve">)، لذا يمكن الوثوق به لمواصلة عمله في تغيير الناس ليصبحوا على شبه ابنه (انظر </w:t>
       </w:r>
-      <w:hyperlink r:id="rId29">
-        <w:r>
-          <w:rPr>
-            <w:rtl/>
-            <w:cs/>
-            <w:lang w:val="ar_AE" w:bidi="ar_AE"/>
-          </w:rPr>
-          <w:rPr>
-            <w:color w:val="0000EE"/>
-            <w:u w:val="single"/>
-          </w:rPr>
-          <w:t>رومية 8:29</w:t>
-        </w:r>
-      </w:hyperlink>
+      <w:r>
+        <w:rPr>
+          <w:rtl/>
+          <w:cs/>
+          <w:lang w:val="ar_AE" w:bidi="ar_AE"/>
+        </w:rPr>
+        <w:t>رومية 8:29</w:t>
+      </w:r>
       <w:r>
         <w:rPr>
           <w:rtl/>
@@ -1085,20 +983,14 @@
         </w:rPr>
         <w:t xml:space="preserve">؛ </w:t>
       </w:r>
-      <w:hyperlink r:id="rId30">
-        <w:r>
-          <w:rPr>
-            <w:rtl/>
-            <w:cs/>
-            <w:lang w:val="ar_AE" w:bidi="ar_AE"/>
-          </w:rPr>
-          <w:rPr>
-            <w:color w:val="0000EE"/>
-            <w:u w:val="single"/>
-          </w:rPr>
-          <w:t>أفسس 4:13</w:t>
-        </w:r>
-      </w:hyperlink>
+      <w:r>
+        <w:rPr>
+          <w:rtl/>
+          <w:cs/>
+          <w:lang w:val="ar_AE" w:bidi="ar_AE"/>
+        </w:rPr>
+        <w:t>أفسس 4:13</w:t>
+      </w:r>
       <w:r>
         <w:rPr>
           <w:rtl/>
@@ -1107,20 +999,14 @@
         </w:rPr>
         <w:t xml:space="preserve">، </w:t>
       </w:r>
-      <w:hyperlink r:id="rId31">
-        <w:r>
-          <w:rPr>
-            <w:rtl/>
-            <w:cs/>
-            <w:lang w:val="ar_AE" w:bidi="ar_AE"/>
-          </w:rPr>
-          <w:rPr>
-            <w:color w:val="0000EE"/>
-            <w:u w:val="single"/>
-          </w:rPr>
-          <w:t>15</w:t>
-        </w:r>
-      </w:hyperlink>
+      <w:r>
+        <w:rPr>
+          <w:rtl/>
+          <w:cs/>
+          <w:lang w:val="ar_AE" w:bidi="ar_AE"/>
+        </w:rPr>
+        <w:t>15</w:t>
+      </w:r>
       <w:r>
         <w:rPr>
           <w:rtl/>
@@ -1196,20 +1082,14 @@
         </w:rPr>
         <w:t xml:space="preserve">أَنْتُمُ الَّذِينَ جَمِيعُكُمْ شُرَكَائِي فِي النِّعْمَةِ: ربما كانت حياتهم مباركة نتيجة معاناة بولس وشهادته؛ وربما كانوا قد عانوا هم أيضًا معه (انظر </w:t>
       </w:r>
-      <w:hyperlink r:id="rId32">
-        <w:r>
-          <w:rPr>
-            <w:rtl/>
-            <w:cs/>
-            <w:lang w:val="ar_AE" w:bidi="ar_AE"/>
-          </w:rPr>
-          <w:rPr>
-            <w:color w:val="0000EE"/>
-            <w:u w:val="single"/>
-          </w:rPr>
-          <w:t>1:29</w:t>
-        </w:r>
-      </w:hyperlink>
+      <w:r>
+        <w:rPr>
+          <w:rtl/>
+          <w:cs/>
+          <w:lang w:val="ar_AE" w:bidi="ar_AE"/>
+        </w:rPr>
+        <w:t>1:29</w:t>
+      </w:r>
       <w:r>
         <w:rPr>
           <w:rtl/>
@@ -1285,20 +1165,14 @@
         </w:rPr>
         <w:t>المحبة هي ثمرة لروح المسيح داخل المؤمنين (</w:t>
       </w:r>
-      <w:hyperlink r:id="rId33">
-        <w:r>
-          <w:rPr>
-            <w:rtl/>
-            <w:cs/>
-            <w:lang w:val="ar_AE" w:bidi="ar_AE"/>
-          </w:rPr>
-          <w:rPr>
-            <w:color w:val="0000EE"/>
-            <w:u w:val="single"/>
-          </w:rPr>
-          <w:t>رو 5:5</w:t>
-        </w:r>
-      </w:hyperlink>
+      <w:r>
+        <w:rPr>
+          <w:rtl/>
+          <w:cs/>
+          <w:lang w:val="ar_AE" w:bidi="ar_AE"/>
+        </w:rPr>
+        <w:t>رو 5:5</w:t>
+      </w:r>
       <w:r>
         <w:rPr>
           <w:rtl/>
@@ -1307,20 +1181,14 @@
         </w:rPr>
         <w:t xml:space="preserve">؛ </w:t>
       </w:r>
-      <w:hyperlink r:id="rId22">
-        <w:r>
-          <w:rPr>
-            <w:rtl/>
-            <w:cs/>
-            <w:lang w:val="ar_AE" w:bidi="ar_AE"/>
-          </w:rPr>
-          <w:rPr>
-            <w:color w:val="0000EE"/>
-            <w:u w:val="single"/>
-          </w:rPr>
-          <w:t>غل 5:22</w:t>
-        </w:r>
-      </w:hyperlink>
+      <w:r>
+        <w:rPr>
+          <w:rtl/>
+          <w:cs/>
+          <w:lang w:val="ar_AE" w:bidi="ar_AE"/>
+        </w:rPr>
+        <w:t>غل 5:22</w:t>
+      </w:r>
       <w:r>
         <w:rPr>
           <w:rtl/>
@@ -1329,20 +1197,14 @@
         </w:rPr>
         <w:t xml:space="preserve">). • النمو فِي الْمَعْرِفَةِ وَفِي كُلِّ فَهْمٍ: بهذه الطريقة، يمكن للمؤمنين أن يدركوا ويميزوا ما هو مهم حقًا (انظر </w:t>
       </w:r>
-      <w:hyperlink r:id="rId34">
-        <w:r>
-          <w:rPr>
-            <w:rtl/>
-            <w:cs/>
-            <w:lang w:val="ar_AE" w:bidi="ar_AE"/>
-          </w:rPr>
-          <w:rPr>
-            <w:color w:val="0000EE"/>
-            <w:u w:val="single"/>
-          </w:rPr>
-          <w:t>رو 12:2</w:t>
-        </w:r>
-      </w:hyperlink>
+      <w:r>
+        <w:rPr>
+          <w:rtl/>
+          <w:cs/>
+          <w:lang w:val="ar_AE" w:bidi="ar_AE"/>
+        </w:rPr>
+        <w:t>رو 12:2</w:t>
+      </w:r>
       <w:r>
         <w:rPr>
           <w:rtl/>
@@ -1351,20 +1213,14 @@
         </w:rPr>
         <w:t xml:space="preserve">) ويعيشوا حياة نقية وبلا عثرة إلى يوم مجيء المسيح (قارن </w:t>
       </w:r>
-      <w:hyperlink r:id="rId35">
-        <w:r>
-          <w:rPr>
-            <w:rtl/>
-            <w:cs/>
-            <w:lang w:val="ar_AE" w:bidi="ar_AE"/>
-          </w:rPr>
-          <w:rPr>
-            <w:color w:val="0000EE"/>
-            <w:u w:val="single"/>
-          </w:rPr>
-          <w:t>1 تس 3:12–13</w:t>
-        </w:r>
-      </w:hyperlink>
+      <w:r>
+        <w:rPr>
+          <w:rtl/>
+          <w:cs/>
+          <w:lang w:val="ar_AE" w:bidi="ar_AE"/>
+        </w:rPr>
+        <w:t>1 تس 3:12–13</w:t>
+      </w:r>
       <w:r>
         <w:rPr>
           <w:rtl/>
@@ -1373,20 +1229,14 @@
         </w:rPr>
         <w:t xml:space="preserve">؛ </w:t>
       </w:r>
-      <w:hyperlink r:id="rId36">
-        <w:r>
-          <w:rPr>
-            <w:rtl/>
-            <w:cs/>
-            <w:lang w:val="ar_AE" w:bidi="ar_AE"/>
-          </w:rPr>
-          <w:rPr>
-            <w:color w:val="0000EE"/>
-            <w:u w:val="single"/>
-          </w:rPr>
-          <w:t>5:23</w:t>
-        </w:r>
-      </w:hyperlink>
+      <w:r>
+        <w:rPr>
+          <w:rtl/>
+          <w:cs/>
+          <w:lang w:val="ar_AE" w:bidi="ar_AE"/>
+        </w:rPr>
+        <w:t>5:23</w:t>
+      </w:r>
       <w:r>
         <w:rPr>
           <w:rtl/>
@@ -1462,20 +1312,14 @@
         </w:rPr>
         <w:t xml:space="preserve">لا يمكن تكوين الشخصية الصالحة (الممتلئة من ثمر البِرّ) بالجهد البشري وحده؛ فهي تأتي فقط من خلال روح المسيح الذي يعمل في قلوب الناس. • المجد والحمد لله هو الغاية النهائية التي يعيش من أجلها شعب الله (انظر </w:t>
       </w:r>
-      <w:hyperlink r:id="rId37">
-        <w:r>
-          <w:rPr>
-            <w:rtl/>
-            <w:cs/>
-            <w:lang w:val="ar_AE" w:bidi="ar_AE"/>
-          </w:rPr>
-          <w:rPr>
-            <w:color w:val="0000EE"/>
-            <w:u w:val="single"/>
-          </w:rPr>
-          <w:t>أفسس 1:6</w:t>
-        </w:r>
-      </w:hyperlink>
+      <w:r>
+        <w:rPr>
+          <w:rtl/>
+          <w:cs/>
+          <w:lang w:val="ar_AE" w:bidi="ar_AE"/>
+        </w:rPr>
+        <w:t>أفسس 1:6</w:t>
+      </w:r>
       <w:r>
         <w:rPr>
           <w:rtl/>
@@ -1484,20 +1328,14 @@
         </w:rPr>
         <w:t xml:space="preserve">، </w:t>
       </w:r>
-      <w:hyperlink r:id="rId38">
-        <w:r>
-          <w:rPr>
-            <w:rtl/>
-            <w:cs/>
-            <w:lang w:val="ar_AE" w:bidi="ar_AE"/>
-          </w:rPr>
-          <w:rPr>
-            <w:color w:val="0000EE"/>
-            <w:u w:val="single"/>
-          </w:rPr>
-          <w:t>12</w:t>
-        </w:r>
-      </w:hyperlink>
+      <w:r>
+        <w:rPr>
+          <w:rtl/>
+          <w:cs/>
+          <w:lang w:val="ar_AE" w:bidi="ar_AE"/>
+        </w:rPr>
+        <w:t>12</w:t>
+      </w:r>
       <w:r>
         <w:rPr>
           <w:rtl/>
@@ -1506,20 +1344,14 @@
         </w:rPr>
         <w:t xml:space="preserve">، </w:t>
       </w:r>
-      <w:hyperlink r:id="rId39">
-        <w:r>
-          <w:rPr>
-            <w:rtl/>
-            <w:cs/>
-            <w:lang w:val="ar_AE" w:bidi="ar_AE"/>
-          </w:rPr>
-          <w:rPr>
-            <w:color w:val="0000EE"/>
-            <w:u w:val="single"/>
-          </w:rPr>
-          <w:t>14</w:t>
-        </w:r>
-      </w:hyperlink>
+      <w:r>
+        <w:rPr>
+          <w:rtl/>
+          <w:cs/>
+          <w:lang w:val="ar_AE" w:bidi="ar_AE"/>
+        </w:rPr>
+        <w:t>14</w:t>
+      </w:r>
       <w:r>
         <w:rPr>
           <w:rtl/>
@@ -1595,20 +1427,14 @@
         </w:rPr>
         <w:t xml:space="preserve">أَيُّهَا الإِخْوَةُ: كلمة "adelphoi" اليونانية هي مصطلح عام يُستخدم عادةً للإشارة إلى أفراد العائلة نفسها، سواء كانوا ذكورًا أو إناثًا. • كلمة أُمُورِي هنا تشير إلى سجن بولس. • قَدْ آلَتْ أَكْثَرَ إِلَى تَقَدُّمِ الإِنْجِيلِ: انظر </w:t>
       </w:r>
-      <w:hyperlink r:id="rId40">
-        <w:r>
-          <w:rPr>
-            <w:rtl/>
-            <w:cs/>
-            <w:lang w:val="ar_AE" w:bidi="ar_AE"/>
-          </w:rPr>
-          <w:rPr>
-            <w:color w:val="0000EE"/>
-            <w:u w:val="single"/>
-          </w:rPr>
-          <w:t>أعمال الرسل 28:17–31</w:t>
-        </w:r>
-      </w:hyperlink>
+      <w:r>
+        <w:rPr>
+          <w:rtl/>
+          <w:cs/>
+          <w:lang w:val="ar_AE" w:bidi="ar_AE"/>
+        </w:rPr>
+        <w:t>أعمال الرسل 28:17–31</w:t>
+      </w:r>
       <w:r>
         <w:rPr>
           <w:rtl/>
@@ -1751,20 +1577,14 @@
         </w:rPr>
         <w:t xml:space="preserve">كان جميع جند القصر (دار الولاية) يعملون في المقر الرسمي للإمبراطور أو الحاكم الإقليمي (انظر </w:t>
       </w:r>
-      <w:hyperlink r:id="rId41">
-        <w:r>
-          <w:rPr>
-            <w:rtl/>
-            <w:cs/>
-            <w:lang w:val="ar_AE" w:bidi="ar_AE"/>
-          </w:rPr>
-          <w:rPr>
-            <w:color w:val="0000EE"/>
-            <w:u w:val="single"/>
-          </w:rPr>
-          <w:t>4:22</w:t>
-        </w:r>
-      </w:hyperlink>
+      <w:r>
+        <w:rPr>
+          <w:rtl/>
+          <w:cs/>
+          <w:lang w:val="ar_AE" w:bidi="ar_AE"/>
+        </w:rPr>
+        <w:t>4:22</w:t>
+      </w:r>
       <w:r>
         <w:rPr>
           <w:rtl/>
@@ -1773,20 +1593,14 @@
         </w:rPr>
         <w:t xml:space="preserve">). • لقد كان بولس في السجن بسبب المسيح—أي بسبب الكرازة بالأخبار السارة عن المسيح (قارن </w:t>
       </w:r>
-      <w:hyperlink r:id="rId42">
-        <w:r>
-          <w:rPr>
-            <w:rtl/>
-            <w:cs/>
-            <w:lang w:val="ar_AE" w:bidi="ar_AE"/>
-          </w:rPr>
-          <w:rPr>
-            <w:color w:val="0000EE"/>
-            <w:u w:val="single"/>
-          </w:rPr>
-          <w:t>أعمال الرسل 21:26–28:31</w:t>
-        </w:r>
-      </w:hyperlink>
+      <w:r>
+        <w:rPr>
+          <w:rtl/>
+          <w:cs/>
+          <w:lang w:val="ar_AE" w:bidi="ar_AE"/>
+        </w:rPr>
+        <w:t>أعمال الرسل 21:26–28:31</w:t>
+      </w:r>
       <w:r>
         <w:rPr>
           <w:rtl/>
@@ -1962,20 +1776,14 @@
         </w:rPr>
         <w:t xml:space="preserve">أَمَّا قَوْمٌ فَعَنْ حَسَدٍ وَخِصَامٍ يَكْرِزُونَ بِالْمَسِيحِ: ومن الواضح أنهم كانوا مؤمنين ينتقدون بولس (قارن </w:t>
       </w:r>
-      <w:hyperlink r:id="rId43">
-        <w:r>
-          <w:rPr>
-            <w:rtl/>
-            <w:cs/>
-            <w:lang w:val="ar_AE" w:bidi="ar_AE"/>
-          </w:rPr>
-          <w:rPr>
-            <w:color w:val="0000EE"/>
-            <w:u w:val="single"/>
-          </w:rPr>
-          <w:t>2 كو 10–13</w:t>
-        </w:r>
-      </w:hyperlink>
+      <w:r>
+        <w:rPr>
+          <w:rtl/>
+          <w:cs/>
+          <w:lang w:val="ar_AE" w:bidi="ar_AE"/>
+        </w:rPr>
+        <w:t>2 كو 10–13</w:t>
+      </w:r>
       <w:r>
         <w:rPr>
           <w:rtl/>
@@ -1984,20 +1792,14 @@
         </w:rPr>
         <w:t xml:space="preserve">; </w:t>
       </w:r>
-      <w:hyperlink r:id="rId44">
-        <w:r>
-          <w:rPr>
-            <w:rtl/>
-            <w:cs/>
-            <w:lang w:val="ar_AE" w:bidi="ar_AE"/>
-          </w:rPr>
-          <w:rPr>
-            <w:color w:val="0000EE"/>
-            <w:u w:val="single"/>
-          </w:rPr>
-          <w:t>غل 4:12–20</w:t>
-        </w:r>
-      </w:hyperlink>
+      <w:r>
+        <w:rPr>
+          <w:rtl/>
+          <w:cs/>
+          <w:lang w:val="ar_AE" w:bidi="ar_AE"/>
+        </w:rPr>
+        <w:t>غل 4:12–20</w:t>
+      </w:r>
       <w:r>
         <w:rPr>
           <w:rtl/>
@@ -2006,20 +1808,14 @@
         </w:rPr>
         <w:t xml:space="preserve">; </w:t>
       </w:r>
-      <w:hyperlink r:id="rId45">
-        <w:r>
-          <w:rPr>
-            <w:rtl/>
-            <w:cs/>
-            <w:lang w:val="ar_AE" w:bidi="ar_AE"/>
-          </w:rPr>
-          <w:rPr>
-            <w:color w:val="0000EE"/>
-            <w:u w:val="single"/>
-          </w:rPr>
-          <w:t>5:7–12</w:t>
-        </w:r>
-      </w:hyperlink>
+      <w:r>
+        <w:rPr>
+          <w:rtl/>
+          <w:cs/>
+          <w:lang w:val="ar_AE" w:bidi="ar_AE"/>
+        </w:rPr>
+        <w:t>5:7–12</w:t>
+      </w:r>
       <w:r>
         <w:rPr>
           <w:rtl/>
@@ -2095,20 +1891,14 @@
         </w:rPr>
         <w:t xml:space="preserve"> هذَا يَؤُولُ لِي إِلَى خَلاَصٍ: لقد توقع بولس أن يتم إطلاق سراحه من السجن قريبًا (انظر </w:t>
       </w:r>
-      <w:hyperlink r:id="rId46">
-        <w:r>
-          <w:rPr>
-            <w:rtl/>
-            <w:cs/>
-            <w:lang w:val="ar_AE" w:bidi="ar_AE"/>
-          </w:rPr>
-          <w:rPr>
-            <w:color w:val="0000EE"/>
-            <w:u w:val="single"/>
-          </w:rPr>
-          <w:t>1:25–26</w:t>
-        </w:r>
-      </w:hyperlink>
+      <w:r>
+        <w:rPr>
+          <w:rtl/>
+          <w:cs/>
+          <w:lang w:val="ar_AE" w:bidi="ar_AE"/>
+        </w:rPr>
+        <w:t>1:25–26</w:t>
+      </w:r>
       <w:r>
         <w:rPr>
           <w:rtl/>
@@ -2117,20 +1907,14 @@
         </w:rPr>
         <w:t xml:space="preserve">; </w:t>
       </w:r>
-      <w:hyperlink r:id="rId47">
-        <w:r>
-          <w:rPr>
-            <w:rtl/>
-            <w:cs/>
-            <w:lang w:val="ar_AE" w:bidi="ar_AE"/>
-          </w:rPr>
-          <w:rPr>
-            <w:color w:val="0000EE"/>
-            <w:u w:val="single"/>
-          </w:rPr>
-          <w:t>2:24</w:t>
-        </w:r>
-      </w:hyperlink>
+      <w:r>
+        <w:rPr>
+          <w:rtl/>
+          <w:cs/>
+          <w:lang w:val="ar_AE" w:bidi="ar_AE"/>
+        </w:rPr>
+        <w:t>2:24</w:t>
+      </w:r>
       <w:r>
         <w:rPr>
           <w:rtl/>
@@ -2139,20 +1923,14 @@
         </w:rPr>
         <w:t xml:space="preserve">; قارن </w:t>
       </w:r>
-      <w:hyperlink r:id="rId48">
-        <w:r>
-          <w:rPr>
-            <w:rtl/>
-            <w:cs/>
-            <w:lang w:val="ar_AE" w:bidi="ar_AE"/>
-          </w:rPr>
-          <w:rPr>
-            <w:color w:val="0000EE"/>
-            <w:u w:val="single"/>
-          </w:rPr>
-          <w:t>2 تي 4:6</w:t>
-        </w:r>
-      </w:hyperlink>
+      <w:r>
+        <w:rPr>
+          <w:rtl/>
+          <w:cs/>
+          <w:lang w:val="ar_AE" w:bidi="ar_AE"/>
+        </w:rPr>
+        <w:t>2 تي 4:6</w:t>
+      </w:r>
       <w:r>
         <w:rPr>
           <w:rtl/>
@@ -2228,20 +2006,14 @@
         </w:rPr>
         <w:t xml:space="preserve">وَالْمَوْتُ هُوَ رِبْحٌ: بالنسبة للمؤمنين، لا يحمل الموت أي خوف، إذ يقودهم مباشرة إلى حضرة المسيح (انظر </w:t>
       </w:r>
-      <w:hyperlink r:id="rId49">
-        <w:r>
-          <w:rPr>
-            <w:rtl/>
-            <w:cs/>
-            <w:lang w:val="ar_AE" w:bidi="ar_AE"/>
-          </w:rPr>
-          <w:rPr>
-            <w:color w:val="0000EE"/>
-            <w:u w:val="single"/>
-          </w:rPr>
-          <w:t>1:23</w:t>
-        </w:r>
-      </w:hyperlink>
+      <w:r>
+        <w:rPr>
+          <w:rtl/>
+          <w:cs/>
+          <w:lang w:val="ar_AE" w:bidi="ar_AE"/>
+        </w:rPr>
+        <w:t>1:23</w:t>
+      </w:r>
       <w:r>
         <w:rPr>
           <w:rtl/>
@@ -2250,20 +2022,14 @@
         </w:rPr>
         <w:t xml:space="preserve">; قارن </w:t>
       </w:r>
-      <w:hyperlink r:id="rId50">
-        <w:r>
-          <w:rPr>
-            <w:rtl/>
-            <w:cs/>
-            <w:lang w:val="ar_AE" w:bidi="ar_AE"/>
-          </w:rPr>
-          <w:rPr>
-            <w:color w:val="0000EE"/>
-            <w:u w:val="single"/>
-          </w:rPr>
-          <w:t>يوحنا 5:24</w:t>
-        </w:r>
-      </w:hyperlink>
+      <w:r>
+        <w:rPr>
+          <w:rtl/>
+          <w:cs/>
+          <w:lang w:val="ar_AE" w:bidi="ar_AE"/>
+        </w:rPr>
+        <w:t>يوحنا 5:24</w:t>
+      </w:r>
       <w:r>
         <w:rPr>
           <w:rtl/>
@@ -2272,20 +2038,14 @@
         </w:rPr>
         <w:t xml:space="preserve">; </w:t>
       </w:r>
-      <w:hyperlink r:id="rId51">
-        <w:r>
-          <w:rPr>
-            <w:rtl/>
-            <w:cs/>
-            <w:lang w:val="ar_AE" w:bidi="ar_AE"/>
-          </w:rPr>
-          <w:rPr>
-            <w:color w:val="0000EE"/>
-            <w:u w:val="single"/>
-          </w:rPr>
-          <w:t>11:25–26</w:t>
-        </w:r>
-      </w:hyperlink>
+      <w:r>
+        <w:rPr>
+          <w:rtl/>
+          <w:cs/>
+          <w:lang w:val="ar_AE" w:bidi="ar_AE"/>
+        </w:rPr>
+        <w:t>11:25–26</w:t>
+      </w:r>
       <w:r>
         <w:rPr>
           <w:rtl/>
@@ -2294,20 +2054,14 @@
         </w:rPr>
         <w:t xml:space="preserve">; </w:t>
       </w:r>
-      <w:hyperlink r:id="rId52">
-        <w:r>
-          <w:rPr>
-            <w:rtl/>
-            <w:cs/>
-            <w:lang w:val="ar_AE" w:bidi="ar_AE"/>
-          </w:rPr>
-          <w:rPr>
-            <w:color w:val="0000EE"/>
-            <w:u w:val="single"/>
-          </w:rPr>
-          <w:t>رومية 8:38–39</w:t>
-        </w:r>
-      </w:hyperlink>
+      <w:r>
+        <w:rPr>
+          <w:rtl/>
+          <w:cs/>
+          <w:lang w:val="ar_AE" w:bidi="ar_AE"/>
+        </w:rPr>
+        <w:t>رومية 8:38–39</w:t>
+      </w:r>
       <w:r>
         <w:rPr>
           <w:rtl/>
@@ -2383,20 +2137,14 @@
         </w:rPr>
         <w:t xml:space="preserve"> لِيَ اشْتِهَاءٌ أَنْ أَنْطَلِقَ وَأَكُونَ مَعَ الْمَسِيحِ: الموت ينقل المؤمنين مباشرة إلى حضرة الرب (قارن </w:t>
       </w:r>
-      <w:hyperlink r:id="rId53">
-        <w:r>
-          <w:rPr>
-            <w:rtl/>
-            <w:cs/>
-            <w:lang w:val="ar_AE" w:bidi="ar_AE"/>
-          </w:rPr>
-          <w:rPr>
-            <w:color w:val="0000EE"/>
-            <w:u w:val="single"/>
-          </w:rPr>
-          <w:t>3:20–21</w:t>
-        </w:r>
-      </w:hyperlink>
+      <w:r>
+        <w:rPr>
+          <w:rtl/>
+          <w:cs/>
+          <w:lang w:val="ar_AE" w:bidi="ar_AE"/>
+        </w:rPr>
+        <w:t>3:20–21</w:t>
+      </w:r>
       <w:r>
         <w:rPr>
           <w:rtl/>
@@ -2405,20 +2153,14 @@
         </w:rPr>
         <w:t xml:space="preserve">; </w:t>
       </w:r>
-      <w:hyperlink r:id="rId54">
-        <w:r>
-          <w:rPr>
-            <w:rtl/>
-            <w:cs/>
-            <w:lang w:val="ar_AE" w:bidi="ar_AE"/>
-          </w:rPr>
-          <w:rPr>
-            <w:color w:val="0000EE"/>
-            <w:u w:val="single"/>
-          </w:rPr>
-          <w:t>1 كو 15:20–23</w:t>
-        </w:r>
-      </w:hyperlink>
+      <w:r>
+        <w:rPr>
+          <w:rtl/>
+          <w:cs/>
+          <w:lang w:val="ar_AE" w:bidi="ar_AE"/>
+        </w:rPr>
+        <w:t>1 كو 15:20–23</w:t>
+      </w:r>
       <w:r>
         <w:rPr>
           <w:rtl/>
@@ -2427,20 +2169,14 @@
         </w:rPr>
         <w:t xml:space="preserve">, </w:t>
       </w:r>
-      <w:hyperlink r:id="rId55">
-        <w:r>
-          <w:rPr>
-            <w:rtl/>
-            <w:cs/>
-            <w:lang w:val="ar_AE" w:bidi="ar_AE"/>
-          </w:rPr>
-          <w:rPr>
-            <w:color w:val="0000EE"/>
-            <w:u w:val="single"/>
-          </w:rPr>
-          <w:t>51–52</w:t>
-        </w:r>
-      </w:hyperlink>
+      <w:r>
+        <w:rPr>
+          <w:rtl/>
+          <w:cs/>
+          <w:lang w:val="ar_AE" w:bidi="ar_AE"/>
+        </w:rPr>
+        <w:t>51–52</w:t>
+      </w:r>
       <w:r>
         <w:rPr>
           <w:rtl/>
@@ -2449,20 +2185,14 @@
         </w:rPr>
         <w:t xml:space="preserve">; </w:t>
       </w:r>
-      <w:hyperlink r:id="rId56">
-        <w:r>
-          <w:rPr>
-            <w:rtl/>
-            <w:cs/>
-            <w:lang w:val="ar_AE" w:bidi="ar_AE"/>
-          </w:rPr>
-          <w:rPr>
-            <w:color w:val="0000EE"/>
-            <w:u w:val="single"/>
-          </w:rPr>
-          <w:t>2 كو 5:1–8</w:t>
-        </w:r>
-      </w:hyperlink>
+      <w:r>
+        <w:rPr>
+          <w:rtl/>
+          <w:cs/>
+          <w:lang w:val="ar_AE" w:bidi="ar_AE"/>
+        </w:rPr>
+        <w:t>2 كو 5:1–8</w:t>
+      </w:r>
       <w:r>
         <w:rPr>
           <w:rtl/>
@@ -2471,20 +2201,14 @@
         </w:rPr>
         <w:t xml:space="preserve">; </w:t>
       </w:r>
-      <w:hyperlink r:id="rId57">
-        <w:r>
-          <w:rPr>
-            <w:rtl/>
-            <w:cs/>
-            <w:lang w:val="ar_AE" w:bidi="ar_AE"/>
-          </w:rPr>
-          <w:rPr>
-            <w:color w:val="0000EE"/>
-            <w:u w:val="single"/>
-          </w:rPr>
-          <w:t>1 تس 4:13–17</w:t>
-        </w:r>
-      </w:hyperlink>
+      <w:r>
+        <w:rPr>
+          <w:rtl/>
+          <w:cs/>
+          <w:lang w:val="ar_AE" w:bidi="ar_AE"/>
+        </w:rPr>
+        <w:t>1 تس 4:13–17</w:t>
+      </w:r>
       <w:r>
         <w:rPr>
           <w:rtl/>
@@ -2560,20 +2284,14 @@
         </w:rPr>
         <w:t xml:space="preserve">سلامة الكنيسة وتقدُّمها له أهمية أكبر بالنسبة لبولس من رغبته الشخصية في أن يكون مع المسيح. • وَفَرَحِكُمْ فِي الإِيمَانِ: يُشجَّع المؤمنون على إيجاد الفرح حتى في أوقات المعاناة (انظر </w:t>
       </w:r>
-      <w:hyperlink r:id="rId58">
-        <w:r>
-          <w:rPr>
-            <w:rtl/>
-            <w:cs/>
-            <w:lang w:val="ar_AE" w:bidi="ar_AE"/>
-          </w:rPr>
-          <w:rPr>
-            <w:color w:val="0000EE"/>
-            <w:u w:val="single"/>
-          </w:rPr>
-          <w:t>4:4</w:t>
-        </w:r>
-      </w:hyperlink>
+      <w:r>
+        <w:rPr>
+          <w:rtl/>
+          <w:cs/>
+          <w:lang w:val="ar_AE" w:bidi="ar_AE"/>
+        </w:rPr>
+        <w:t>4:4</w:t>
+      </w:r>
       <w:r>
         <w:rPr>
           <w:rtl/>
@@ -2582,20 +2300,14 @@
         </w:rPr>
         <w:t xml:space="preserve">; </w:t>
       </w:r>
-      <w:hyperlink r:id="rId59">
-        <w:r>
-          <w:rPr>
-            <w:rtl/>
-            <w:cs/>
-            <w:lang w:val="ar_AE" w:bidi="ar_AE"/>
-          </w:rPr>
-          <w:rPr>
-            <w:color w:val="0000EE"/>
-            <w:u w:val="single"/>
-          </w:rPr>
-          <w:t>يوحنا 15:11</w:t>
-        </w:r>
-      </w:hyperlink>
+      <w:r>
+        <w:rPr>
+          <w:rtl/>
+          <w:cs/>
+          <w:lang w:val="ar_AE" w:bidi="ar_AE"/>
+        </w:rPr>
+        <w:t>يوحنا 15:11</w:t>
+      </w:r>
       <w:r>
         <w:rPr>
           <w:rtl/>
@@ -2604,20 +2316,14 @@
         </w:rPr>
         <w:t xml:space="preserve">, </w:t>
       </w:r>
-      <w:hyperlink r:id="rId60">
-        <w:r>
-          <w:rPr>
-            <w:rtl/>
-            <w:cs/>
-            <w:lang w:val="ar_AE" w:bidi="ar_AE"/>
-          </w:rPr>
-          <w:rPr>
-            <w:color w:val="0000EE"/>
-            <w:u w:val="single"/>
-          </w:rPr>
-          <w:t>20</w:t>
-        </w:r>
-      </w:hyperlink>
+      <w:r>
+        <w:rPr>
+          <w:rtl/>
+          <w:cs/>
+          <w:lang w:val="ar_AE" w:bidi="ar_AE"/>
+        </w:rPr>
+        <w:t>20</w:t>
+      </w:r>
       <w:r>
         <w:rPr>
           <w:rtl/>
@@ -2626,20 +2332,14 @@
         </w:rPr>
         <w:t xml:space="preserve">; </w:t>
       </w:r>
-      <w:hyperlink r:id="rId61">
-        <w:r>
-          <w:rPr>
-            <w:rtl/>
-            <w:cs/>
-            <w:lang w:val="ar_AE" w:bidi="ar_AE"/>
-          </w:rPr>
-          <w:rPr>
-            <w:color w:val="0000EE"/>
-            <w:u w:val="single"/>
-          </w:rPr>
-          <w:t>16:20–24</w:t>
-        </w:r>
-      </w:hyperlink>
+      <w:r>
+        <w:rPr>
+          <w:rtl/>
+          <w:cs/>
+          <w:lang w:val="ar_AE" w:bidi="ar_AE"/>
+        </w:rPr>
+        <w:t>16:20–24</w:t>
+      </w:r>
       <w:r>
         <w:rPr>
           <w:rtl/>
@@ -2648,20 +2348,14 @@
         </w:rPr>
         <w:t xml:space="preserve">; </w:t>
       </w:r>
-      <w:hyperlink r:id="rId62">
-        <w:r>
-          <w:rPr>
-            <w:rtl/>
-            <w:cs/>
-            <w:lang w:val="ar_AE" w:bidi="ar_AE"/>
-          </w:rPr>
-          <w:rPr>
-            <w:color w:val="0000EE"/>
-            <w:u w:val="single"/>
-          </w:rPr>
-          <w:t>1 تسالونيكي 5:16</w:t>
-        </w:r>
-      </w:hyperlink>
+      <w:r>
+        <w:rPr>
+          <w:rtl/>
+          <w:cs/>
+          <w:lang w:val="ar_AE" w:bidi="ar_AE"/>
+        </w:rPr>
+        <w:t>1 تسالونيكي 5:16</w:t>
+      </w:r>
       <w:r>
         <w:rPr>
           <w:rtl/>
@@ -2737,20 +2431,14 @@
         </w:rPr>
         <w:t xml:space="preserve">باعتبارهم غرباء في هذا العالم، ينبغي للمؤمنين من أهل فيلبي أن يعيشوا كمواطني السماء (قارن </w:t>
       </w:r>
-      <w:hyperlink r:id="rId63">
-        <w:r>
-          <w:rPr>
-            <w:rtl/>
-            <w:cs/>
-            <w:lang w:val="ar_AE" w:bidi="ar_AE"/>
-          </w:rPr>
-          <w:rPr>
-            <w:color w:val="0000EE"/>
-            <w:u w:val="single"/>
-          </w:rPr>
-          <w:t>3:20</w:t>
-        </w:r>
-      </w:hyperlink>
+      <w:r>
+        <w:rPr>
+          <w:rtl/>
+          <w:cs/>
+          <w:lang w:val="ar_AE" w:bidi="ar_AE"/>
+        </w:rPr>
+        <w:t>3:20</w:t>
+      </w:r>
       <w:r>
         <w:rPr>
           <w:rtl/>
@@ -2759,20 +2447,14 @@
         </w:rPr>
         <w:t xml:space="preserve">; </w:t>
       </w:r>
-      <w:hyperlink r:id="rId64">
-        <w:r>
-          <w:rPr>
-            <w:rtl/>
-            <w:cs/>
-            <w:lang w:val="ar_AE" w:bidi="ar_AE"/>
-          </w:rPr>
-          <w:rPr>
-            <w:color w:val="0000EE"/>
-            <w:u w:val="single"/>
-          </w:rPr>
-          <w:t>1 بطرس 2:9–11</w:t>
-        </w:r>
-      </w:hyperlink>
+      <w:r>
+        <w:rPr>
+          <w:rtl/>
+          <w:cs/>
+          <w:lang w:val="ar_AE" w:bidi="ar_AE"/>
+        </w:rPr>
+        <w:t>1 بطرس 2:9–11</w:t>
+      </w:r>
       <w:r>
         <w:rPr>
           <w:rtl/>
@@ -2848,20 +2530,14 @@
         </w:rPr>
         <w:t xml:space="preserve">يشجع بولس المؤمنين في فيلبي على العيش بطريقة تليق بالأخبار السارة (قارن </w:t>
       </w:r>
-      <w:hyperlink r:id="rId65">
-        <w:r>
-          <w:rPr>
-            <w:rtl/>
-            <w:cs/>
-            <w:lang w:val="ar_AE" w:bidi="ar_AE"/>
-          </w:rPr>
-          <w:rPr>
-            <w:color w:val="0000EE"/>
-            <w:u w:val="single"/>
-          </w:rPr>
-          <w:t>أفسس 4:1</w:t>
-        </w:r>
-      </w:hyperlink>
+      <w:r>
+        <w:rPr>
+          <w:rtl/>
+          <w:cs/>
+          <w:lang w:val="ar_AE" w:bidi="ar_AE"/>
+        </w:rPr>
+        <w:t>أفسس 4:1</w:t>
+      </w:r>
       <w:r>
         <w:rPr>
           <w:rtl/>
@@ -2870,20 +2546,14 @@
         </w:rPr>
         <w:t xml:space="preserve">؛ </w:t>
       </w:r>
-      <w:hyperlink r:id="rId66">
-        <w:r>
-          <w:rPr>
-            <w:rtl/>
-            <w:cs/>
-            <w:lang w:val="ar_AE" w:bidi="ar_AE"/>
-          </w:rPr>
-          <w:rPr>
-            <w:color w:val="0000EE"/>
-            <w:u w:val="single"/>
-          </w:rPr>
-          <w:t>كولوسي 1:10</w:t>
-        </w:r>
-      </w:hyperlink>
+      <w:r>
+        <w:rPr>
+          <w:rtl/>
+          <w:cs/>
+          <w:lang w:val="ar_AE" w:bidi="ar_AE"/>
+        </w:rPr>
+        <w:t>كولوسي 1:10</w:t>
+      </w:r>
       <w:r>
         <w:rPr>
           <w:rtl/>
@@ -2892,20 +2562,14 @@
         </w:rPr>
         <w:t xml:space="preserve">؛ </w:t>
       </w:r>
-      <w:hyperlink r:id="rId67">
-        <w:r>
-          <w:rPr>
-            <w:rtl/>
-            <w:cs/>
-            <w:lang w:val="ar_AE" w:bidi="ar_AE"/>
-          </w:rPr>
-          <w:rPr>
-            <w:color w:val="0000EE"/>
-            <w:u w:val="single"/>
-          </w:rPr>
-          <w:t>1 تسالونيكي 2:12</w:t>
-        </w:r>
-      </w:hyperlink>
+      <w:r>
+        <w:rPr>
+          <w:rtl/>
+          <w:cs/>
+          <w:lang w:val="ar_AE" w:bidi="ar_AE"/>
+        </w:rPr>
+        <w:t>1 تسالونيكي 2:12</w:t>
+      </w:r>
       <w:r>
         <w:rPr>
           <w:rtl/>
@@ -2998,20 +2662,14 @@
         </w:rPr>
         <w:t xml:space="preserve"> وفقًا لهذا التفسير، سيظل المضطهدون عميانًا عن الحقيقة (قارن </w:t>
       </w:r>
-      <w:hyperlink r:id="rId68">
-        <w:r>
-          <w:rPr>
-            <w:rtl/>
-            <w:cs/>
-            <w:lang w:val="ar_AE" w:bidi="ar_AE"/>
-          </w:rPr>
-          <w:rPr>
-            <w:color w:val="0000EE"/>
-            <w:u w:val="single"/>
-          </w:rPr>
-          <w:t>2 كورنثوس 2:15–16</w:t>
-        </w:r>
-      </w:hyperlink>
+      <w:r>
+        <w:rPr>
+          <w:rtl/>
+          <w:cs/>
+          <w:lang w:val="ar_AE" w:bidi="ar_AE"/>
+        </w:rPr>
+        <w:t>2 كورنثوس 2:15–16</w:t>
+      </w:r>
       <w:r>
         <w:rPr>
           <w:rtl/>
@@ -3154,20 +2812,14 @@
         </w:rPr>
         <w:t xml:space="preserve">لَكُمُ الْجِهَادُ عَيْنُهُ: لقد واجه كل من بولس وأهل فيلبي مقاومة قوية - كان بولس في السجن، وكان أهل فيلبي يتعرضون للاضطهاد. • الَّذِي رَأَيْتُمُوهُ فِيَّ: انظر </w:t>
       </w:r>
-      <w:hyperlink r:id="rId19">
-        <w:r>
-          <w:rPr>
-            <w:rtl/>
-            <w:cs/>
-            <w:lang w:val="ar_AE" w:bidi="ar_AE"/>
-          </w:rPr>
-          <w:rPr>
-            <w:color w:val="0000EE"/>
-            <w:u w:val="single"/>
-          </w:rPr>
-          <w:t>أعمال الرسل 16:11–40</w:t>
-        </w:r>
-      </w:hyperlink>
+      <w:r>
+        <w:rPr>
+          <w:rtl/>
+          <w:cs/>
+          <w:lang w:val="ar_AE" w:bidi="ar_AE"/>
+        </w:rPr>
+        <w:t>أعمال الرسل 16:11–40</w:t>
+      </w:r>
       <w:r>
         <w:rPr>
           <w:rtl/>
@@ -3176,20 +2828,14 @@
         </w:rPr>
         <w:t xml:space="preserve">؛ قارن </w:t>
       </w:r>
-      <w:hyperlink r:id="rId69">
-        <w:r>
-          <w:rPr>
-            <w:rtl/>
-            <w:cs/>
-            <w:lang w:val="ar_AE" w:bidi="ar_AE"/>
-          </w:rPr>
-          <w:rPr>
-            <w:color w:val="0000EE"/>
-            <w:u w:val="single"/>
-          </w:rPr>
-          <w:t>1 تسالونيكي 2:2</w:t>
-        </w:r>
-      </w:hyperlink>
+      <w:r>
+        <w:rPr>
+          <w:rtl/>
+          <w:cs/>
+          <w:lang w:val="ar_AE" w:bidi="ar_AE"/>
+        </w:rPr>
+        <w:t>1 تسالونيكي 2:2</w:t>
+      </w:r>
       <w:r>
         <w:rPr>
           <w:rtl/>
@@ -3399,20 +3045,14 @@
         </w:rPr>
         <w:t xml:space="preserve">لاَ تَنْظُرُوا كُلُّ وَاحِدٍ إِلَى مَا هُوَ لِنَفْسِهِ: فهذا يتناقض مع الرعاية الحقيقية للآخرين (انظر </w:t>
       </w:r>
-      <w:hyperlink r:id="rId13">
-        <w:r>
-          <w:rPr>
-            <w:rtl/>
-            <w:cs/>
-            <w:lang w:val="ar_AE" w:bidi="ar_AE"/>
-          </w:rPr>
-          <w:rPr>
-            <w:color w:val="0000EE"/>
-            <w:u w:val="single"/>
-          </w:rPr>
-          <w:t>2:20–21</w:t>
-        </w:r>
-      </w:hyperlink>
+      <w:r>
+        <w:rPr>
+          <w:rtl/>
+          <w:cs/>
+          <w:lang w:val="ar_AE" w:bidi="ar_AE"/>
+        </w:rPr>
+        <w:t>2:20–21</w:t>
+      </w:r>
       <w:r>
         <w:rPr>
           <w:rtl/>
@@ -3421,20 +3061,14 @@
         </w:rPr>
         <w:t xml:space="preserve">; </w:t>
       </w:r>
-      <w:hyperlink r:id="rId70">
-        <w:r>
-          <w:rPr>
-            <w:rtl/>
-            <w:cs/>
-            <w:lang w:val="ar_AE" w:bidi="ar_AE"/>
-          </w:rPr>
-          <w:rPr>
-            <w:color w:val="0000EE"/>
-            <w:u w:val="single"/>
-          </w:rPr>
-          <w:t>1 كورنثوس 10:24</w:t>
-        </w:r>
-      </w:hyperlink>
+      <w:r>
+        <w:rPr>
+          <w:rtl/>
+          <w:cs/>
+          <w:lang w:val="ar_AE" w:bidi="ar_AE"/>
+        </w:rPr>
+        <w:t>1 كورنثوس 10:24</w:t>
+      </w:r>
       <w:r>
         <w:rPr>
           <w:rtl/>
@@ -3443,20 +3077,14 @@
         </w:rPr>
         <w:t xml:space="preserve">; </w:t>
       </w:r>
-      <w:hyperlink r:id="rId71">
-        <w:r>
-          <w:rPr>
-            <w:rtl/>
-            <w:cs/>
-            <w:lang w:val="ar_AE" w:bidi="ar_AE"/>
-          </w:rPr>
-          <w:rPr>
-            <w:color w:val="0000EE"/>
-            <w:u w:val="single"/>
-          </w:rPr>
-          <w:t>غلاطية 5:26</w:t>
-        </w:r>
-      </w:hyperlink>
+      <w:r>
+        <w:rPr>
+          <w:rtl/>
+          <w:cs/>
+          <w:lang w:val="ar_AE" w:bidi="ar_AE"/>
+        </w:rPr>
+        <w:t>غلاطية 5:26</w:t>
+      </w:r>
       <w:r>
         <w:rPr>
           <w:rtl/>
@@ -3532,20 +3160,14 @@
         </w:rPr>
         <w:t xml:space="preserve">الَّذِي إِذْ كَانَ فِي صُورَةِ اللهِ (بالرغم من أنه كان الله): انظر </w:t>
       </w:r>
-      <w:hyperlink r:id="rId72">
-        <w:r>
-          <w:rPr>
-            <w:rtl/>
-            <w:cs/>
-            <w:lang w:val="ar_AE" w:bidi="ar_AE"/>
-          </w:rPr>
-          <w:rPr>
-            <w:color w:val="0000EE"/>
-            <w:u w:val="single"/>
-          </w:rPr>
-          <w:t>يوحنا 1:1–3</w:t>
-        </w:r>
-      </w:hyperlink>
+      <w:r>
+        <w:rPr>
+          <w:rtl/>
+          <w:cs/>
+          <w:lang w:val="ar_AE" w:bidi="ar_AE"/>
+        </w:rPr>
+        <w:t>يوحنا 1:1–3</w:t>
+      </w:r>
       <w:r>
         <w:rPr>
           <w:rtl/>
@@ -3554,20 +3176,14 @@
         </w:rPr>
         <w:t xml:space="preserve">; </w:t>
       </w:r>
-      <w:hyperlink r:id="rId73">
-        <w:r>
-          <w:rPr>
-            <w:rtl/>
-            <w:cs/>
-            <w:lang w:val="ar_AE" w:bidi="ar_AE"/>
-          </w:rPr>
-          <w:rPr>
-            <w:color w:val="0000EE"/>
-            <w:u w:val="single"/>
-          </w:rPr>
-          <w:t>17:5</w:t>
-        </w:r>
-      </w:hyperlink>
+      <w:r>
+        <w:rPr>
+          <w:rtl/>
+          <w:cs/>
+          <w:lang w:val="ar_AE" w:bidi="ar_AE"/>
+        </w:rPr>
+        <w:t>17:5</w:t>
+      </w:r>
       <w:r>
         <w:rPr>
           <w:rtl/>
@@ -3576,20 +3192,14 @@
         </w:rPr>
         <w:t xml:space="preserve">; </w:t>
       </w:r>
-      <w:hyperlink r:id="rId74">
-        <w:r>
-          <w:rPr>
-            <w:rtl/>
-            <w:cs/>
-            <w:lang w:val="ar_AE" w:bidi="ar_AE"/>
-          </w:rPr>
-          <w:rPr>
-            <w:color w:val="0000EE"/>
-            <w:u w:val="single"/>
-          </w:rPr>
-          <w:t>كولوسي 1:15</w:t>
-        </w:r>
-      </w:hyperlink>
+      <w:r>
+        <w:rPr>
+          <w:rtl/>
+          <w:cs/>
+          <w:lang w:val="ar_AE" w:bidi="ar_AE"/>
+        </w:rPr>
+        <w:t>كولوسي 1:15</w:t>
+      </w:r>
       <w:r>
         <w:rPr>
           <w:rtl/>
@@ -3749,20 +3359,14 @@
         </w:rPr>
         <w:t xml:space="preserve">): بقية </w:t>
       </w:r>
-      <w:hyperlink r:id="rId75">
-        <w:r>
-          <w:rPr>
-            <w:rtl/>
-            <w:cs/>
-            <w:lang w:val="ar_AE" w:bidi="ar_AE"/>
-          </w:rPr>
-          <w:rPr>
-            <w:color w:val="0000EE"/>
-            <w:u w:val="single"/>
-          </w:rPr>
-          <w:t>2:7–8</w:t>
-        </w:r>
-      </w:hyperlink>
+      <w:r>
+        <w:rPr>
+          <w:rtl/>
+          <w:cs/>
+          <w:lang w:val="ar_AE" w:bidi="ar_AE"/>
+        </w:rPr>
+        <w:t>2:7–8</w:t>
+      </w:r>
       <w:r>
         <w:rPr>
           <w:rtl/>
@@ -3771,20 +3375,14 @@
         </w:rPr>
         <w:t xml:space="preserve"> تُوضح هذا التعبير الكامل عن الإخلاء الإلهي (قارن </w:t>
       </w:r>
-      <w:hyperlink r:id="rId76">
-        <w:r>
-          <w:rPr>
-            <w:rtl/>
-            <w:cs/>
-            <w:lang w:val="ar_AE" w:bidi="ar_AE"/>
-          </w:rPr>
-          <w:rPr>
-            <w:color w:val="0000EE"/>
-            <w:u w:val="single"/>
-          </w:rPr>
-          <w:t>2 كورنثوس 8:9</w:t>
-        </w:r>
-      </w:hyperlink>
+      <w:r>
+        <w:rPr>
+          <w:rtl/>
+          <w:cs/>
+          <w:lang w:val="ar_AE" w:bidi="ar_AE"/>
+        </w:rPr>
+        <w:t>2 كورنثوس 8:9</w:t>
+      </w:r>
       <w:r>
         <w:rPr>
           <w:rtl/>
@@ -3810,20 +3408,14 @@
         </w:rPr>
         <w:t xml:space="preserve">): ربما كان بولس يفكر في </w:t>
       </w:r>
-      <w:hyperlink r:id="rId77">
-        <w:r>
-          <w:rPr>
-            <w:rtl/>
-            <w:cs/>
-            <w:lang w:val="ar_AE" w:bidi="ar_AE"/>
-          </w:rPr>
-          <w:rPr>
-            <w:color w:val="0000EE"/>
-            <w:u w:val="single"/>
-          </w:rPr>
-          <w:t>إشعياء 52:13–53:12</w:t>
-        </w:r>
-      </w:hyperlink>
+      <w:r>
+        <w:rPr>
+          <w:rtl/>
+          <w:cs/>
+          <w:lang w:val="ar_AE" w:bidi="ar_AE"/>
+        </w:rPr>
+        <w:t>إشعياء 52:13–53:12</w:t>
+      </w:r>
       <w:r>
         <w:rPr>
           <w:rtl/>
@@ -3832,20 +3424,14 @@
         </w:rPr>
         <w:t xml:space="preserve">. • صَائِرًا فِي شِبْهِ النَّاسِ (وُلد كإنسان): انظر </w:t>
       </w:r>
-      <w:hyperlink r:id="rId78">
-        <w:r>
-          <w:rPr>
-            <w:rtl/>
-            <w:cs/>
-            <w:lang w:val="ar_AE" w:bidi="ar_AE"/>
-          </w:rPr>
-          <w:rPr>
-            <w:color w:val="0000EE"/>
-            <w:u w:val="single"/>
-          </w:rPr>
-          <w:t>يوحنا 1:14</w:t>
-        </w:r>
-      </w:hyperlink>
+      <w:r>
+        <w:rPr>
+          <w:rtl/>
+          <w:cs/>
+          <w:lang w:val="ar_AE" w:bidi="ar_AE"/>
+        </w:rPr>
+        <w:t>يوحنا 1:14</w:t>
+      </w:r>
       <w:r>
         <w:rPr>
           <w:rtl/>
@@ -3854,20 +3440,14 @@
         </w:rPr>
         <w:t xml:space="preserve">; </w:t>
       </w:r>
-      <w:hyperlink r:id="rId79">
-        <w:r>
-          <w:rPr>
-            <w:rtl/>
-            <w:cs/>
-            <w:lang w:val="ar_AE" w:bidi="ar_AE"/>
-          </w:rPr>
-          <w:rPr>
-            <w:color w:val="0000EE"/>
-            <w:u w:val="single"/>
-          </w:rPr>
-          <w:t>1 تيموثاوس 3:16</w:t>
-        </w:r>
-      </w:hyperlink>
+      <w:r>
+        <w:rPr>
+          <w:rtl/>
+          <w:cs/>
+          <w:lang w:val="ar_AE" w:bidi="ar_AE"/>
+        </w:rPr>
+        <w:t>1 تيموثاوس 3:16</w:t>
+      </w:r>
       <w:r>
         <w:rPr>
           <w:rtl/>
@@ -3943,20 +3523,14 @@
         </w:rPr>
         <w:t xml:space="preserve">وَأَطَاعَ (في طاعةً لله): كانت مشيئة الله أن يموت يسوع من أجل خطايا البشرية (انظر </w:t>
       </w:r>
-      <w:hyperlink r:id="rId80">
-        <w:r>
-          <w:rPr>
-            <w:rtl/>
-            <w:cs/>
-            <w:lang w:val="ar_AE" w:bidi="ar_AE"/>
-          </w:rPr>
-          <w:rPr>
-            <w:color w:val="0000EE"/>
-            <w:u w:val="single"/>
-          </w:rPr>
-          <w:t>إشعياء 53:7</w:t>
-        </w:r>
-      </w:hyperlink>
+      <w:r>
+        <w:rPr>
+          <w:rtl/>
+          <w:cs/>
+          <w:lang w:val="ar_AE" w:bidi="ar_AE"/>
+        </w:rPr>
+        <w:t>إشعياء 53:7</w:t>
+      </w:r>
       <w:r>
         <w:rPr>
           <w:rtl/>
@@ -3965,20 +3539,14 @@
         </w:rPr>
         <w:t xml:space="preserve">; </w:t>
       </w:r>
-      <w:hyperlink r:id="rId81">
-        <w:r>
-          <w:rPr>
-            <w:rtl/>
-            <w:cs/>
-            <w:lang w:val="ar_AE" w:bidi="ar_AE"/>
-          </w:rPr>
-          <w:rPr>
-            <w:color w:val="0000EE"/>
-            <w:u w:val="single"/>
-          </w:rPr>
-          <w:t>متى 26:39</w:t>
-        </w:r>
-      </w:hyperlink>
+      <w:r>
+        <w:rPr>
+          <w:rtl/>
+          <w:cs/>
+          <w:lang w:val="ar_AE" w:bidi="ar_AE"/>
+        </w:rPr>
+        <w:t>متى 26:39</w:t>
+      </w:r>
       <w:r>
         <w:rPr>
           <w:rtl/>
@@ -3987,20 +3555,14 @@
         </w:rPr>
         <w:t xml:space="preserve">; </w:t>
       </w:r>
-      <w:hyperlink r:id="rId82">
-        <w:r>
-          <w:rPr>
-            <w:rtl/>
-            <w:cs/>
-            <w:lang w:val="ar_AE" w:bidi="ar_AE"/>
-          </w:rPr>
-          <w:rPr>
-            <w:color w:val="0000EE"/>
-            <w:u w:val="single"/>
-          </w:rPr>
-          <w:t>يوحنا 3:16</w:t>
-        </w:r>
-      </w:hyperlink>
+      <w:r>
+        <w:rPr>
+          <w:rtl/>
+          <w:cs/>
+          <w:lang w:val="ar_AE" w:bidi="ar_AE"/>
+        </w:rPr>
+        <w:t>يوحنا 3:16</w:t>
+      </w:r>
       <w:r>
         <w:rPr>
           <w:rtl/>
@@ -4009,20 +3571,14 @@
         </w:rPr>
         <w:t xml:space="preserve">; </w:t>
       </w:r>
-      <w:hyperlink r:id="rId83">
-        <w:r>
-          <w:rPr>
-            <w:rtl/>
-            <w:cs/>
-            <w:lang w:val="ar_AE" w:bidi="ar_AE"/>
-          </w:rPr>
-          <w:rPr>
-            <w:color w:val="0000EE"/>
-            <w:u w:val="single"/>
-          </w:rPr>
-          <w:t>10:17–18</w:t>
-        </w:r>
-      </w:hyperlink>
+      <w:r>
+        <w:rPr>
+          <w:rtl/>
+          <w:cs/>
+          <w:lang w:val="ar_AE" w:bidi="ar_AE"/>
+        </w:rPr>
+        <w:t>10:17–18</w:t>
+      </w:r>
       <w:r>
         <w:rPr>
           <w:rtl/>
@@ -4031,20 +3587,14 @@
         </w:rPr>
         <w:t xml:space="preserve">; </w:t>
       </w:r>
-      <w:hyperlink r:id="rId84">
-        <w:r>
-          <w:rPr>
-            <w:rtl/>
-            <w:cs/>
-            <w:lang w:val="ar_AE" w:bidi="ar_AE"/>
-          </w:rPr>
-          <w:rPr>
-            <w:color w:val="0000EE"/>
-            <w:u w:val="single"/>
-          </w:rPr>
-          <w:t>رومية 5:8</w:t>
-        </w:r>
-      </w:hyperlink>
+      <w:r>
+        <w:rPr>
+          <w:rtl/>
+          <w:cs/>
+          <w:lang w:val="ar_AE" w:bidi="ar_AE"/>
+        </w:rPr>
+        <w:t>رومية 5:8</w:t>
+      </w:r>
       <w:r>
         <w:rPr>
           <w:rtl/>
@@ -4053,20 +3603,14 @@
         </w:rPr>
         <w:t xml:space="preserve">, </w:t>
       </w:r>
-      <w:hyperlink r:id="rId85">
-        <w:r>
-          <w:rPr>
-            <w:rtl/>
-            <w:cs/>
-            <w:lang w:val="ar_AE" w:bidi="ar_AE"/>
-          </w:rPr>
-          <w:rPr>
-            <w:color w:val="0000EE"/>
-            <w:u w:val="single"/>
-          </w:rPr>
-          <w:t>19</w:t>
-        </w:r>
-      </w:hyperlink>
+      <w:r>
+        <w:rPr>
+          <w:rtl/>
+          <w:cs/>
+          <w:lang w:val="ar_AE" w:bidi="ar_AE"/>
+        </w:rPr>
+        <w:t>19</w:t>
+      </w:r>
       <w:r>
         <w:rPr>
           <w:rtl/>
@@ -4075,20 +3619,14 @@
         </w:rPr>
         <w:t xml:space="preserve">; </w:t>
       </w:r>
-      <w:hyperlink r:id="rId86">
-        <w:r>
-          <w:rPr>
-            <w:rtl/>
-            <w:cs/>
-            <w:lang w:val="ar_AE" w:bidi="ar_AE"/>
-          </w:rPr>
-          <w:rPr>
-            <w:color w:val="0000EE"/>
-            <w:u w:val="single"/>
-          </w:rPr>
-          <w:t>8:3</w:t>
-        </w:r>
-      </w:hyperlink>
+      <w:r>
+        <w:rPr>
+          <w:rtl/>
+          <w:cs/>
+          <w:lang w:val="ar_AE" w:bidi="ar_AE"/>
+        </w:rPr>
+        <w:t>8:3</w:t>
+      </w:r>
       <w:r>
         <w:rPr>
           <w:rtl/>
@@ -4097,20 +3635,14 @@
         </w:rPr>
         <w:t xml:space="preserve">; </w:t>
       </w:r>
-      <w:hyperlink r:id="rId87">
-        <w:r>
-          <w:rPr>
-            <w:rtl/>
-            <w:cs/>
-            <w:lang w:val="ar_AE" w:bidi="ar_AE"/>
-          </w:rPr>
-          <w:rPr>
-            <w:color w:val="0000EE"/>
-            <w:u w:val="single"/>
-          </w:rPr>
-          <w:t>عبرانيين 5:8</w:t>
-        </w:r>
-      </w:hyperlink>
+      <w:r>
+        <w:rPr>
+          <w:rtl/>
+          <w:cs/>
+          <w:lang w:val="ar_AE" w:bidi="ar_AE"/>
+        </w:rPr>
+        <w:t>عبرانيين 5:8</w:t>
+      </w:r>
       <w:r>
         <w:rPr>
           <w:rtl/>
@@ -4119,20 +3651,14 @@
         </w:rPr>
         <w:t xml:space="preserve">; </w:t>
       </w:r>
-      <w:hyperlink r:id="rId88">
-        <w:r>
-          <w:rPr>
-            <w:rtl/>
-            <w:cs/>
-            <w:lang w:val="ar_AE" w:bidi="ar_AE"/>
-          </w:rPr>
-          <w:rPr>
-            <w:color w:val="0000EE"/>
-            <w:u w:val="single"/>
-          </w:rPr>
-          <w:t>1 يوحنا 4:9–10</w:t>
-        </w:r>
-      </w:hyperlink>
+      <w:r>
+        <w:rPr>
+          <w:rtl/>
+          <w:cs/>
+          <w:lang w:val="ar_AE" w:bidi="ar_AE"/>
+        </w:rPr>
+        <w:t>1 يوحنا 4:9–10</w:t>
+      </w:r>
       <w:r>
         <w:rPr>
           <w:rtl/>
@@ -4141,20 +3667,14 @@
         </w:rPr>
         <w:t xml:space="preserve">, </w:t>
       </w:r>
-      <w:hyperlink r:id="rId89">
-        <w:r>
-          <w:rPr>
-            <w:rtl/>
-            <w:cs/>
-            <w:lang w:val="ar_AE" w:bidi="ar_AE"/>
-          </w:rPr>
-          <w:rPr>
-            <w:color w:val="0000EE"/>
-            <w:u w:val="single"/>
-          </w:rPr>
-          <w:t>14</w:t>
-        </w:r>
-      </w:hyperlink>
+      <w:r>
+        <w:rPr>
+          <w:rtl/>
+          <w:cs/>
+          <w:lang w:val="ar_AE" w:bidi="ar_AE"/>
+        </w:rPr>
+        <w:t>14</w:t>
+      </w:r>
       <w:r>
         <w:rPr>
           <w:rtl/>
@@ -4247,20 +3767,14 @@
         </w:rPr>
         <w:t xml:space="preserve"> انظر </w:t>
       </w:r>
-      <w:hyperlink r:id="rId90">
-        <w:r>
-          <w:rPr>
-            <w:rtl/>
-            <w:cs/>
-            <w:lang w:val="ar_AE" w:bidi="ar_AE"/>
-          </w:rPr>
-          <w:rPr>
-            <w:color w:val="0000EE"/>
-            <w:u w:val="single"/>
-          </w:rPr>
-          <w:t>أعمال 1:9–10</w:t>
-        </w:r>
-      </w:hyperlink>
+      <w:r>
+        <w:rPr>
+          <w:rtl/>
+          <w:cs/>
+          <w:lang w:val="ar_AE" w:bidi="ar_AE"/>
+        </w:rPr>
+        <w:t>أعمال 1:9–10</w:t>
+      </w:r>
       <w:r>
         <w:rPr>
           <w:rtl/>
@@ -4269,20 +3783,14 @@
         </w:rPr>
         <w:t xml:space="preserve">؛ قارن </w:t>
       </w:r>
-      <w:hyperlink r:id="rId91">
-        <w:r>
-          <w:rPr>
-            <w:rtl/>
-            <w:cs/>
-            <w:lang w:val="ar_AE" w:bidi="ar_AE"/>
-          </w:rPr>
-          <w:rPr>
-            <w:color w:val="0000EE"/>
-            <w:u w:val="single"/>
-          </w:rPr>
-          <w:t>أعمال 2:32–33</w:t>
-        </w:r>
-      </w:hyperlink>
+      <w:r>
+        <w:rPr>
+          <w:rtl/>
+          <w:cs/>
+          <w:lang w:val="ar_AE" w:bidi="ar_AE"/>
+        </w:rPr>
+        <w:t>أعمال 2:32–33</w:t>
+      </w:r>
       <w:r>
         <w:rPr>
           <w:rtl/>
@@ -4291,20 +3799,14 @@
         </w:rPr>
         <w:t xml:space="preserve">؛ </w:t>
       </w:r>
-      <w:hyperlink r:id="rId92">
-        <w:r>
-          <w:rPr>
-            <w:rtl/>
-            <w:cs/>
-            <w:lang w:val="ar_AE" w:bidi="ar_AE"/>
-          </w:rPr>
-          <w:rPr>
-            <w:color w:val="0000EE"/>
-            <w:u w:val="single"/>
-          </w:rPr>
-          <w:t>7:55–56</w:t>
-        </w:r>
-      </w:hyperlink>
+      <w:r>
+        <w:rPr>
+          <w:rtl/>
+          <w:cs/>
+          <w:lang w:val="ar_AE" w:bidi="ar_AE"/>
+        </w:rPr>
+        <w:t>7:55–56</w:t>
+      </w:r>
       <w:r>
         <w:rPr>
           <w:rtl/>
@@ -4313,20 +3815,14 @@
         </w:rPr>
         <w:t>. • أَعْطَاهُ اسْمًا فَوْقَ كُلِّ اسْمٍ: يمتلك يسوع أعظم سلطان وقوة (</w:t>
       </w:r>
-      <w:hyperlink r:id="rId93">
-        <w:r>
-          <w:rPr>
-            <w:rtl/>
-            <w:cs/>
-            <w:lang w:val="ar_AE" w:bidi="ar_AE"/>
-          </w:rPr>
-          <w:rPr>
-            <w:color w:val="0000EE"/>
-            <w:u w:val="single"/>
-          </w:rPr>
-          <w:t>فيلبي 2:10–11</w:t>
-        </w:r>
-      </w:hyperlink>
+      <w:r>
+        <w:rPr>
+          <w:rtl/>
+          <w:cs/>
+          <w:lang w:val="ar_AE" w:bidi="ar_AE"/>
+        </w:rPr>
+        <w:t>فيلبي 2:10–11</w:t>
+      </w:r>
       <w:r>
         <w:rPr>
           <w:rtl/>
@@ -4335,20 +3831,14 @@
         </w:rPr>
         <w:t xml:space="preserve">؛ قارن </w:t>
       </w:r>
-      <w:hyperlink r:id="rId94">
-        <w:r>
-          <w:rPr>
-            <w:rtl/>
-            <w:cs/>
-            <w:lang w:val="ar_AE" w:bidi="ar_AE"/>
-          </w:rPr>
-          <w:rPr>
-            <w:color w:val="0000EE"/>
-            <w:u w:val="single"/>
-          </w:rPr>
-          <w:t>متى 28:18</w:t>
-        </w:r>
-      </w:hyperlink>
+      <w:r>
+        <w:rPr>
+          <w:rtl/>
+          <w:cs/>
+          <w:lang w:val="ar_AE" w:bidi="ar_AE"/>
+        </w:rPr>
+        <w:t>متى 28:18</w:t>
+      </w:r>
       <w:r>
         <w:rPr>
           <w:rtl/>
@@ -4357,20 +3847,14 @@
         </w:rPr>
         <w:t xml:space="preserve">؛ </w:t>
       </w:r>
-      <w:hyperlink r:id="rId73">
-        <w:r>
-          <w:rPr>
-            <w:rtl/>
-            <w:cs/>
-            <w:lang w:val="ar_AE" w:bidi="ar_AE"/>
-          </w:rPr>
-          <w:rPr>
-            <w:color w:val="0000EE"/>
-            <w:u w:val="single"/>
-          </w:rPr>
-          <w:t>يوحنّا 17:5</w:t>
-        </w:r>
-      </w:hyperlink>
+      <w:r>
+        <w:rPr>
+          <w:rtl/>
+          <w:cs/>
+          <w:lang w:val="ar_AE" w:bidi="ar_AE"/>
+        </w:rPr>
+        <w:t>يوحنّا 17:5</w:t>
+      </w:r>
       <w:r>
         <w:rPr>
           <w:rtl/>
@@ -4379,20 +3863,14 @@
         </w:rPr>
         <w:t xml:space="preserve">؛ </w:t>
       </w:r>
-      <w:hyperlink r:id="rId95">
-        <w:r>
-          <w:rPr>
-            <w:rtl/>
-            <w:cs/>
-            <w:lang w:val="ar_AE" w:bidi="ar_AE"/>
-          </w:rPr>
-          <w:rPr>
-            <w:color w:val="0000EE"/>
-            <w:u w:val="single"/>
-          </w:rPr>
-          <w:t>أعمال 2:33–36</w:t>
-        </w:r>
-      </w:hyperlink>
+      <w:r>
+        <w:rPr>
+          <w:rtl/>
+          <w:cs/>
+          <w:lang w:val="ar_AE" w:bidi="ar_AE"/>
+        </w:rPr>
+        <w:t>أعمال 2:33–36</w:t>
+      </w:r>
       <w:r>
         <w:rPr>
           <w:rtl/>
@@ -4401,20 +3879,14 @@
         </w:rPr>
         <w:t xml:space="preserve">؛ </w:t>
       </w:r>
-      <w:hyperlink r:id="rId96">
-        <w:r>
-          <w:rPr>
-            <w:rtl/>
-            <w:cs/>
-            <w:lang w:val="ar_AE" w:bidi="ar_AE"/>
-          </w:rPr>
-          <w:rPr>
-            <w:color w:val="0000EE"/>
-            <w:u w:val="single"/>
-          </w:rPr>
-          <w:t>عبرانيين 2:9</w:t>
-        </w:r>
-      </w:hyperlink>
+      <w:r>
+        <w:rPr>
+          <w:rtl/>
+          <w:cs/>
+          <w:lang w:val="ar_AE" w:bidi="ar_AE"/>
+        </w:rPr>
+        <w:t>عبرانيين 2:9</w:t>
+      </w:r>
       <w:r>
         <w:rPr>
           <w:rtl/>
@@ -4423,20 +3895,14 @@
         </w:rPr>
         <w:t xml:space="preserve">؛ </w:t>
       </w:r>
-      <w:hyperlink r:id="rId97">
-        <w:r>
-          <w:rPr>
-            <w:rtl/>
-            <w:cs/>
-            <w:lang w:val="ar_AE" w:bidi="ar_AE"/>
-          </w:rPr>
-          <w:rPr>
-            <w:color w:val="0000EE"/>
-            <w:u w:val="single"/>
-          </w:rPr>
-          <w:t>12:2</w:t>
-        </w:r>
-      </w:hyperlink>
+      <w:r>
+        <w:rPr>
+          <w:rtl/>
+          <w:cs/>
+          <w:lang w:val="ar_AE" w:bidi="ar_AE"/>
+        </w:rPr>
+        <w:t>12:2</w:t>
+      </w:r>
       <w:r>
         <w:rPr>
           <w:rtl/>
@@ -4529,20 +3995,14 @@
         </w:rPr>
         <w:t xml:space="preserve"> وأولئك الذين ماتوا، في يوم من الأيام بسلطان يسوع المسيح باعتباره الرب (انظر </w:t>
       </w:r>
-      <w:hyperlink r:id="rId98">
-        <w:r>
-          <w:rPr>
-            <w:rtl/>
-            <w:cs/>
-            <w:lang w:val="ar_AE" w:bidi="ar_AE"/>
-          </w:rPr>
-          <w:rPr>
-            <w:color w:val="0000EE"/>
-            <w:u w:val="single"/>
-          </w:rPr>
-          <w:t>أفسس 1:9–10</w:t>
-        </w:r>
-      </w:hyperlink>
+      <w:r>
+        <w:rPr>
+          <w:rtl/>
+          <w:cs/>
+          <w:lang w:val="ar_AE" w:bidi="ar_AE"/>
+        </w:rPr>
+        <w:t>أفسس 1:9–10</w:t>
+      </w:r>
       <w:r>
         <w:rPr>
           <w:rtl/>
@@ -4551,20 +4011,14 @@
         </w:rPr>
         <w:t xml:space="preserve">، </w:t>
       </w:r>
-      <w:hyperlink r:id="rId99">
-        <w:r>
-          <w:rPr>
-            <w:rtl/>
-            <w:cs/>
-            <w:lang w:val="ar_AE" w:bidi="ar_AE"/>
-          </w:rPr>
-          <w:rPr>
-            <w:color w:val="0000EE"/>
-            <w:u w:val="single"/>
-          </w:rPr>
-          <w:t>21</w:t>
-        </w:r>
-      </w:hyperlink>
+      <w:r>
+        <w:rPr>
+          <w:rtl/>
+          <w:cs/>
+          <w:lang w:val="ar_AE" w:bidi="ar_AE"/>
+        </w:rPr>
+        <w:t>21</w:t>
+      </w:r>
       <w:r>
         <w:rPr>
           <w:rtl/>
@@ -4573,20 +4027,14 @@
         </w:rPr>
         <w:t xml:space="preserve">؛ </w:t>
       </w:r>
-      <w:hyperlink r:id="rId100">
-        <w:r>
-          <w:rPr>
-            <w:rtl/>
-            <w:cs/>
-            <w:lang w:val="ar_AE" w:bidi="ar_AE"/>
-          </w:rPr>
-          <w:rPr>
-            <w:color w:val="0000EE"/>
-            <w:u w:val="single"/>
-          </w:rPr>
-          <w:t>كولوسي 1:20–25</w:t>
-        </w:r>
-      </w:hyperlink>
+      <w:r>
+        <w:rPr>
+          <w:rtl/>
+          <w:cs/>
+          <w:lang w:val="ar_AE" w:bidi="ar_AE"/>
+        </w:rPr>
+        <w:t>كولوسي 1:20–25</w:t>
+      </w:r>
       <w:r>
         <w:rPr>
           <w:rtl/>
@@ -4595,20 +4043,14 @@
         </w:rPr>
         <w:t xml:space="preserve">؛ </w:t>
       </w:r>
-      <w:hyperlink r:id="rId101">
-        <w:r>
-          <w:rPr>
-            <w:rtl/>
-            <w:cs/>
-            <w:lang w:val="ar_AE" w:bidi="ar_AE"/>
-          </w:rPr>
-          <w:rPr>
-            <w:color w:val="0000EE"/>
-            <w:u w:val="single"/>
-          </w:rPr>
-          <w:t>1 بطرس 3:22</w:t>
-        </w:r>
-      </w:hyperlink>
+      <w:r>
+        <w:rPr>
+          <w:rtl/>
+          <w:cs/>
+          <w:lang w:val="ar_AE" w:bidi="ar_AE"/>
+        </w:rPr>
+        <w:t>1 بطرس 3:22</w:t>
+      </w:r>
       <w:r>
         <w:rPr>
           <w:rtl/>
@@ -4617,20 +4059,14 @@
         </w:rPr>
         <w:t xml:space="preserve">). • وَيَعْتَرِفَ كُلُّ لِسَانٍ (قارن </w:t>
       </w:r>
-      <w:hyperlink r:id="rId102">
-        <w:r>
-          <w:rPr>
-            <w:rtl/>
-            <w:cs/>
-            <w:lang w:val="ar_AE" w:bidi="ar_AE"/>
-          </w:rPr>
-          <w:rPr>
-            <w:color w:val="0000EE"/>
-            <w:u w:val="single"/>
-          </w:rPr>
-          <w:t>إشعياء 45:23</w:t>
-        </w:r>
-      </w:hyperlink>
+      <w:r>
+        <w:rPr>
+          <w:rtl/>
+          <w:cs/>
+          <w:lang w:val="ar_AE" w:bidi="ar_AE"/>
+        </w:rPr>
+        <w:t>إشعياء 45:23</w:t>
+      </w:r>
       <w:r>
         <w:rPr>
           <w:rtl/>
@@ -4639,20 +4075,14 @@
         </w:rPr>
         <w:t xml:space="preserve">؛ </w:t>
       </w:r>
-      <w:hyperlink r:id="rId103">
-        <w:r>
-          <w:rPr>
-            <w:rtl/>
-            <w:cs/>
-            <w:lang w:val="ar_AE" w:bidi="ar_AE"/>
-          </w:rPr>
-          <w:rPr>
-            <w:color w:val="0000EE"/>
-            <w:u w:val="single"/>
-          </w:rPr>
-          <w:t>رومية 14:11</w:t>
-        </w:r>
-      </w:hyperlink>
+      <w:r>
+        <w:rPr>
+          <w:rtl/>
+          <w:cs/>
+          <w:lang w:val="ar_AE" w:bidi="ar_AE"/>
+        </w:rPr>
+        <w:t>رومية 14:11</w:t>
+      </w:r>
       <w:r>
         <w:rPr>
           <w:rtl/>
@@ -4728,20 +4158,14 @@
         </w:rPr>
         <w:t xml:space="preserve">طاعة الله (انظر </w:t>
       </w:r>
-      <w:hyperlink r:id="rId104">
-        <w:r>
-          <w:rPr>
-            <w:rtl/>
-            <w:cs/>
-            <w:lang w:val="ar_AE" w:bidi="ar_AE"/>
-          </w:rPr>
-          <w:rPr>
-            <w:color w:val="0000EE"/>
-            <w:u w:val="single"/>
-          </w:rPr>
-          <w:t>يوحنا 3:36</w:t>
-        </w:r>
-      </w:hyperlink>
+      <w:r>
+        <w:rPr>
+          <w:rtl/>
+          <w:cs/>
+          <w:lang w:val="ar_AE" w:bidi="ar_AE"/>
+        </w:rPr>
+        <w:t>يوحنا 3:36</w:t>
+      </w:r>
       <w:r>
         <w:rPr>
           <w:rtl/>
@@ -4750,20 +4174,14 @@
         </w:rPr>
         <w:t xml:space="preserve">; </w:t>
       </w:r>
-      <w:hyperlink r:id="rId105">
-        <w:r>
-          <w:rPr>
-            <w:rtl/>
-            <w:cs/>
-            <w:lang w:val="ar_AE" w:bidi="ar_AE"/>
-          </w:rPr>
-          <w:rPr>
-            <w:color w:val="0000EE"/>
-            <w:u w:val="single"/>
-          </w:rPr>
-          <w:t>رومية 1:5</w:t>
-        </w:r>
-      </w:hyperlink>
+      <w:r>
+        <w:rPr>
+          <w:rtl/>
+          <w:cs/>
+          <w:lang w:val="ar_AE" w:bidi="ar_AE"/>
+        </w:rPr>
+        <w:t>رومية 1:5</w:t>
+      </w:r>
       <w:r>
         <w:rPr>
           <w:rtl/>
@@ -4772,20 +4190,14 @@
         </w:rPr>
         <w:t xml:space="preserve">): ينبغي للمؤمنين أن يواجهوا حكم الله مثل الجميع (قارن </w:t>
       </w:r>
-      <w:hyperlink r:id="rId106">
-        <w:r>
-          <w:rPr>
-            <w:rtl/>
-            <w:cs/>
-            <w:lang w:val="ar_AE" w:bidi="ar_AE"/>
-          </w:rPr>
-          <w:rPr>
-            <w:color w:val="0000EE"/>
-            <w:u w:val="single"/>
-          </w:rPr>
-          <w:t>1 كورنثوس 3:10–13</w:t>
-        </w:r>
-      </w:hyperlink>
+      <w:r>
+        <w:rPr>
+          <w:rtl/>
+          <w:cs/>
+          <w:lang w:val="ar_AE" w:bidi="ar_AE"/>
+        </w:rPr>
+        <w:t>1 كورنثوس 3:10–13</w:t>
+      </w:r>
       <w:r>
         <w:rPr>
           <w:rtl/>
@@ -4928,20 +4340,14 @@
         </w:rPr>
         <w:t xml:space="preserve">لأَنَّ اللهَ هُوَ الْعَامِلُ فِيكُمْ: يمنح الله القوة ويحفز حياة المؤمنين (انظر </w:t>
       </w:r>
-      <w:hyperlink r:id="rId107">
-        <w:r>
-          <w:rPr>
-            <w:rtl/>
-            <w:cs/>
-            <w:lang w:val="ar_AE" w:bidi="ar_AE"/>
-          </w:rPr>
-          <w:rPr>
-            <w:color w:val="0000EE"/>
-            <w:u w:val="single"/>
-          </w:rPr>
-          <w:t>يوحنا 15:5</w:t>
-        </w:r>
-      </w:hyperlink>
+      <w:r>
+        <w:rPr>
+          <w:rtl/>
+          <w:cs/>
+          <w:lang w:val="ar_AE" w:bidi="ar_AE"/>
+        </w:rPr>
+        <w:t>يوحنا 15:5</w:t>
+      </w:r>
       <w:r>
         <w:rPr>
           <w:rtl/>
@@ -4950,20 +4356,14 @@
         </w:rPr>
         <w:t xml:space="preserve">; </w:t>
       </w:r>
-      <w:hyperlink r:id="rId108">
-        <w:r>
-          <w:rPr>
-            <w:rtl/>
-            <w:cs/>
-            <w:lang w:val="ar_AE" w:bidi="ar_AE"/>
-          </w:rPr>
-          <w:rPr>
-            <w:color w:val="0000EE"/>
-            <w:u w:val="single"/>
-          </w:rPr>
-          <w:t>1 كورنثوس 12:6</w:t>
-        </w:r>
-      </w:hyperlink>
+      <w:r>
+        <w:rPr>
+          <w:rtl/>
+          <w:cs/>
+          <w:lang w:val="ar_AE" w:bidi="ar_AE"/>
+        </w:rPr>
+        <w:t>1 كورنثوس 12:6</w:t>
+      </w:r>
       <w:r>
         <w:rPr>
           <w:rtl/>
@@ -4972,20 +4372,14 @@
         </w:rPr>
         <w:t xml:space="preserve">; </w:t>
       </w:r>
-      <w:hyperlink r:id="rId109">
-        <w:r>
-          <w:rPr>
-            <w:rtl/>
-            <w:cs/>
-            <w:lang w:val="ar_AE" w:bidi="ar_AE"/>
-          </w:rPr>
-          <w:rPr>
-            <w:color w:val="0000EE"/>
-            <w:u w:val="single"/>
-          </w:rPr>
-          <w:t>15:10</w:t>
-        </w:r>
-      </w:hyperlink>
+      <w:r>
+        <w:rPr>
+          <w:rtl/>
+          <w:cs/>
+          <w:lang w:val="ar_AE" w:bidi="ar_AE"/>
+        </w:rPr>
+        <w:t>15:10</w:t>
+      </w:r>
       <w:r>
         <w:rPr>
           <w:rtl/>
@@ -4994,20 +4388,14 @@
         </w:rPr>
         <w:t xml:space="preserve">; </w:t>
       </w:r>
-      <w:hyperlink r:id="rId110">
-        <w:r>
-          <w:rPr>
-            <w:rtl/>
-            <w:cs/>
-            <w:lang w:val="ar_AE" w:bidi="ar_AE"/>
-          </w:rPr>
-          <w:rPr>
-            <w:color w:val="0000EE"/>
-            <w:u w:val="single"/>
-          </w:rPr>
-          <w:t>2 كورنثوس 3:5</w:t>
-        </w:r>
-      </w:hyperlink>
+      <w:r>
+        <w:rPr>
+          <w:rtl/>
+          <w:cs/>
+          <w:lang w:val="ar_AE" w:bidi="ar_AE"/>
+        </w:rPr>
+        <w:t>2 كورنثوس 3:5</w:t>
+      </w:r>
       <w:r>
         <w:rPr>
           <w:rtl/>
@@ -5016,20 +4404,14 @@
         </w:rPr>
         <w:t xml:space="preserve">; </w:t>
       </w:r>
-      <w:hyperlink r:id="rId111">
-        <w:r>
-          <w:rPr>
-            <w:rtl/>
-            <w:cs/>
-            <w:lang w:val="ar_AE" w:bidi="ar_AE"/>
-          </w:rPr>
-          <w:rPr>
-            <w:color w:val="0000EE"/>
-            <w:u w:val="single"/>
-          </w:rPr>
-          <w:t>1 تسالونيكي 2:13</w:t>
-        </w:r>
-      </w:hyperlink>
+      <w:r>
+        <w:rPr>
+          <w:rtl/>
+          <w:cs/>
+          <w:lang w:val="ar_AE" w:bidi="ar_AE"/>
+        </w:rPr>
+        <w:t>1 تسالونيكي 2:13</w:t>
+      </w:r>
       <w:r>
         <w:rPr>
           <w:rtl/>
@@ -5105,20 +4487,14 @@
         </w:rPr>
         <w:t xml:space="preserve">تنشأ الدمدمة والمجادلة من مركزية الذات (انظر </w:t>
       </w:r>
-      <w:hyperlink r:id="rId112">
-        <w:r>
-          <w:rPr>
-            <w:rtl/>
-            <w:cs/>
-            <w:lang w:val="ar_AE" w:bidi="ar_AE"/>
-          </w:rPr>
-          <w:rPr>
-            <w:color w:val="0000EE"/>
-            <w:u w:val="single"/>
-          </w:rPr>
-          <w:t>1 كورنثوس 10:10</w:t>
-        </w:r>
-      </w:hyperlink>
+      <w:r>
+        <w:rPr>
+          <w:rtl/>
+          <w:cs/>
+          <w:lang w:val="ar_AE" w:bidi="ar_AE"/>
+        </w:rPr>
+        <w:t>1 كورنثوس 10:10</w:t>
+      </w:r>
       <w:r>
         <w:rPr>
           <w:rtl/>
@@ -5127,20 +4503,14 @@
         </w:rPr>
         <w:t xml:space="preserve">; </w:t>
       </w:r>
-      <w:hyperlink r:id="rId113">
-        <w:r>
-          <w:rPr>
-            <w:rtl/>
-            <w:cs/>
-            <w:lang w:val="ar_AE" w:bidi="ar_AE"/>
-          </w:rPr>
-          <w:rPr>
-            <w:color w:val="0000EE"/>
-            <w:u w:val="single"/>
-          </w:rPr>
-          <w:t>1 بطرس 4:9</w:t>
-        </w:r>
-      </w:hyperlink>
+      <w:r>
+        <w:rPr>
+          <w:rtl/>
+          <w:cs/>
+          <w:lang w:val="ar_AE" w:bidi="ar_AE"/>
+        </w:rPr>
+        <w:t>1 بطرس 4:9</w:t>
+      </w:r>
       <w:r>
         <w:rPr>
           <w:rtl/>
@@ -5149,20 +4519,14 @@
         </w:rPr>
         <w:t xml:space="preserve">; </w:t>
       </w:r>
-      <w:hyperlink r:id="rId114">
-        <w:r>
-          <w:rPr>
-            <w:rtl/>
-            <w:cs/>
-            <w:lang w:val="ar_AE" w:bidi="ar_AE"/>
-          </w:rPr>
-          <w:rPr>
-            <w:color w:val="0000EE"/>
-            <w:u w:val="single"/>
-          </w:rPr>
-          <w:t>يهوذا 1:16</w:t>
-        </w:r>
-      </w:hyperlink>
+      <w:r>
+        <w:rPr>
+          <w:rtl/>
+          <w:cs/>
+          <w:lang w:val="ar_AE" w:bidi="ar_AE"/>
+        </w:rPr>
+        <w:t>يهوذا 1:16</w:t>
+      </w:r>
       <w:r>
         <w:rPr>
           <w:rtl/>
@@ -5171,20 +4535,14 @@
         </w:rPr>
         <w:t>)، في حين يُدعى المؤمنون إلى المحبة المُضحِّية (</w:t>
       </w:r>
-      <w:hyperlink r:id="rId115">
-        <w:r>
-          <w:rPr>
-            <w:rtl/>
-            <w:cs/>
-            <w:lang w:val="ar_AE" w:bidi="ar_AE"/>
-          </w:rPr>
-          <w:rPr>
-            <w:color w:val="0000EE"/>
-            <w:u w:val="single"/>
-          </w:rPr>
-          <w:t>فيلبي 2:4</w:t>
-        </w:r>
-      </w:hyperlink>
+      <w:r>
+        <w:rPr>
+          <w:rtl/>
+          <w:cs/>
+          <w:lang w:val="ar_AE" w:bidi="ar_AE"/>
+        </w:rPr>
+        <w:t>فيلبي 2:4</w:t>
+      </w:r>
       <w:r>
         <w:rPr>
           <w:rtl/>
@@ -5260,20 +4618,14 @@
         </w:rPr>
         <w:t xml:space="preserve"> تُضِيئُونَ بَيْنَهُمْ كَأَنْوَارٍ فِي الْعَالَمِ.: ينبغي للمؤمنين أن يجذبوا الناس إلى الله من خلال حياتهم (انظر </w:t>
       </w:r>
-      <w:hyperlink r:id="rId116">
-        <w:r>
-          <w:rPr>
-            <w:rtl/>
-            <w:cs/>
-            <w:lang w:val="ar_AE" w:bidi="ar_AE"/>
-          </w:rPr>
-          <w:rPr>
-            <w:color w:val="0000EE"/>
-            <w:u w:val="single"/>
-          </w:rPr>
-          <w:t>متى 5:13–16</w:t>
-        </w:r>
-      </w:hyperlink>
+      <w:r>
+        <w:rPr>
+          <w:rtl/>
+          <w:cs/>
+          <w:lang w:val="ar_AE" w:bidi="ar_AE"/>
+        </w:rPr>
+        <w:t>متى 5:13–16</w:t>
+      </w:r>
       <w:r>
         <w:rPr>
           <w:rtl/>
@@ -5282,20 +4634,14 @@
         </w:rPr>
         <w:t xml:space="preserve">). • فِي وَسَطِ جِيلٍ مُعَوَّجٍ وَمُلْتَوٍ: انظر </w:t>
       </w:r>
-      <w:hyperlink r:id="rId117">
-        <w:r>
-          <w:rPr>
-            <w:rtl/>
-            <w:cs/>
-            <w:lang w:val="ar_AE" w:bidi="ar_AE"/>
-          </w:rPr>
-          <w:rPr>
-            <w:color w:val="0000EE"/>
-            <w:u w:val="single"/>
-          </w:rPr>
-          <w:t>تثنية 32:5</w:t>
-        </w:r>
-      </w:hyperlink>
+      <w:r>
+        <w:rPr>
+          <w:rtl/>
+          <w:cs/>
+          <w:lang w:val="ar_AE" w:bidi="ar_AE"/>
+        </w:rPr>
+        <w:t>تثنية 32:5</w:t>
+      </w:r>
       <w:r>
         <w:rPr>
           <w:rtl/>
@@ -5304,20 +4650,14 @@
         </w:rPr>
         <w:t xml:space="preserve">; </w:t>
       </w:r>
-      <w:hyperlink r:id="rId118">
-        <w:r>
-          <w:rPr>
-            <w:rtl/>
-            <w:cs/>
-            <w:lang w:val="ar_AE" w:bidi="ar_AE"/>
-          </w:rPr>
-          <w:rPr>
-            <w:color w:val="0000EE"/>
-            <w:u w:val="single"/>
-          </w:rPr>
-          <w:t>رومية 1:18–32</w:t>
-        </w:r>
-      </w:hyperlink>
+      <w:r>
+        <w:rPr>
+          <w:rtl/>
+          <w:cs/>
+          <w:lang w:val="ar_AE" w:bidi="ar_AE"/>
+        </w:rPr>
+        <w:t>رومية 1:18–32</w:t>
+      </w:r>
       <w:r>
         <w:rPr>
           <w:rtl/>
@@ -5326,20 +4666,14 @@
         </w:rPr>
         <w:t xml:space="preserve">; </w:t>
       </w:r>
-      <w:hyperlink r:id="rId119">
-        <w:r>
-          <w:rPr>
-            <w:rtl/>
-            <w:cs/>
-            <w:lang w:val="ar_AE" w:bidi="ar_AE"/>
-          </w:rPr>
-          <w:rPr>
-            <w:color w:val="0000EE"/>
-            <w:u w:val="single"/>
-          </w:rPr>
-          <w:t>3:10–23</w:t>
-        </w:r>
-      </w:hyperlink>
+      <w:r>
+        <w:rPr>
+          <w:rtl/>
+          <w:cs/>
+          <w:lang w:val="ar_AE" w:bidi="ar_AE"/>
+        </w:rPr>
+        <w:t>3:10–23</w:t>
+      </w:r>
       <w:r>
         <w:rPr>
           <w:rtl/>
@@ -5415,20 +4749,14 @@
         </w:rPr>
         <w:t>مُتَمَسِّكِينَ بِكَلِمَةِ الْحَيَاةِ: ينبغي للمؤمنين أن يحافظوا على إيمانهم برسالة المسيح التي تمنح الحياة. الله أمين، ولكن يجب عليهم هم أيضًا أن يبقوا أمناء (</w:t>
       </w:r>
-      <w:hyperlink r:id="rId120">
-        <w:r>
-          <w:rPr>
-            <w:rtl/>
-            <w:cs/>
-            <w:lang w:val="ar_AE" w:bidi="ar_AE"/>
-          </w:rPr>
-          <w:rPr>
-            <w:color w:val="0000EE"/>
-            <w:u w:val="single"/>
-          </w:rPr>
-          <w:t>1:6</w:t>
-        </w:r>
-      </w:hyperlink>
+      <w:r>
+        <w:rPr>
+          <w:rtl/>
+          <w:cs/>
+          <w:lang w:val="ar_AE" w:bidi="ar_AE"/>
+        </w:rPr>
+        <w:t>1:6</w:t>
+      </w:r>
       <w:r>
         <w:rPr>
           <w:rtl/>
@@ -5437,20 +4765,14 @@
         </w:rPr>
         <w:t xml:space="preserve">; </w:t>
       </w:r>
-      <w:hyperlink r:id="rId121">
-        <w:r>
-          <w:rPr>
-            <w:rtl/>
-            <w:cs/>
-            <w:lang w:val="ar_AE" w:bidi="ar_AE"/>
-          </w:rPr>
-          <w:rPr>
-            <w:color w:val="0000EE"/>
-            <w:u w:val="single"/>
-          </w:rPr>
-          <w:t>2:12–13</w:t>
-        </w:r>
-      </w:hyperlink>
+      <w:r>
+        <w:rPr>
+          <w:rtl/>
+          <w:cs/>
+          <w:lang w:val="ar_AE" w:bidi="ar_AE"/>
+        </w:rPr>
+        <w:t>2:12–13</w:t>
+      </w:r>
       <w:r>
         <w:rPr>
           <w:rtl/>
@@ -5459,20 +4781,14 @@
         </w:rPr>
         <w:t xml:space="preserve">). • أَسْعَ (اركض السباق): يستخدم بولس كثيرًا لغة رياضية كاستعارة للحياة المسيحية (انظر </w:t>
       </w:r>
-      <w:hyperlink r:id="rId122">
-        <w:r>
-          <w:rPr>
-            <w:rtl/>
-            <w:cs/>
-            <w:lang w:val="ar_AE" w:bidi="ar_AE"/>
-          </w:rPr>
-          <w:rPr>
-            <w:color w:val="0000EE"/>
-            <w:u w:val="single"/>
-          </w:rPr>
-          <w:t>3:12–14</w:t>
-        </w:r>
-      </w:hyperlink>
+      <w:r>
+        <w:rPr>
+          <w:rtl/>
+          <w:cs/>
+          <w:lang w:val="ar_AE" w:bidi="ar_AE"/>
+        </w:rPr>
+        <w:t>3:12–14</w:t>
+      </w:r>
       <w:r>
         <w:rPr>
           <w:rtl/>
@@ -5481,20 +4797,14 @@
         </w:rPr>
         <w:t xml:space="preserve">; </w:t>
       </w:r>
-      <w:hyperlink r:id="rId123">
-        <w:r>
-          <w:rPr>
-            <w:rtl/>
-            <w:cs/>
-            <w:lang w:val="ar_AE" w:bidi="ar_AE"/>
-          </w:rPr>
-          <w:rPr>
-            <w:color w:val="0000EE"/>
-            <w:u w:val="single"/>
-          </w:rPr>
-          <w:t>1 كورنثوس 9:24</w:t>
-        </w:r>
-      </w:hyperlink>
+      <w:r>
+        <w:rPr>
+          <w:rtl/>
+          <w:cs/>
+          <w:lang w:val="ar_AE" w:bidi="ar_AE"/>
+        </w:rPr>
+        <w:t>1 كورنثوس 9:24</w:t>
+      </w:r>
       <w:r>
         <w:rPr>
           <w:rtl/>
@@ -5503,20 +4813,14 @@
         </w:rPr>
         <w:t xml:space="preserve">, </w:t>
       </w:r>
-      <w:hyperlink r:id="rId124">
-        <w:r>
-          <w:rPr>
-            <w:rtl/>
-            <w:cs/>
-            <w:lang w:val="ar_AE" w:bidi="ar_AE"/>
-          </w:rPr>
-          <w:rPr>
-            <w:color w:val="0000EE"/>
-            <w:u w:val="single"/>
-          </w:rPr>
-          <w:t>26</w:t>
-        </w:r>
-      </w:hyperlink>
+      <w:r>
+        <w:rPr>
+          <w:rtl/>
+          <w:cs/>
+          <w:lang w:val="ar_AE" w:bidi="ar_AE"/>
+        </w:rPr>
+        <w:t>26</w:t>
+      </w:r>
       <w:r>
         <w:rPr>
           <w:rtl/>
@@ -5525,20 +4829,14 @@
         </w:rPr>
         <w:t xml:space="preserve">; </w:t>
       </w:r>
-      <w:hyperlink r:id="rId125">
-        <w:r>
-          <w:rPr>
-            <w:rtl/>
-            <w:cs/>
-            <w:lang w:val="ar_AE" w:bidi="ar_AE"/>
-          </w:rPr>
-          <w:rPr>
-            <w:color w:val="0000EE"/>
-            <w:u w:val="single"/>
-          </w:rPr>
-          <w:t>غلاطية 2:2</w:t>
-        </w:r>
-      </w:hyperlink>
+      <w:r>
+        <w:rPr>
+          <w:rtl/>
+          <w:cs/>
+          <w:lang w:val="ar_AE" w:bidi="ar_AE"/>
+        </w:rPr>
+        <w:t>غلاطية 2:2</w:t>
+      </w:r>
       <w:r>
         <w:rPr>
           <w:rtl/>
@@ -5547,20 +4845,14 @@
         </w:rPr>
         <w:t xml:space="preserve">; </w:t>
       </w:r>
-      <w:hyperlink r:id="rId126">
-        <w:r>
-          <w:rPr>
-            <w:rtl/>
-            <w:cs/>
-            <w:lang w:val="ar_AE" w:bidi="ar_AE"/>
-          </w:rPr>
-          <w:rPr>
-            <w:color w:val="0000EE"/>
-            <w:u w:val="single"/>
-          </w:rPr>
-          <w:t>5:7</w:t>
-        </w:r>
-      </w:hyperlink>
+      <w:r>
+        <w:rPr>
+          <w:rtl/>
+          <w:cs/>
+          <w:lang w:val="ar_AE" w:bidi="ar_AE"/>
+        </w:rPr>
+        <w:t>5:7</w:t>
+      </w:r>
       <w:r>
         <w:rPr>
           <w:rtl/>
@@ -5569,20 +4861,14 @@
         </w:rPr>
         <w:t xml:space="preserve">; </w:t>
       </w:r>
-      <w:hyperlink r:id="rId127">
-        <w:r>
-          <w:rPr>
-            <w:rtl/>
-            <w:cs/>
-            <w:lang w:val="ar_AE" w:bidi="ar_AE"/>
-          </w:rPr>
-          <w:rPr>
-            <w:color w:val="0000EE"/>
-            <w:u w:val="single"/>
-          </w:rPr>
-          <w:t>2 تيموثاوس 4:7</w:t>
-        </w:r>
-      </w:hyperlink>
+      <w:r>
+        <w:rPr>
+          <w:rtl/>
+          <w:cs/>
+          <w:lang w:val="ar_AE" w:bidi="ar_AE"/>
+        </w:rPr>
+        <w:t>2 تيموثاوس 4:7</w:t>
+      </w:r>
       <w:r>
         <w:rPr>
           <w:rtl/>
@@ -5658,20 +4944,14 @@
         </w:rPr>
         <w:t xml:space="preserve">وَإِنْ كُنْتُ أَنْسَكِبُ أَيْضًا عَلَى ذَبِيحَةِ إِيمَانِكُمْ وَخِدْمَتِهِ، أُسَرُّ وَأَفْرَحُ: كان كل من اليهود والوثنيين غالبًا ما يسكبون سكيبًا من النبيذ إما على الذبيحة أو عند قاعدة المذبح تكريمًا للإله. ولقد كانت حياة بولس بِرُمَّتها تقدمة إلى الله (قارن </w:t>
       </w:r>
-      <w:hyperlink r:id="rId128">
-        <w:r>
-          <w:rPr>
-            <w:rtl/>
-            <w:cs/>
-            <w:lang w:val="ar_AE" w:bidi="ar_AE"/>
-          </w:rPr>
-          <w:rPr>
-            <w:color w:val="0000EE"/>
-            <w:u w:val="single"/>
-          </w:rPr>
-          <w:t>رومية 12:1</w:t>
-        </w:r>
-      </w:hyperlink>
+      <w:r>
+        <w:rPr>
+          <w:rtl/>
+          <w:cs/>
+          <w:lang w:val="ar_AE" w:bidi="ar_AE"/>
+        </w:rPr>
+        <w:t>رومية 12:1</w:t>
+      </w:r>
       <w:r>
         <w:rPr>
           <w:rtl/>
@@ -5680,20 +4960,14 @@
         </w:rPr>
         <w:t xml:space="preserve">; </w:t>
       </w:r>
-      <w:hyperlink r:id="rId129">
-        <w:r>
-          <w:rPr>
-            <w:rtl/>
-            <w:cs/>
-            <w:lang w:val="ar_AE" w:bidi="ar_AE"/>
-          </w:rPr>
-          <w:rPr>
-            <w:color w:val="0000EE"/>
-            <w:u w:val="single"/>
-          </w:rPr>
-          <w:t>15:16</w:t>
-        </w:r>
-      </w:hyperlink>
+      <w:r>
+        <w:rPr>
+          <w:rtl/>
+          <w:cs/>
+          <w:lang w:val="ar_AE" w:bidi="ar_AE"/>
+        </w:rPr>
+        <w:t>15:16</w:t>
+      </w:r>
       <w:r>
         <w:rPr>
           <w:rtl/>
@@ -5702,20 +4976,14 @@
         </w:rPr>
         <w:t xml:space="preserve">). • إن الخدمة الأمينة هي سبب للفرح، لأن لا شيء يُفعل لأجل الله يكون باطلًا أو بلا جدوى (انظر </w:t>
       </w:r>
-      <w:hyperlink r:id="rId130">
-        <w:r>
-          <w:rPr>
-            <w:rtl/>
-            <w:cs/>
-            <w:lang w:val="ar_AE" w:bidi="ar_AE"/>
-          </w:rPr>
-          <w:rPr>
-            <w:color w:val="0000EE"/>
-            <w:u w:val="single"/>
-          </w:rPr>
-          <w:t>1 كورنثوس 15:58</w:t>
-        </w:r>
-      </w:hyperlink>
+      <w:r>
+        <w:rPr>
+          <w:rtl/>
+          <w:cs/>
+          <w:lang w:val="ar_AE" w:bidi="ar_AE"/>
+        </w:rPr>
+        <w:t>1 كورنثوس 15:58</w:t>
+      </w:r>
       <w:r>
         <w:rPr>
           <w:rtl/>
@@ -5791,20 +5059,14 @@
         </w:rPr>
         <w:t xml:space="preserve">يمدح بولس تيموثاوس، الذي يأمل أن يرسله إلى أهل فيلبي في المستقبل القريب. وقد رافق تيموثاوس بولس في رحلته الأولى إلى فيلبّي (انظر </w:t>
       </w:r>
-      <w:hyperlink r:id="rId131">
-        <w:r>
-          <w:rPr>
-            <w:rtl/>
-            <w:cs/>
-            <w:lang w:val="ar_AE" w:bidi="ar_AE"/>
-          </w:rPr>
-          <w:rPr>
-            <w:color w:val="0000EE"/>
-            <w:u w:val="single"/>
-          </w:rPr>
-          <w:t>أعمال الرسل 16:1–3</w:t>
-        </w:r>
-      </w:hyperlink>
+      <w:r>
+        <w:rPr>
+          <w:rtl/>
+          <w:cs/>
+          <w:lang w:val="ar_AE" w:bidi="ar_AE"/>
+        </w:rPr>
+        <w:t>أعمال الرسل 16:1–3</w:t>
+      </w:r>
       <w:r>
         <w:rPr>
           <w:rtl/>
@@ -5813,20 +5075,14 @@
         </w:rPr>
         <w:t xml:space="preserve">، </w:t>
       </w:r>
-      <w:hyperlink r:id="rId132">
-        <w:r>
-          <w:rPr>
-            <w:rtl/>
-            <w:cs/>
-            <w:lang w:val="ar_AE" w:bidi="ar_AE"/>
-          </w:rPr>
-          <w:rPr>
-            <w:color w:val="0000EE"/>
-            <w:u w:val="single"/>
-          </w:rPr>
-          <w:t>12</w:t>
-        </w:r>
-      </w:hyperlink>
+      <w:r>
+        <w:rPr>
+          <w:rtl/>
+          <w:cs/>
+          <w:lang w:val="ar_AE" w:bidi="ar_AE"/>
+        </w:rPr>
+        <w:t>12</w:t>
+      </w:r>
       <w:r>
         <w:rPr>
           <w:rtl/>
@@ -5835,20 +5091,14 @@
         </w:rPr>
         <w:t xml:space="preserve">؛ </w:t>
       </w:r>
-      <w:hyperlink r:id="rId133">
-        <w:r>
-          <w:rPr>
-            <w:rtl/>
-            <w:cs/>
-            <w:lang w:val="ar_AE" w:bidi="ar_AE"/>
-          </w:rPr>
-          <w:rPr>
-            <w:color w:val="0000EE"/>
-            <w:u w:val="single"/>
-          </w:rPr>
-          <w:t>17:15</w:t>
-        </w:r>
-      </w:hyperlink>
+      <w:r>
+        <w:rPr>
+          <w:rtl/>
+          <w:cs/>
+          <w:lang w:val="ar_AE" w:bidi="ar_AE"/>
+        </w:rPr>
+        <w:t>17:15</w:t>
+      </w:r>
       <w:r>
         <w:rPr>
           <w:rtl/>
@@ -5857,20 +5107,14 @@
         </w:rPr>
         <w:t xml:space="preserve">؛ </w:t>
       </w:r>
-      <w:hyperlink r:id="rId134">
-        <w:r>
-          <w:rPr>
-            <w:rtl/>
-            <w:cs/>
-            <w:lang w:val="ar_AE" w:bidi="ar_AE"/>
-          </w:rPr>
-          <w:rPr>
-            <w:color w:val="0000EE"/>
-            <w:u w:val="single"/>
-          </w:rPr>
-          <w:t>18:5</w:t>
-        </w:r>
-      </w:hyperlink>
+      <w:r>
+        <w:rPr>
+          <w:rtl/>
+          <w:cs/>
+          <w:lang w:val="ar_AE" w:bidi="ar_AE"/>
+        </w:rPr>
+        <w:t>18:5</w:t>
+      </w:r>
       <w:r>
         <w:rPr>
           <w:rtl/>
@@ -5879,20 +5123,14 @@
         </w:rPr>
         <w:t xml:space="preserve">؛ قارن </w:t>
       </w:r>
-      <w:hyperlink r:id="rId135">
-        <w:r>
-          <w:rPr>
-            <w:rtl/>
-            <w:cs/>
-            <w:lang w:val="ar_AE" w:bidi="ar_AE"/>
-          </w:rPr>
-          <w:rPr>
-            <w:color w:val="0000EE"/>
-            <w:u w:val="single"/>
-          </w:rPr>
-          <w:t>أعمال الرسل 19:22</w:t>
-        </w:r>
-      </w:hyperlink>
+      <w:r>
+        <w:rPr>
+          <w:rtl/>
+          <w:cs/>
+          <w:lang w:val="ar_AE" w:bidi="ar_AE"/>
+        </w:rPr>
+        <w:t>أعمال الرسل 19:22</w:t>
+      </w:r>
       <w:r>
         <w:rPr>
           <w:rtl/>
@@ -6035,20 +5273,14 @@
         </w:rPr>
         <w:t xml:space="preserve">كان بولس واثقًا من أنه سيُخلى سبيله قريبًا من السجن وسيتمكن من زيارة أهل فيلبي (انظر </w:t>
       </w:r>
-      <w:hyperlink r:id="rId136">
-        <w:r>
-          <w:rPr>
-            <w:rtl/>
-            <w:cs/>
-            <w:lang w:val="ar_AE" w:bidi="ar_AE"/>
-          </w:rPr>
-          <w:rPr>
-            <w:color w:val="0000EE"/>
-            <w:u w:val="single"/>
-          </w:rPr>
-          <w:t>1:19</w:t>
-        </w:r>
-      </w:hyperlink>
+      <w:r>
+        <w:rPr>
+          <w:rtl/>
+          <w:cs/>
+          <w:lang w:val="ar_AE" w:bidi="ar_AE"/>
+        </w:rPr>
+        <w:t>1:19</w:t>
+      </w:r>
       <w:r>
         <w:rPr>
           <w:rtl/>
@@ -6057,20 +5289,14 @@
         </w:rPr>
         <w:t xml:space="preserve">، </w:t>
       </w:r>
-      <w:hyperlink r:id="rId46">
-        <w:r>
-          <w:rPr>
-            <w:rtl/>
-            <w:cs/>
-            <w:lang w:val="ar_AE" w:bidi="ar_AE"/>
-          </w:rPr>
-          <w:rPr>
-            <w:color w:val="0000EE"/>
-            <w:u w:val="single"/>
-          </w:rPr>
-          <w:t>25–26</w:t>
-        </w:r>
-      </w:hyperlink>
+      <w:r>
+        <w:rPr>
+          <w:rtl/>
+          <w:cs/>
+          <w:lang w:val="ar_AE" w:bidi="ar_AE"/>
+        </w:rPr>
+        <w:t>25–26</w:t>
+      </w:r>
       <w:r>
         <w:rPr>
           <w:rtl/>
@@ -6146,20 +5372,14 @@
         </w:rPr>
         <w:t xml:space="preserve">يمدح بولس أبفرودتس (انظر أيضًا </w:t>
       </w:r>
-      <w:hyperlink r:id="rId137">
-        <w:r>
-          <w:rPr>
-            <w:rtl/>
-            <w:cs/>
-            <w:lang w:val="ar_AE" w:bidi="ar_AE"/>
-          </w:rPr>
-          <w:rPr>
-            <w:color w:val="0000EE"/>
-            <w:u w:val="single"/>
-          </w:rPr>
-          <w:t>4:18</w:t>
-        </w:r>
-      </w:hyperlink>
+      <w:r>
+        <w:rPr>
+          <w:rtl/>
+          <w:cs/>
+          <w:lang w:val="ar_AE" w:bidi="ar_AE"/>
+        </w:rPr>
+        <w:t>4:18</w:t>
+      </w:r>
       <w:r>
         <w:rPr>
           <w:rtl/>
@@ -6336,20 +5556,14 @@
         </w:rPr>
         <w:t xml:space="preserve"> لأنه خاطر بحياته من أجل المسيح نيابة عنهم (لأهمية إظهار التكريم، انظر </w:t>
       </w:r>
-      <w:hyperlink r:id="rId138">
-        <w:r>
-          <w:rPr>
-            <w:rtl/>
-            <w:cs/>
-            <w:lang w:val="ar_AE" w:bidi="ar_AE"/>
-          </w:rPr>
-          <w:rPr>
-            <w:color w:val="0000EE"/>
-            <w:u w:val="single"/>
-          </w:rPr>
-          <w:t>رومية 12:10</w:t>
-        </w:r>
-      </w:hyperlink>
+      <w:r>
+        <w:rPr>
+          <w:rtl/>
+          <w:cs/>
+          <w:lang w:val="ar_AE" w:bidi="ar_AE"/>
+        </w:rPr>
+        <w:t>رومية 12:10</w:t>
+      </w:r>
       <w:r>
         <w:rPr>
           <w:rtl/>
@@ -6358,20 +5572,14 @@
         </w:rPr>
         <w:t xml:space="preserve">; </w:t>
       </w:r>
-      <w:hyperlink r:id="rId139">
-        <w:r>
-          <w:rPr>
-            <w:rtl/>
-            <w:cs/>
-            <w:lang w:val="ar_AE" w:bidi="ar_AE"/>
-          </w:rPr>
-          <w:rPr>
-            <w:color w:val="0000EE"/>
-            <w:u w:val="single"/>
-          </w:rPr>
-          <w:t>13:7</w:t>
-        </w:r>
-      </w:hyperlink>
+      <w:r>
+        <w:rPr>
+          <w:rtl/>
+          <w:cs/>
+          <w:lang w:val="ar_AE" w:bidi="ar_AE"/>
+        </w:rPr>
+        <w:t>13:7</w:t>
+      </w:r>
       <w:r>
         <w:rPr>
           <w:rtl/>
@@ -6380,20 +5588,14 @@
         </w:rPr>
         <w:t xml:space="preserve">; </w:t>
       </w:r>
-      <w:hyperlink r:id="rId140">
-        <w:r>
-          <w:rPr>
-            <w:rtl/>
-            <w:cs/>
-            <w:lang w:val="ar_AE" w:bidi="ar_AE"/>
-          </w:rPr>
-          <w:rPr>
-            <w:color w:val="0000EE"/>
-            <w:u w:val="single"/>
-          </w:rPr>
-          <w:t>أفسس 5:33</w:t>
-        </w:r>
-      </w:hyperlink>
+      <w:r>
+        <w:rPr>
+          <w:rtl/>
+          <w:cs/>
+          <w:lang w:val="ar_AE" w:bidi="ar_AE"/>
+        </w:rPr>
+        <w:t>أفسس 5:33</w:t>
+      </w:r>
       <w:r>
         <w:rPr>
           <w:rtl/>
@@ -6402,20 +5604,14 @@
         </w:rPr>
         <w:t xml:space="preserve">; </w:t>
       </w:r>
-      <w:hyperlink r:id="rId141">
-        <w:r>
-          <w:rPr>
-            <w:rtl/>
-            <w:cs/>
-            <w:lang w:val="ar_AE" w:bidi="ar_AE"/>
-          </w:rPr>
-          <w:rPr>
-            <w:color w:val="0000EE"/>
-            <w:u w:val="single"/>
-          </w:rPr>
-          <w:t>6:2</w:t>
-        </w:r>
-      </w:hyperlink>
+      <w:r>
+        <w:rPr>
+          <w:rtl/>
+          <w:cs/>
+          <w:lang w:val="ar_AE" w:bidi="ar_AE"/>
+        </w:rPr>
+        <w:t>6:2</w:t>
+      </w:r>
       <w:r>
         <w:rPr>
           <w:rtl/>
@@ -6424,20 +5620,14 @@
         </w:rPr>
         <w:t xml:space="preserve">; </w:t>
       </w:r>
-      <w:hyperlink r:id="rId142">
-        <w:r>
-          <w:rPr>
-            <w:rtl/>
-            <w:cs/>
-            <w:lang w:val="ar_AE" w:bidi="ar_AE"/>
-          </w:rPr>
-          <w:rPr>
-            <w:color w:val="0000EE"/>
-            <w:u w:val="single"/>
-          </w:rPr>
-          <w:t>1 تيموثاوس 5:17</w:t>
-        </w:r>
-      </w:hyperlink>
+      <w:r>
+        <w:rPr>
+          <w:rtl/>
+          <w:cs/>
+          <w:lang w:val="ar_AE" w:bidi="ar_AE"/>
+        </w:rPr>
+        <w:t>1 تيموثاوس 5:17</w:t>
+      </w:r>
       <w:r>
         <w:rPr>
           <w:rtl/>
@@ -6446,20 +5636,14 @@
         </w:rPr>
         <w:t xml:space="preserve">; </w:t>
       </w:r>
-      <w:hyperlink r:id="rId143">
-        <w:r>
-          <w:rPr>
-            <w:rtl/>
-            <w:cs/>
-            <w:lang w:val="ar_AE" w:bidi="ar_AE"/>
-          </w:rPr>
-          <w:rPr>
-            <w:color w:val="0000EE"/>
-            <w:u w:val="single"/>
-          </w:rPr>
-          <w:t>6:1</w:t>
-        </w:r>
-      </w:hyperlink>
+      <w:r>
+        <w:rPr>
+          <w:rtl/>
+          <w:cs/>
+          <w:lang w:val="ar_AE" w:bidi="ar_AE"/>
+        </w:rPr>
+        <w:t>6:1</w:t>
+      </w:r>
       <w:r>
         <w:rPr>
           <w:rtl/>
@@ -6468,20 +5652,14 @@
         </w:rPr>
         <w:t xml:space="preserve">; </w:t>
       </w:r>
-      <w:hyperlink r:id="rId144">
-        <w:r>
-          <w:rPr>
-            <w:rtl/>
-            <w:cs/>
-            <w:lang w:val="ar_AE" w:bidi="ar_AE"/>
-          </w:rPr>
-          <w:rPr>
-            <w:color w:val="0000EE"/>
-            <w:u w:val="single"/>
-          </w:rPr>
-          <w:t>1 بطرس 2:17</w:t>
-        </w:r>
-      </w:hyperlink>
+      <w:r>
+        <w:rPr>
+          <w:rtl/>
+          <w:cs/>
+          <w:lang w:val="ar_AE" w:bidi="ar_AE"/>
+        </w:rPr>
+        <w:t>1 بطرس 2:17</w:t>
+      </w:r>
       <w:r>
         <w:rPr>
           <w:rtl/>
@@ -6490,20 +5668,14 @@
         </w:rPr>
         <w:t xml:space="preserve">; </w:t>
       </w:r>
-      <w:hyperlink r:id="rId145">
-        <w:r>
-          <w:rPr>
-            <w:rtl/>
-            <w:cs/>
-            <w:lang w:val="ar_AE" w:bidi="ar_AE"/>
-          </w:rPr>
-          <w:rPr>
-            <w:color w:val="0000EE"/>
-            <w:u w:val="single"/>
-          </w:rPr>
-          <w:t>3:7</w:t>
-        </w:r>
-      </w:hyperlink>
+      <w:r>
+        <w:rPr>
+          <w:rtl/>
+          <w:cs/>
+          <w:lang w:val="ar_AE" w:bidi="ar_AE"/>
+        </w:rPr>
+        <w:t>3:7</w:t>
+      </w:r>
       <w:r>
         <w:rPr>
           <w:rtl/>
@@ -6579,20 +5751,14 @@
         </w:rPr>
         <w:t xml:space="preserve">افْرَحُوا فِي الرَّبِّ: يتم استئناف هذا الموضوع في </w:t>
       </w:r>
-      <w:hyperlink r:id="rId58">
-        <w:r>
-          <w:rPr>
-            <w:rtl/>
-            <w:cs/>
-            <w:lang w:val="ar_AE" w:bidi="ar_AE"/>
-          </w:rPr>
-          <w:rPr>
-            <w:color w:val="0000EE"/>
-            <w:u w:val="single"/>
-          </w:rPr>
-          <w:t>4:4</w:t>
-        </w:r>
-      </w:hyperlink>
+      <w:r>
+        <w:rPr>
+          <w:rtl/>
+          <w:cs/>
+          <w:lang w:val="ar_AE" w:bidi="ar_AE"/>
+        </w:rPr>
+        <w:t>4:4</w:t>
+      </w:r>
       <w:r>
         <w:rPr>
           <w:rtl/>
@@ -6601,20 +5767,14 @@
         </w:rPr>
         <w:t xml:space="preserve"> (انظر أيضًا </w:t>
       </w:r>
-      <w:hyperlink r:id="rId146">
-        <w:r>
-          <w:rPr>
-            <w:rtl/>
-            <w:cs/>
-            <w:lang w:val="ar_AE" w:bidi="ar_AE"/>
-          </w:rPr>
-          <w:rPr>
-            <w:color w:val="0000EE"/>
-            <w:u w:val="single"/>
-          </w:rPr>
-          <w:t>1:18</w:t>
-        </w:r>
-      </w:hyperlink>
+      <w:r>
+        <w:rPr>
+          <w:rtl/>
+          <w:cs/>
+          <w:lang w:val="ar_AE" w:bidi="ar_AE"/>
+        </w:rPr>
+        <w:t>1:18</w:t>
+      </w:r>
       <w:r>
         <w:rPr>
           <w:rtl/>
@@ -6623,20 +5783,14 @@
         </w:rPr>
         <w:t xml:space="preserve">; </w:t>
       </w:r>
-      <w:hyperlink r:id="rId147">
-        <w:r>
-          <w:rPr>
-            <w:rtl/>
-            <w:cs/>
-            <w:lang w:val="ar_AE" w:bidi="ar_AE"/>
-          </w:rPr>
-          <w:rPr>
-            <w:color w:val="0000EE"/>
-            <w:u w:val="single"/>
-          </w:rPr>
-          <w:t>2:17–18</w:t>
-        </w:r>
-      </w:hyperlink>
+      <w:r>
+        <w:rPr>
+          <w:rtl/>
+          <w:cs/>
+          <w:lang w:val="ar_AE" w:bidi="ar_AE"/>
+        </w:rPr>
+        <w:t>2:17–18</w:t>
+      </w:r>
       <w:r>
         <w:rPr>
           <w:rtl/>
@@ -6645,20 +5799,14 @@
         </w:rPr>
         <w:t xml:space="preserve">, </w:t>
       </w:r>
-      <w:hyperlink r:id="rId148">
-        <w:r>
-          <w:rPr>
-            <w:rtl/>
-            <w:cs/>
-            <w:lang w:val="ar_AE" w:bidi="ar_AE"/>
-          </w:rPr>
-          <w:rPr>
-            <w:color w:val="0000EE"/>
-            <w:u w:val="single"/>
-          </w:rPr>
-          <w:t>28</w:t>
-        </w:r>
-      </w:hyperlink>
+      <w:r>
+        <w:rPr>
+          <w:rtl/>
+          <w:cs/>
+          <w:lang w:val="ar_AE" w:bidi="ar_AE"/>
+        </w:rPr>
+        <w:t>28</w:t>
+      </w:r>
       <w:r>
         <w:rPr>
           <w:rtl/>
@@ -6667,20 +5815,14 @@
         </w:rPr>
         <w:t xml:space="preserve">; </w:t>
       </w:r>
-      <w:hyperlink r:id="rId149">
-        <w:r>
-          <w:rPr>
-            <w:rtl/>
-            <w:cs/>
-            <w:lang w:val="ar_AE" w:bidi="ar_AE"/>
-          </w:rPr>
-          <w:rPr>
-            <w:color w:val="0000EE"/>
-            <w:u w:val="single"/>
-          </w:rPr>
-          <w:t>4:10</w:t>
-        </w:r>
-      </w:hyperlink>
+      <w:r>
+        <w:rPr>
+          <w:rtl/>
+          <w:cs/>
+          <w:lang w:val="ar_AE" w:bidi="ar_AE"/>
+        </w:rPr>
+        <w:t>4:10</w:t>
+      </w:r>
       <w:r>
         <w:rPr>
           <w:rtl/>
@@ -6706,20 +5848,14 @@
         </w:rPr>
         <w:t>) غير واضحة: قد تشير إلى (1) التشجيع السابق مباشرة لكي يفرحوا في الرب؛ (2) التشجيع السابق لاتِّبَاع مثال المسيح (</w:t>
       </w:r>
-      <w:hyperlink r:id="rId150">
-        <w:r>
-          <w:rPr>
-            <w:rtl/>
-            <w:cs/>
-            <w:lang w:val="ar_AE" w:bidi="ar_AE"/>
-          </w:rPr>
-          <w:rPr>
-            <w:color w:val="0000EE"/>
-            <w:u w:val="single"/>
-          </w:rPr>
-          <w:t>2:1–18</w:t>
-        </w:r>
-      </w:hyperlink>
+      <w:r>
+        <w:rPr>
+          <w:rtl/>
+          <w:cs/>
+          <w:lang w:val="ar_AE" w:bidi="ar_AE"/>
+        </w:rPr>
+        <w:t>2:1–18</w:t>
+      </w:r>
       <w:r>
         <w:rPr>
           <w:rtl/>
@@ -6812,20 +5948,14 @@
         </w:rPr>
         <w:t xml:space="preserve"> (راجع </w:t>
       </w:r>
-      <w:hyperlink r:id="rId151">
-        <w:r>
-          <w:rPr>
-            <w:rtl/>
-            <w:cs/>
-            <w:lang w:val="ar_AE" w:bidi="ar_AE"/>
-          </w:rPr>
-          <w:rPr>
-            <w:color w:val="0000EE"/>
-            <w:u w:val="single"/>
-          </w:rPr>
-          <w:t>مرقس 7:27–28</w:t>
-        </w:r>
-      </w:hyperlink>
+      <w:r>
+        <w:rPr>
+          <w:rtl/>
+          <w:cs/>
+          <w:lang w:val="ar_AE" w:bidi="ar_AE"/>
+        </w:rPr>
+        <w:t>مرقس 7:27–28</w:t>
+      </w:r>
       <w:r>
         <w:rPr>
           <w:rtl/>
@@ -6834,20 +5964,14 @@
         </w:rPr>
         <w:t xml:space="preserve">). أقوى إهانات بولس كانت موجهة ضد اليهود الذين كانوا يعظون بأن الوثنيين يجب أن يختتنوا لكي يخلصوا (راجع </w:t>
       </w:r>
-      <w:hyperlink r:id="rId152">
-        <w:r>
-          <w:rPr>
-            <w:rtl/>
-            <w:cs/>
-            <w:lang w:val="ar_AE" w:bidi="ar_AE"/>
-          </w:rPr>
-          <w:rPr>
-            <w:color w:val="0000EE"/>
-            <w:u w:val="single"/>
-          </w:rPr>
-          <w:t>2 كورنثوس 11:13–15</w:t>
-        </w:r>
-      </w:hyperlink>
+      <w:r>
+        <w:rPr>
+          <w:rtl/>
+          <w:cs/>
+          <w:lang w:val="ar_AE" w:bidi="ar_AE"/>
+        </w:rPr>
+        <w:t>2 كورنثوس 11:13–15</w:t>
+      </w:r>
       <w:r>
         <w:rPr>
           <w:rtl/>
@@ -6856,20 +5980,14 @@
         </w:rPr>
         <w:t xml:space="preserve">; </w:t>
       </w:r>
-      <w:hyperlink r:id="rId153">
-        <w:r>
-          <w:rPr>
-            <w:rtl/>
-            <w:cs/>
-            <w:lang w:val="ar_AE" w:bidi="ar_AE"/>
-          </w:rPr>
-          <w:rPr>
-            <w:color w:val="0000EE"/>
-            <w:u w:val="single"/>
-          </w:rPr>
-          <w:t>غلاطية 1:6–9</w:t>
-        </w:r>
-      </w:hyperlink>
+      <w:r>
+        <w:rPr>
+          <w:rtl/>
+          <w:cs/>
+          <w:lang w:val="ar_AE" w:bidi="ar_AE"/>
+        </w:rPr>
+        <w:t>غلاطية 1:6–9</w:t>
+      </w:r>
       <w:r>
         <w:rPr>
           <w:rtl/>
@@ -6878,20 +5996,14 @@
         </w:rPr>
         <w:t xml:space="preserve">; </w:t>
       </w:r>
-      <w:hyperlink r:id="rId154">
-        <w:r>
-          <w:rPr>
-            <w:rtl/>
-            <w:cs/>
-            <w:lang w:val="ar_AE" w:bidi="ar_AE"/>
-          </w:rPr>
-          <w:rPr>
-            <w:color w:val="0000EE"/>
-            <w:u w:val="single"/>
-          </w:rPr>
-          <w:t>5:1–6</w:t>
-        </w:r>
-      </w:hyperlink>
+      <w:r>
+        <w:rPr>
+          <w:rtl/>
+          <w:cs/>
+          <w:lang w:val="ar_AE" w:bidi="ar_AE"/>
+        </w:rPr>
+        <w:t>5:1–6</w:t>
+      </w:r>
       <w:r>
         <w:rPr>
           <w:rtl/>
@@ -6900,20 +6012,14 @@
         </w:rPr>
         <w:t xml:space="preserve">, </w:t>
       </w:r>
-      <w:hyperlink r:id="rId155">
-        <w:r>
-          <w:rPr>
-            <w:rtl/>
-            <w:cs/>
-            <w:lang w:val="ar_AE" w:bidi="ar_AE"/>
-          </w:rPr>
-          <w:rPr>
-            <w:color w:val="0000EE"/>
-            <w:u w:val="single"/>
-          </w:rPr>
-          <w:t>12</w:t>
-        </w:r>
-      </w:hyperlink>
+      <w:r>
+        <w:rPr>
+          <w:rtl/>
+          <w:cs/>
+          <w:lang w:val="ar_AE" w:bidi="ar_AE"/>
+        </w:rPr>
+        <w:t>12</w:t>
+      </w:r>
       <w:r>
         <w:rPr>
           <w:rtl/>
@@ -7056,20 +6162,14 @@
         </w:rPr>
         <w:t xml:space="preserve">كان الختان يُفهم على أنه يميز أناس الله الحقيقيين (انظر </w:t>
       </w:r>
-      <w:hyperlink r:id="rId156">
-        <w:r>
-          <w:rPr>
-            <w:rtl/>
-            <w:cs/>
-            <w:lang w:val="ar_AE" w:bidi="ar_AE"/>
-          </w:rPr>
-          <w:rPr>
-            <w:color w:val="0000EE"/>
-            <w:u w:val="single"/>
-          </w:rPr>
-          <w:t>تكوين 17:10–14</w:t>
-        </w:r>
-      </w:hyperlink>
+      <w:r>
+        <w:rPr>
+          <w:rtl/>
+          <w:cs/>
+          <w:lang w:val="ar_AE" w:bidi="ar_AE"/>
+        </w:rPr>
+        <w:t>تكوين 17:10–14</w:t>
+      </w:r>
       <w:r>
         <w:rPr>
           <w:rtl/>
@@ -7078,20 +6178,14 @@
         </w:rPr>
         <w:t xml:space="preserve">)، ولكن أولئك الذين يضعون ثقتهم في المسيح هم الذين يُعدّون مختونين حقًا في القلب (انظر </w:t>
       </w:r>
-      <w:hyperlink r:id="rId157">
-        <w:r>
-          <w:rPr>
-            <w:rtl/>
-            <w:cs/>
-            <w:lang w:val="ar_AE" w:bidi="ar_AE"/>
-          </w:rPr>
-          <w:rPr>
-            <w:color w:val="0000EE"/>
-            <w:u w:val="single"/>
-          </w:rPr>
-          <w:t>رومية 2:28–29</w:t>
-        </w:r>
-      </w:hyperlink>
+      <w:r>
+        <w:rPr>
+          <w:rtl/>
+          <w:cs/>
+          <w:lang w:val="ar_AE" w:bidi="ar_AE"/>
+        </w:rPr>
+        <w:t>رومية 2:28–29</w:t>
+      </w:r>
       <w:r>
         <w:rPr>
           <w:rtl/>
@@ -7100,20 +6194,14 @@
         </w:rPr>
         <w:t xml:space="preserve">; قارن </w:t>
       </w:r>
-      <w:hyperlink r:id="rId158">
-        <w:r>
-          <w:rPr>
-            <w:rtl/>
-            <w:cs/>
-            <w:lang w:val="ar_AE" w:bidi="ar_AE"/>
-          </w:rPr>
-          <w:rPr>
-            <w:color w:val="0000EE"/>
-            <w:u w:val="single"/>
-          </w:rPr>
-          <w:t>إرميا 4:4</w:t>
-        </w:r>
-      </w:hyperlink>
+      <w:r>
+        <w:rPr>
+          <w:rtl/>
+          <w:cs/>
+          <w:lang w:val="ar_AE" w:bidi="ar_AE"/>
+        </w:rPr>
+        <w:t>إرميا 4:4</w:t>
+      </w:r>
       <w:r>
         <w:rPr>
           <w:rtl/>
@@ -7122,20 +6210,14 @@
         </w:rPr>
         <w:t xml:space="preserve">; </w:t>
       </w:r>
-      <w:hyperlink r:id="rId159">
-        <w:r>
-          <w:rPr>
-            <w:rtl/>
-            <w:cs/>
-            <w:lang w:val="ar_AE" w:bidi="ar_AE"/>
-          </w:rPr>
-          <w:rPr>
-            <w:color w:val="0000EE"/>
-            <w:u w:val="single"/>
-          </w:rPr>
-          <w:t>أفسس 2:11</w:t>
-        </w:r>
-      </w:hyperlink>
+      <w:r>
+        <w:rPr>
+          <w:rtl/>
+          <w:cs/>
+          <w:lang w:val="ar_AE" w:bidi="ar_AE"/>
+        </w:rPr>
+        <w:t>أفسس 2:11</w:t>
+      </w:r>
       <w:r>
         <w:rPr>
           <w:rtl/>
@@ -7144,20 +6226,14 @@
         </w:rPr>
         <w:t xml:space="preserve">; </w:t>
       </w:r>
-      <w:hyperlink r:id="rId160">
-        <w:r>
-          <w:rPr>
-            <w:rtl/>
-            <w:cs/>
-            <w:lang w:val="ar_AE" w:bidi="ar_AE"/>
-          </w:rPr>
-          <w:rPr>
-            <w:color w:val="0000EE"/>
-            <w:u w:val="single"/>
-          </w:rPr>
-          <w:t>كولوسي 2:11–13</w:t>
-        </w:r>
-      </w:hyperlink>
+      <w:r>
+        <w:rPr>
+          <w:rtl/>
+          <w:cs/>
+          <w:lang w:val="ar_AE" w:bidi="ar_AE"/>
+        </w:rPr>
+        <w:t>كولوسي 2:11–13</w:t>
+      </w:r>
       <w:r>
         <w:rPr>
           <w:rtl/>
@@ -7334,20 +6410,14 @@
         </w:rPr>
         <w:t xml:space="preserve">مَخْتُونٌ فِي الْيَوْمِ الثَّامِنِ: انظر </w:t>
       </w:r>
-      <w:hyperlink r:id="rId161">
-        <w:r>
-          <w:rPr>
-            <w:rtl/>
-            <w:cs/>
-            <w:lang w:val="ar_AE" w:bidi="ar_AE"/>
-          </w:rPr>
-          <w:rPr>
-            <w:color w:val="0000EE"/>
-            <w:u w:val="single"/>
-          </w:rPr>
-          <w:t>تكوين 17:12</w:t>
-        </w:r>
-      </w:hyperlink>
+      <w:r>
+        <w:rPr>
+          <w:rtl/>
+          <w:cs/>
+          <w:lang w:val="ar_AE" w:bidi="ar_AE"/>
+        </w:rPr>
+        <w:t>تكوين 17:12</w:t>
+      </w:r>
       <w:r>
         <w:rPr>
           <w:rtl/>
@@ -7356,20 +6426,14 @@
         </w:rPr>
         <w:t xml:space="preserve">; </w:t>
       </w:r>
-      <w:hyperlink r:id="rId162">
-        <w:r>
-          <w:rPr>
-            <w:rtl/>
-            <w:cs/>
-            <w:lang w:val="ar_AE" w:bidi="ar_AE"/>
-          </w:rPr>
-          <w:rPr>
-            <w:color w:val="0000EE"/>
-            <w:u w:val="single"/>
-          </w:rPr>
-          <w:t>لاويين 12:3</w:t>
-        </w:r>
-      </w:hyperlink>
+      <w:r>
+        <w:rPr>
+          <w:rtl/>
+          <w:cs/>
+          <w:lang w:val="ar_AE" w:bidi="ar_AE"/>
+        </w:rPr>
+        <w:t>لاويين 12:3</w:t>
+      </w:r>
       <w:r>
         <w:rPr>
           <w:rtl/>
@@ -7378,20 +6442,14 @@
         </w:rPr>
         <w:t xml:space="preserve">; </w:t>
       </w:r>
-      <w:hyperlink r:id="rId163">
-        <w:r>
-          <w:rPr>
-            <w:rtl/>
-            <w:cs/>
-            <w:lang w:val="ar_AE" w:bidi="ar_AE"/>
-          </w:rPr>
-          <w:rPr>
-            <w:color w:val="0000EE"/>
-            <w:u w:val="single"/>
-          </w:rPr>
-          <w:t>لوقا 1:59</w:t>
-        </w:r>
-      </w:hyperlink>
+      <w:r>
+        <w:rPr>
+          <w:rtl/>
+          <w:cs/>
+          <w:lang w:val="ar_AE" w:bidi="ar_AE"/>
+        </w:rPr>
+        <w:t>لوقا 1:59</w:t>
+      </w:r>
       <w:r>
         <w:rPr>
           <w:rtl/>
@@ -7400,20 +6458,14 @@
         </w:rPr>
         <w:t xml:space="preserve">; </w:t>
       </w:r>
-      <w:hyperlink r:id="rId164">
-        <w:r>
-          <w:rPr>
-            <w:rtl/>
-            <w:cs/>
-            <w:lang w:val="ar_AE" w:bidi="ar_AE"/>
-          </w:rPr>
-          <w:rPr>
-            <w:color w:val="0000EE"/>
-            <w:u w:val="single"/>
-          </w:rPr>
-          <w:t>2:21</w:t>
-        </w:r>
-      </w:hyperlink>
+      <w:r>
+        <w:rPr>
+          <w:rtl/>
+          <w:cs/>
+          <w:lang w:val="ar_AE" w:bidi="ar_AE"/>
+        </w:rPr>
+        <w:t>2:21</w:t>
+      </w:r>
       <w:r>
         <w:rPr>
           <w:rtl/>
@@ -7439,20 +6491,14 @@
         </w:rPr>
         <w:t xml:space="preserve"> وهي الطائفة اليهودية المعروفة بالتزامها الصارم بالناموس (انظر </w:t>
       </w:r>
-      <w:hyperlink r:id="rId165">
-        <w:r>
-          <w:rPr>
-            <w:rtl/>
-            <w:cs/>
-            <w:lang w:val="ar_AE" w:bidi="ar_AE"/>
-          </w:rPr>
-          <w:rPr>
-            <w:color w:val="0000EE"/>
-            <w:u w:val="single"/>
-          </w:rPr>
-          <w:t>أعمال 23:6</w:t>
-        </w:r>
-      </w:hyperlink>
+      <w:r>
+        <w:rPr>
+          <w:rtl/>
+          <w:cs/>
+          <w:lang w:val="ar_AE" w:bidi="ar_AE"/>
+        </w:rPr>
+        <w:t>أعمال 23:6</w:t>
+      </w:r>
       <w:r>
         <w:rPr>
           <w:rtl/>
@@ -7461,20 +6507,14 @@
         </w:rPr>
         <w:t xml:space="preserve">; </w:t>
       </w:r>
-      <w:hyperlink r:id="rId166">
-        <w:r>
-          <w:rPr>
-            <w:rtl/>
-            <w:cs/>
-            <w:lang w:val="ar_AE" w:bidi="ar_AE"/>
-          </w:rPr>
-          <w:rPr>
-            <w:color w:val="0000EE"/>
-            <w:u w:val="single"/>
-          </w:rPr>
-          <w:t>26:5</w:t>
-        </w:r>
-      </w:hyperlink>
+      <w:r>
+        <w:rPr>
+          <w:rtl/>
+          <w:cs/>
+          <w:lang w:val="ar_AE" w:bidi="ar_AE"/>
+        </w:rPr>
+        <w:t>26:5</w:t>
+      </w:r>
       <w:r>
         <w:rPr>
           <w:rtl/>
@@ -7617,20 +6657,14 @@
         </w:rPr>
         <w:t xml:space="preserve">مِنْ جِهَةِ الْغَيْرَةِ مُضْطَهِدُ الْكَنِيسَةِ (انظر </w:t>
       </w:r>
-      <w:hyperlink r:id="rId167">
-        <w:r>
-          <w:rPr>
-            <w:rtl/>
-            <w:cs/>
-            <w:lang w:val="ar_AE" w:bidi="ar_AE"/>
-          </w:rPr>
-          <w:rPr>
-            <w:color w:val="0000EE"/>
-            <w:u w:val="single"/>
-          </w:rPr>
-          <w:t>أعمال 8:1–3</w:t>
-        </w:r>
-      </w:hyperlink>
+      <w:r>
+        <w:rPr>
+          <w:rtl/>
+          <w:cs/>
+          <w:lang w:val="ar_AE" w:bidi="ar_AE"/>
+        </w:rPr>
+        <w:t>أعمال 8:1–3</w:t>
+      </w:r>
       <w:r>
         <w:rPr>
           <w:rtl/>
@@ -7639,20 +6673,14 @@
         </w:rPr>
         <w:t xml:space="preserve">; </w:t>
       </w:r>
-      <w:hyperlink r:id="rId168">
-        <w:r>
-          <w:rPr>
-            <w:rtl/>
-            <w:cs/>
-            <w:lang w:val="ar_AE" w:bidi="ar_AE"/>
-          </w:rPr>
-          <w:rPr>
-            <w:color w:val="0000EE"/>
-            <w:u w:val="single"/>
-          </w:rPr>
-          <w:t>9:1–2</w:t>
-        </w:r>
-      </w:hyperlink>
+      <w:r>
+        <w:rPr>
+          <w:rtl/>
+          <w:cs/>
+          <w:lang w:val="ar_AE" w:bidi="ar_AE"/>
+        </w:rPr>
+        <w:t>9:1–2</w:t>
+      </w:r>
       <w:r>
         <w:rPr>
           <w:rtl/>
@@ -7661,20 +6689,14 @@
         </w:rPr>
         <w:t xml:space="preserve">, </w:t>
       </w:r>
-      <w:hyperlink r:id="rId169">
-        <w:r>
-          <w:rPr>
-            <w:rtl/>
-            <w:cs/>
-            <w:lang w:val="ar_AE" w:bidi="ar_AE"/>
-          </w:rPr>
-          <w:rPr>
-            <w:color w:val="0000EE"/>
-            <w:u w:val="single"/>
-          </w:rPr>
-          <w:t>21</w:t>
-        </w:r>
-      </w:hyperlink>
+      <w:r>
+        <w:rPr>
+          <w:rtl/>
+          <w:cs/>
+          <w:lang w:val="ar_AE" w:bidi="ar_AE"/>
+        </w:rPr>
+        <w:t>21</w:t>
+      </w:r>
       <w:r>
         <w:rPr>
           <w:rtl/>
@@ -7683,20 +6705,14 @@
         </w:rPr>
         <w:t xml:space="preserve">; </w:t>
       </w:r>
-      <w:hyperlink r:id="rId170">
-        <w:r>
-          <w:rPr>
-            <w:rtl/>
-            <w:cs/>
-            <w:lang w:val="ar_AE" w:bidi="ar_AE"/>
-          </w:rPr>
-          <w:rPr>
-            <w:color w:val="0000EE"/>
-            <w:u w:val="single"/>
-          </w:rPr>
-          <w:t>غلاطية 1:13</w:t>
-        </w:r>
-      </w:hyperlink>
+      <w:r>
+        <w:rPr>
+          <w:rtl/>
+          <w:cs/>
+          <w:lang w:val="ar_AE" w:bidi="ar_AE"/>
+        </w:rPr>
+        <w:t>غلاطية 1:13</w:t>
+      </w:r>
       <w:r>
         <w:rPr>
           <w:rtl/>
@@ -7705,20 +6721,14 @@
         </w:rPr>
         <w:t xml:space="preserve">): لقد أظهرت أفعاله غِيرة لليهودية، حيث كانت الأخبار السارة عن يسوع تُعدّ تهديدًا لها. • كان بِرّ بولس، كما يُحكم عليه بمعايير بشرية، مؤشرًا آخر على غيرته للناموس (انظر أيضًا </w:t>
       </w:r>
-      <w:hyperlink r:id="rId171">
-        <w:r>
-          <w:rPr>
-            <w:rtl/>
-            <w:cs/>
-            <w:lang w:val="ar_AE" w:bidi="ar_AE"/>
-          </w:rPr>
-          <w:rPr>
-            <w:color w:val="0000EE"/>
-            <w:u w:val="single"/>
-          </w:rPr>
-          <w:t>غلاطية 1:14</w:t>
-        </w:r>
-      </w:hyperlink>
+      <w:r>
+        <w:rPr>
+          <w:rtl/>
+          <w:cs/>
+          <w:lang w:val="ar_AE" w:bidi="ar_AE"/>
+        </w:rPr>
+        <w:t>غلاطية 1:14</w:t>
+      </w:r>
       <w:r>
         <w:rPr>
           <w:rtl/>
@@ -7727,20 +6737,14 @@
         </w:rPr>
         <w:t xml:space="preserve">; لفهم منظور بولس اللاحق للمسيحية، قارن </w:t>
       </w:r>
-      <w:hyperlink r:id="rId172">
-        <w:r>
-          <w:rPr>
-            <w:rtl/>
-            <w:cs/>
-            <w:lang w:val="ar_AE" w:bidi="ar_AE"/>
-          </w:rPr>
-          <w:rPr>
-            <w:color w:val="0000EE"/>
-            <w:u w:val="single"/>
-          </w:rPr>
-          <w:t>رومية 3:23</w:t>
-        </w:r>
-      </w:hyperlink>
+      <w:r>
+        <w:rPr>
+          <w:rtl/>
+          <w:cs/>
+          <w:lang w:val="ar_AE" w:bidi="ar_AE"/>
+        </w:rPr>
+        <w:t>رومية 3:23</w:t>
+      </w:r>
       <w:r>
         <w:rPr>
           <w:rtl/>
@@ -7749,20 +6753,14 @@
         </w:rPr>
         <w:t xml:space="preserve">; </w:t>
       </w:r>
-      <w:hyperlink r:id="rId173">
-        <w:r>
-          <w:rPr>
-            <w:rtl/>
-            <w:cs/>
-            <w:lang w:val="ar_AE" w:bidi="ar_AE"/>
-          </w:rPr>
-          <w:rPr>
-            <w:color w:val="0000EE"/>
-            <w:u w:val="single"/>
-          </w:rPr>
-          <w:t>7:14–25</w:t>
-        </w:r>
-      </w:hyperlink>
+      <w:r>
+        <w:rPr>
+          <w:rtl/>
+          <w:cs/>
+          <w:lang w:val="ar_AE" w:bidi="ar_AE"/>
+        </w:rPr>
+        <w:t>7:14–25</w:t>
+      </w:r>
       <w:r>
         <w:rPr>
           <w:rtl/>
@@ -7838,20 +6836,14 @@
         </w:rPr>
         <w:t>بصفته مسيحيًا، يحسب بولس الآن هذه الأمور (</w:t>
       </w:r>
-      <w:hyperlink r:id="rId174">
-        <w:r>
-          <w:rPr>
-            <w:rtl/>
-            <w:cs/>
-            <w:lang w:val="ar_AE" w:bidi="ar_AE"/>
-          </w:rPr>
-          <w:rPr>
-            <w:color w:val="0000EE"/>
-            <w:u w:val="single"/>
-          </w:rPr>
-          <w:t>3:5–6</w:t>
-        </w:r>
-      </w:hyperlink>
+      <w:r>
+        <w:rPr>
+          <w:rtl/>
+          <w:cs/>
+          <w:lang w:val="ar_AE" w:bidi="ar_AE"/>
+        </w:rPr>
+        <w:t>3:5–6</w:t>
+      </w:r>
       <w:r>
         <w:rPr>
           <w:rtl/>
@@ -7860,20 +6852,14 @@
         </w:rPr>
         <w:t xml:space="preserve">) بلا قيمة (نفاية) بسبب ما فعله المسيح: تُعرَّف علاقة المؤمن بالله من خلال معرفة المسيح (انظر </w:t>
       </w:r>
-      <w:hyperlink r:id="rId175">
-        <w:r>
-          <w:rPr>
-            <w:rtl/>
-            <w:cs/>
-            <w:lang w:val="ar_AE" w:bidi="ar_AE"/>
-          </w:rPr>
-          <w:rPr>
-            <w:color w:val="0000EE"/>
-            <w:u w:val="single"/>
-          </w:rPr>
-          <w:t>3:10</w:t>
-        </w:r>
-      </w:hyperlink>
+      <w:r>
+        <w:rPr>
+          <w:rtl/>
+          <w:cs/>
+          <w:lang w:val="ar_AE" w:bidi="ar_AE"/>
+        </w:rPr>
+        <w:t>3:10</w:t>
+      </w:r>
       <w:r>
         <w:rPr>
           <w:rtl/>
@@ -7882,20 +6868,14 @@
         </w:rPr>
         <w:t xml:space="preserve">; </w:t>
       </w:r>
-      <w:hyperlink r:id="rId176">
-        <w:r>
-          <w:rPr>
-            <w:rtl/>
-            <w:cs/>
-            <w:lang w:val="ar_AE" w:bidi="ar_AE"/>
-          </w:rPr>
-          <w:rPr>
-            <w:color w:val="0000EE"/>
-            <w:u w:val="single"/>
-          </w:rPr>
-          <w:t>يوحنا 17:3</w:t>
-        </w:r>
-      </w:hyperlink>
+      <w:r>
+        <w:rPr>
+          <w:rtl/>
+          <w:cs/>
+          <w:lang w:val="ar_AE" w:bidi="ar_AE"/>
+        </w:rPr>
+        <w:t>يوحنا 17:3</w:t>
+      </w:r>
       <w:r>
         <w:rPr>
           <w:rtl/>
@@ -7921,20 +6901,14 @@
         </w:rPr>
         <w:t xml:space="preserve"> وبالتالي الحصول على هبة الخلاص الأبدي (انظر </w:t>
       </w:r>
-      <w:hyperlink r:id="rId82">
-        <w:r>
-          <w:rPr>
-            <w:rtl/>
-            <w:cs/>
-            <w:lang w:val="ar_AE" w:bidi="ar_AE"/>
-          </w:rPr>
-          <w:rPr>
-            <w:color w:val="0000EE"/>
-            <w:u w:val="single"/>
-          </w:rPr>
-          <w:t>يوحنا 3:16</w:t>
-        </w:r>
-      </w:hyperlink>
+      <w:r>
+        <w:rPr>
+          <w:rtl/>
+          <w:cs/>
+          <w:lang w:val="ar_AE" w:bidi="ar_AE"/>
+        </w:rPr>
+        <w:t>يوحنا 3:16</w:t>
+      </w:r>
       <w:r>
         <w:rPr>
           <w:rtl/>
@@ -7943,20 +6917,14 @@
         </w:rPr>
         <w:t xml:space="preserve">; </w:t>
       </w:r>
-      <w:hyperlink r:id="rId177">
-        <w:r>
-          <w:rPr>
-            <w:rtl/>
-            <w:cs/>
-            <w:lang w:val="ar_AE" w:bidi="ar_AE"/>
-          </w:rPr>
-          <w:rPr>
-            <w:color w:val="0000EE"/>
-            <w:u w:val="single"/>
-          </w:rPr>
-          <w:t>1 يوحنا 5:11–13</w:t>
-        </w:r>
-      </w:hyperlink>
+      <w:r>
+        <w:rPr>
+          <w:rtl/>
+          <w:cs/>
+          <w:lang w:val="ar_AE" w:bidi="ar_AE"/>
+        </w:rPr>
+        <w:t>1 يوحنا 5:11–13</w:t>
+      </w:r>
       <w:r>
         <w:rPr>
           <w:rtl/>
@@ -8049,20 +7017,14 @@
         </w:rPr>
         <w:t>هنا يلخص بولس التباين بين فهمه للخلاص وفهم معارضيه (</w:t>
       </w:r>
-      <w:hyperlink r:id="rId178">
-        <w:r>
-          <w:rPr>
-            <w:rtl/>
-            <w:cs/>
-            <w:lang w:val="ar_AE" w:bidi="ar_AE"/>
-          </w:rPr>
-          <w:rPr>
-            <w:color w:val="0000EE"/>
-            <w:u w:val="single"/>
-          </w:rPr>
-          <w:t>3:2</w:t>
-        </w:r>
-      </w:hyperlink>
+      <w:r>
+        <w:rPr>
+          <w:rtl/>
+          <w:cs/>
+          <w:lang w:val="ar_AE" w:bidi="ar_AE"/>
+        </w:rPr>
+        <w:t>3:2</w:t>
+      </w:r>
       <w:r>
         <w:rPr>
           <w:rtl/>
@@ -8071,20 +7033,14 @@
         </w:rPr>
         <w:t xml:space="preserve">). • يصبح المؤمنون واحدًا مع المسيح بواسطة الإيمان به للخلاص ومشاركة حياته (قارن </w:t>
       </w:r>
-      <w:hyperlink r:id="rId179">
-        <w:r>
-          <w:rPr>
-            <w:rtl/>
-            <w:cs/>
-            <w:lang w:val="ar_AE" w:bidi="ar_AE"/>
-          </w:rPr>
-          <w:rPr>
-            <w:color w:val="0000EE"/>
-            <w:u w:val="single"/>
-          </w:rPr>
-          <w:t>يوحنا 15:1–5</w:t>
-        </w:r>
-      </w:hyperlink>
+      <w:r>
+        <w:rPr>
+          <w:rtl/>
+          <w:cs/>
+          <w:lang w:val="ar_AE" w:bidi="ar_AE"/>
+        </w:rPr>
+        <w:t>يوحنا 15:1–5</w:t>
+      </w:r>
       <w:r>
         <w:rPr>
           <w:rtl/>
@@ -8093,20 +7049,14 @@
         </w:rPr>
         <w:t xml:space="preserve">). • ونحن نتبرر، ليس بواسطة الالتزام بناموس موسى، بل بواسطة الإيمان بالمسيح. وهذه هي طريقة الله لجعلنا مُبررين لديه: لا يمكن كسب الخلاص، بل فقط يُقبَل كهبة مجانية (انظر </w:t>
       </w:r>
-      <w:hyperlink r:id="rId180">
-        <w:r>
-          <w:rPr>
-            <w:rtl/>
-            <w:cs/>
-            <w:lang w:val="ar_AE" w:bidi="ar_AE"/>
-          </w:rPr>
-          <w:rPr>
-            <w:color w:val="0000EE"/>
-            <w:u w:val="single"/>
-          </w:rPr>
-          <w:t>رومية 1:17</w:t>
-        </w:r>
-      </w:hyperlink>
+      <w:r>
+        <w:rPr>
+          <w:rtl/>
+          <w:cs/>
+          <w:lang w:val="ar_AE" w:bidi="ar_AE"/>
+        </w:rPr>
+        <w:t>رومية 1:17</w:t>
+      </w:r>
       <w:r>
         <w:rPr>
           <w:rtl/>
@@ -8115,20 +7065,14 @@
         </w:rPr>
         <w:t xml:space="preserve">; </w:t>
       </w:r>
-      <w:hyperlink r:id="rId181">
-        <w:r>
-          <w:rPr>
-            <w:rtl/>
-            <w:cs/>
-            <w:lang w:val="ar_AE" w:bidi="ar_AE"/>
-          </w:rPr>
-          <w:rPr>
-            <w:color w:val="0000EE"/>
-            <w:u w:val="single"/>
-          </w:rPr>
-          <w:t>3:21–26</w:t>
-        </w:r>
-      </w:hyperlink>
+      <w:r>
+        <w:rPr>
+          <w:rtl/>
+          <w:cs/>
+          <w:lang w:val="ar_AE" w:bidi="ar_AE"/>
+        </w:rPr>
+        <w:t>3:21–26</w:t>
+      </w:r>
       <w:r>
         <w:rPr>
           <w:rtl/>
@@ -8137,20 +7081,14 @@
         </w:rPr>
         <w:t xml:space="preserve">; </w:t>
       </w:r>
-      <w:hyperlink r:id="rId182">
-        <w:r>
-          <w:rPr>
-            <w:rtl/>
-            <w:cs/>
-            <w:lang w:val="ar_AE" w:bidi="ar_AE"/>
-          </w:rPr>
-          <w:rPr>
-            <w:color w:val="0000EE"/>
-            <w:u w:val="single"/>
-          </w:rPr>
-          <w:t>4:5–8</w:t>
-        </w:r>
-      </w:hyperlink>
+      <w:r>
+        <w:rPr>
+          <w:rtl/>
+          <w:cs/>
+          <w:lang w:val="ar_AE" w:bidi="ar_AE"/>
+        </w:rPr>
+        <w:t>4:5–8</w:t>
+      </w:r>
       <w:r>
         <w:rPr>
           <w:rtl/>
@@ -8159,20 +7097,14 @@
         </w:rPr>
         <w:t xml:space="preserve">; </w:t>
       </w:r>
-      <w:hyperlink r:id="rId183">
-        <w:r>
-          <w:rPr>
-            <w:rtl/>
-            <w:cs/>
-            <w:lang w:val="ar_AE" w:bidi="ar_AE"/>
-          </w:rPr>
-          <w:rPr>
-            <w:color w:val="0000EE"/>
-            <w:u w:val="single"/>
-          </w:rPr>
-          <w:t>غلاطية 2:16</w:t>
-        </w:r>
-      </w:hyperlink>
+      <w:r>
+        <w:rPr>
+          <w:rtl/>
+          <w:cs/>
+          <w:lang w:val="ar_AE" w:bidi="ar_AE"/>
+        </w:rPr>
+        <w:t>غلاطية 2:16</w:t>
+      </w:r>
       <w:r>
         <w:rPr>
           <w:rtl/>
@@ -8181,20 +7113,14 @@
         </w:rPr>
         <w:t xml:space="preserve">; </w:t>
       </w:r>
-      <w:hyperlink r:id="rId184">
-        <w:r>
-          <w:rPr>
-            <w:rtl/>
-            <w:cs/>
-            <w:lang w:val="ar_AE" w:bidi="ar_AE"/>
-          </w:rPr>
-          <w:rPr>
-            <w:color w:val="0000EE"/>
-            <w:u w:val="single"/>
-          </w:rPr>
-          <w:t>أفسس 2:8–9</w:t>
-        </w:r>
-      </w:hyperlink>
+      <w:r>
+        <w:rPr>
+          <w:rtl/>
+          <w:cs/>
+          <w:lang w:val="ar_AE" w:bidi="ar_AE"/>
+        </w:rPr>
+        <w:t>أفسس 2:8–9</w:t>
+      </w:r>
       <w:r>
         <w:rPr>
           <w:rtl/>
@@ -8270,20 +7196,14 @@
         </w:rPr>
         <w:t xml:space="preserve">لأَعْرِفَهُ (أي المسيح): ومن خلال معرفته، يعرف الشخص الله ويُقبَل منه (قارن </w:t>
       </w:r>
-      <w:hyperlink r:id="rId185">
-        <w:r>
-          <w:rPr>
-            <w:rtl/>
-            <w:cs/>
-            <w:lang w:val="ar_AE" w:bidi="ar_AE"/>
-          </w:rPr>
-          <w:rPr>
-            <w:color w:val="0000EE"/>
-            <w:u w:val="single"/>
-          </w:rPr>
-          <w:t>3:7–8</w:t>
-        </w:r>
-      </w:hyperlink>
+      <w:r>
+        <w:rPr>
+          <w:rtl/>
+          <w:cs/>
+          <w:lang w:val="ar_AE" w:bidi="ar_AE"/>
+        </w:rPr>
+        <w:t>3:7–8</w:t>
+      </w:r>
       <w:r>
         <w:rPr>
           <w:rtl/>
@@ -8292,20 +7212,14 @@
         </w:rPr>
         <w:t xml:space="preserve">; </w:t>
       </w:r>
-      <w:hyperlink r:id="rId186">
-        <w:r>
-          <w:rPr>
-            <w:rtl/>
-            <w:cs/>
-            <w:lang w:val="ar_AE" w:bidi="ar_AE"/>
-          </w:rPr>
-          <w:rPr>
-            <w:color w:val="0000EE"/>
-            <w:u w:val="single"/>
-          </w:rPr>
-          <w:t>يوحنا 1:12–13</w:t>
-        </w:r>
-      </w:hyperlink>
+      <w:r>
+        <w:rPr>
+          <w:rtl/>
+          <w:cs/>
+          <w:lang w:val="ar_AE" w:bidi="ar_AE"/>
+        </w:rPr>
+        <w:t>يوحنا 1:12–13</w:t>
+      </w:r>
       <w:r>
         <w:rPr>
           <w:rtl/>
@@ -8314,20 +7228,14 @@
         </w:rPr>
         <w:t xml:space="preserve">; </w:t>
       </w:r>
-      <w:hyperlink r:id="rId176">
-        <w:r>
-          <w:rPr>
-            <w:rtl/>
-            <w:cs/>
-            <w:lang w:val="ar_AE" w:bidi="ar_AE"/>
-          </w:rPr>
-          <w:rPr>
-            <w:color w:val="0000EE"/>
-            <w:u w:val="single"/>
-          </w:rPr>
-          <w:t>17:3</w:t>
-        </w:r>
-      </w:hyperlink>
+      <w:r>
+        <w:rPr>
+          <w:rtl/>
+          <w:cs/>
+          <w:lang w:val="ar_AE" w:bidi="ar_AE"/>
+        </w:rPr>
+        <w:t>17:3</w:t>
+      </w:r>
       <w:r>
         <w:rPr>
           <w:rtl/>
@@ -8336,20 +7244,14 @@
         </w:rPr>
         <w:t xml:space="preserve">). • يختبر المؤمنون القوة العظيمة التي أقامته من الموت، الآن وفي الأبدية (انظر </w:t>
       </w:r>
-      <w:hyperlink r:id="rId187">
-        <w:r>
-          <w:rPr>
-            <w:rtl/>
-            <w:cs/>
-            <w:lang w:val="ar_AE" w:bidi="ar_AE"/>
-          </w:rPr>
-          <w:rPr>
-            <w:color w:val="0000EE"/>
-            <w:u w:val="single"/>
-          </w:rPr>
-          <w:t>رومية 6:4–14</w:t>
-        </w:r>
-      </w:hyperlink>
+      <w:r>
+        <w:rPr>
+          <w:rtl/>
+          <w:cs/>
+          <w:lang w:val="ar_AE" w:bidi="ar_AE"/>
+        </w:rPr>
+        <w:t>رومية 6:4–14</w:t>
+      </w:r>
       <w:r>
         <w:rPr>
           <w:rtl/>
@@ -8358,20 +7260,14 @@
         </w:rPr>
         <w:t xml:space="preserve">; </w:t>
       </w:r>
-      <w:hyperlink r:id="rId188">
-        <w:r>
-          <w:rPr>
-            <w:rtl/>
-            <w:cs/>
-            <w:lang w:val="ar_AE" w:bidi="ar_AE"/>
-          </w:rPr>
-          <w:rPr>
-            <w:color w:val="0000EE"/>
-            <w:u w:val="single"/>
-          </w:rPr>
-          <w:t>8:10–11</w:t>
-        </w:r>
-      </w:hyperlink>
+      <w:r>
+        <w:rPr>
+          <w:rtl/>
+          <w:cs/>
+          <w:lang w:val="ar_AE" w:bidi="ar_AE"/>
+        </w:rPr>
+        <w:t>8:10–11</w:t>
+      </w:r>
       <w:r>
         <w:rPr>
           <w:rtl/>
@@ -8380,20 +7276,14 @@
         </w:rPr>
         <w:t xml:space="preserve">; </w:t>
       </w:r>
-      <w:hyperlink r:id="rId189">
-        <w:r>
-          <w:rPr>
-            <w:rtl/>
-            <w:cs/>
-            <w:lang w:val="ar_AE" w:bidi="ar_AE"/>
-          </w:rPr>
-          <w:rPr>
-            <w:color w:val="0000EE"/>
-            <w:u w:val="single"/>
-          </w:rPr>
-          <w:t>كولوسي 3:1–4</w:t>
-        </w:r>
-      </w:hyperlink>
+      <w:r>
+        <w:rPr>
+          <w:rtl/>
+          <w:cs/>
+          <w:lang w:val="ar_AE" w:bidi="ar_AE"/>
+        </w:rPr>
+        <w:t>كولوسي 3:1–4</w:t>
+      </w:r>
       <w:r>
         <w:rPr>
           <w:rtl/>
@@ -8402,20 +7292,14 @@
         </w:rPr>
         <w:t xml:space="preserve">). • وَشَرِكَةَ آلاَمِهِ، مُتَشَبِّهًا بِمَوْتِهِ: بالاتحاد مع المسيح، يتمتع المؤمن بامتياز اختبار حياته وموته (انظر </w:t>
       </w:r>
-      <w:hyperlink r:id="rId32">
-        <w:r>
-          <w:rPr>
-            <w:rtl/>
-            <w:cs/>
-            <w:lang w:val="ar_AE" w:bidi="ar_AE"/>
-          </w:rPr>
-          <w:rPr>
-            <w:color w:val="0000EE"/>
-            <w:u w:val="single"/>
-          </w:rPr>
-          <w:t>فيلبي 1:29</w:t>
-        </w:r>
-      </w:hyperlink>
+      <w:r>
+        <w:rPr>
+          <w:rtl/>
+          <w:cs/>
+          <w:lang w:val="ar_AE" w:bidi="ar_AE"/>
+        </w:rPr>
+        <w:t>فيلبي 1:29</w:t>
+      </w:r>
       <w:r>
         <w:rPr>
           <w:rtl/>
@@ -8424,20 +7308,14 @@
         </w:rPr>
         <w:t xml:space="preserve">; </w:t>
       </w:r>
-      <w:hyperlink r:id="rId190">
-        <w:r>
-          <w:rPr>
-            <w:rtl/>
-            <w:cs/>
-            <w:lang w:val="ar_AE" w:bidi="ar_AE"/>
-          </w:rPr>
-          <w:rPr>
-            <w:color w:val="0000EE"/>
-            <w:u w:val="single"/>
-          </w:rPr>
-          <w:t>2 كورنثوس 4:10–12</w:t>
-        </w:r>
-      </w:hyperlink>
+      <w:r>
+        <w:rPr>
+          <w:rtl/>
+          <w:cs/>
+          <w:lang w:val="ar_AE" w:bidi="ar_AE"/>
+        </w:rPr>
+        <w:t>2 كورنثوس 4:10–12</w:t>
+      </w:r>
       <w:r>
         <w:rPr>
           <w:rtl/>
@@ -8446,20 +7324,14 @@
         </w:rPr>
         <w:t xml:space="preserve">; </w:t>
       </w:r>
-      <w:hyperlink r:id="rId191">
-        <w:r>
-          <w:rPr>
-            <w:rtl/>
-            <w:cs/>
-            <w:lang w:val="ar_AE" w:bidi="ar_AE"/>
-          </w:rPr>
-          <w:rPr>
-            <w:color w:val="0000EE"/>
-            <w:u w:val="single"/>
-          </w:rPr>
-          <w:t>كولوسي 1:24</w:t>
-        </w:r>
-      </w:hyperlink>
+      <w:r>
+        <w:rPr>
+          <w:rtl/>
+          <w:cs/>
+          <w:lang w:val="ar_AE" w:bidi="ar_AE"/>
+        </w:rPr>
+        <w:t>كولوسي 1:24</w:t>
+      </w:r>
       <w:r>
         <w:rPr>
           <w:rtl/>
@@ -8468,20 +7340,14 @@
         </w:rPr>
         <w:t xml:space="preserve">; </w:t>
       </w:r>
-      <w:hyperlink r:id="rId192">
-        <w:r>
-          <w:rPr>
-            <w:rtl/>
-            <w:cs/>
-            <w:lang w:val="ar_AE" w:bidi="ar_AE"/>
-          </w:rPr>
-          <w:rPr>
-            <w:color w:val="0000EE"/>
-            <w:u w:val="single"/>
-          </w:rPr>
-          <w:t>1 بطرس 4:13–16</w:t>
-        </w:r>
-      </w:hyperlink>
+      <w:r>
+        <w:rPr>
+          <w:rtl/>
+          <w:cs/>
+          <w:lang w:val="ar_AE" w:bidi="ar_AE"/>
+        </w:rPr>
+        <w:t>1 بطرس 4:13–16</w:t>
+      </w:r>
       <w:r>
         <w:rPr>
           <w:rtl/>
@@ -8557,20 +7423,14 @@
         </w:rPr>
         <w:t xml:space="preserve">اختبار القيامة من الأموات يعني أن تُنقذ من الدينونة وتنال الحياة الأبدية (انظر </w:t>
       </w:r>
-      <w:hyperlink r:id="rId193">
-        <w:r>
-          <w:rPr>
-            <w:rtl/>
-            <w:cs/>
-            <w:lang w:val="ar_AE" w:bidi="ar_AE"/>
-          </w:rPr>
-          <w:rPr>
-            <w:color w:val="0000EE"/>
-            <w:u w:val="single"/>
-          </w:rPr>
-          <w:t>رؤيا 20:4–6</w:t>
-        </w:r>
-      </w:hyperlink>
+      <w:r>
+        <w:rPr>
+          <w:rtl/>
+          <w:cs/>
+          <w:lang w:val="ar_AE" w:bidi="ar_AE"/>
+        </w:rPr>
+        <w:t>رؤيا 20:4–6</w:t>
+      </w:r>
       <w:r>
         <w:rPr>
           <w:rtl/>
@@ -8579,20 +7439,14 @@
         </w:rPr>
         <w:t>). كان بولس واعيًا بقداسة الله وشدة الدينونة النهائية (</w:t>
       </w:r>
-      <w:hyperlink r:id="rId194">
-        <w:r>
-          <w:rPr>
-            <w:rtl/>
-            <w:cs/>
-            <w:lang w:val="ar_AE" w:bidi="ar_AE"/>
-          </w:rPr>
-          <w:rPr>
-            <w:color w:val="0000EE"/>
-            <w:u w:val="single"/>
-          </w:rPr>
-          <w:t>رؤيا 20:11–15</w:t>
-        </w:r>
-      </w:hyperlink>
+      <w:r>
+        <w:rPr>
+          <w:rtl/>
+          <w:cs/>
+          <w:lang w:val="ar_AE" w:bidi="ar_AE"/>
+        </w:rPr>
+        <w:t>رؤيا 20:11–15</w:t>
+      </w:r>
       <w:r>
         <w:rPr>
           <w:rtl/>
@@ -8601,20 +7455,14 @@
         </w:rPr>
         <w:t xml:space="preserve">); وكان يعلم أنه يجب أن يثابر في سعيه وراء المسيح والخلاص (قارن </w:t>
       </w:r>
-      <w:hyperlink r:id="rId195">
-        <w:r>
-          <w:rPr>
-            <w:rtl/>
-            <w:cs/>
-            <w:lang w:val="ar_AE" w:bidi="ar_AE"/>
-          </w:rPr>
-          <w:rPr>
-            <w:color w:val="0000EE"/>
-            <w:u w:val="single"/>
-          </w:rPr>
-          <w:t>غلاطية 5:5</w:t>
-        </w:r>
-      </w:hyperlink>
+      <w:r>
+        <w:rPr>
+          <w:rtl/>
+          <w:cs/>
+          <w:lang w:val="ar_AE" w:bidi="ar_AE"/>
+        </w:rPr>
+        <w:t>غلاطية 5:5</w:t>
+      </w:r>
       <w:r>
         <w:rPr>
           <w:rtl/>
@@ -8840,20 +7688,14 @@
         </w:rPr>
         <w:t xml:space="preserve">الأشخاص الذين يتمتعون بالنضج الروحي (الكاملين) (انظر </w:t>
       </w:r>
-      <w:hyperlink r:id="rId196">
-        <w:r>
-          <w:rPr>
-            <w:rtl/>
-            <w:cs/>
-            <w:lang w:val="ar_AE" w:bidi="ar_AE"/>
-          </w:rPr>
-          <w:rPr>
-            <w:color w:val="0000EE"/>
-            <w:u w:val="single"/>
-          </w:rPr>
-          <w:t>1 كورنثوس 2:6</w:t>
-        </w:r>
-      </w:hyperlink>
+      <w:r>
+        <w:rPr>
+          <w:rtl/>
+          <w:cs/>
+          <w:lang w:val="ar_AE" w:bidi="ar_AE"/>
+        </w:rPr>
+        <w:t>1 كورنثوس 2:6</w:t>
+      </w:r>
       <w:r>
         <w:rPr>
           <w:rtl/>
@@ -8862,20 +7704,14 @@
         </w:rPr>
         <w:t xml:space="preserve">; </w:t>
       </w:r>
-      <w:hyperlink r:id="rId197">
-        <w:r>
-          <w:rPr>
-            <w:rtl/>
-            <w:cs/>
-            <w:lang w:val="ar_AE" w:bidi="ar_AE"/>
-          </w:rPr>
-          <w:rPr>
-            <w:color w:val="0000EE"/>
-            <w:u w:val="single"/>
-          </w:rPr>
-          <w:t>3:1</w:t>
-        </w:r>
-      </w:hyperlink>
+      <w:r>
+        <w:rPr>
+          <w:rtl/>
+          <w:cs/>
+          <w:lang w:val="ar_AE" w:bidi="ar_AE"/>
+        </w:rPr>
+        <w:t>3:1</w:t>
+      </w:r>
       <w:r>
         <w:rPr>
           <w:rtl/>
@@ -8884,20 +7720,14 @@
         </w:rPr>
         <w:t>) سيتفقون مع بولس في أن الأمور الأبدية هي الأهم في الحياة (</w:t>
       </w:r>
-      <w:hyperlink r:id="rId122">
-        <w:r>
-          <w:rPr>
-            <w:rtl/>
-            <w:cs/>
-            <w:lang w:val="ar_AE" w:bidi="ar_AE"/>
-          </w:rPr>
-          <w:rPr>
-            <w:color w:val="0000EE"/>
-            <w:u w:val="single"/>
-          </w:rPr>
-          <w:t>فيلبي 3:12–14</w:t>
-        </w:r>
-      </w:hyperlink>
+      <w:r>
+        <w:rPr>
+          <w:rtl/>
+          <w:cs/>
+          <w:lang w:val="ar_AE" w:bidi="ar_AE"/>
+        </w:rPr>
+        <w:t>فيلبي 3:12–14</w:t>
+      </w:r>
       <w:r>
         <w:rPr>
           <w:rtl/>
@@ -8906,20 +7736,14 @@
         </w:rPr>
         <w:t xml:space="preserve">; انظر </w:t>
       </w:r>
-      <w:hyperlink r:id="rId198">
-        <w:r>
-          <w:rPr>
-            <w:rtl/>
-            <w:cs/>
-            <w:lang w:val="ar_AE" w:bidi="ar_AE"/>
-          </w:rPr>
-          <w:rPr>
-            <w:color w:val="0000EE"/>
-            <w:u w:val="single"/>
-          </w:rPr>
-          <w:t>2 كورنثوس 4:16–18</w:t>
-        </w:r>
-      </w:hyperlink>
+      <w:r>
+        <w:rPr>
+          <w:rtl/>
+          <w:cs/>
+          <w:lang w:val="ar_AE" w:bidi="ar_AE"/>
+        </w:rPr>
+        <w:t>2 كورنثوس 4:16–18</w:t>
+      </w:r>
       <w:r>
         <w:rPr>
           <w:rtl/>
@@ -9062,20 +7886,14 @@
         </w:rPr>
         <w:t>كُونُوا مُتَمَثِّلِينَ بِي: السعي الجاد لبولس نحو المسيح والحياة التي دعاه الله إليها (</w:t>
       </w:r>
-      <w:hyperlink r:id="rId199">
-        <w:r>
-          <w:rPr>
-            <w:rtl/>
-            <w:cs/>
-            <w:lang w:val="ar_AE" w:bidi="ar_AE"/>
-          </w:rPr>
-          <w:rPr>
-            <w:color w:val="0000EE"/>
-            <w:u w:val="single"/>
-          </w:rPr>
-          <w:t>3:7–14</w:t>
-        </w:r>
-      </w:hyperlink>
+      <w:r>
+        <w:rPr>
+          <w:rtl/>
+          <w:cs/>
+          <w:lang w:val="ar_AE" w:bidi="ar_AE"/>
+        </w:rPr>
+        <w:t>3:7–14</w:t>
+      </w:r>
       <w:r>
         <w:rPr>
           <w:rtl/>
@@ -9084,20 +7902,14 @@
         </w:rPr>
         <w:t xml:space="preserve">; </w:t>
       </w:r>
-      <w:hyperlink r:id="rId200">
-        <w:r>
-          <w:rPr>
-            <w:rtl/>
-            <w:cs/>
-            <w:lang w:val="ar_AE" w:bidi="ar_AE"/>
-          </w:rPr>
-          <w:rPr>
-            <w:color w:val="0000EE"/>
-            <w:u w:val="single"/>
-          </w:rPr>
-          <w:t>4:9</w:t>
-        </w:r>
-      </w:hyperlink>
+      <w:r>
+        <w:rPr>
+          <w:rtl/>
+          <w:cs/>
+          <w:lang w:val="ar_AE" w:bidi="ar_AE"/>
+        </w:rPr>
+        <w:t>4:9</w:t>
+      </w:r>
       <w:r>
         <w:rPr>
           <w:rtl/>
@@ -9106,20 +7918,14 @@
         </w:rPr>
         <w:t xml:space="preserve">; </w:t>
       </w:r>
-      <w:hyperlink r:id="rId201">
-        <w:r>
-          <w:rPr>
-            <w:rtl/>
-            <w:cs/>
-            <w:lang w:val="ar_AE" w:bidi="ar_AE"/>
-          </w:rPr>
-          <w:rPr>
-            <w:color w:val="0000EE"/>
-            <w:u w:val="single"/>
-          </w:rPr>
-          <w:t>1 كورنثوس 4:6</w:t>
-        </w:r>
-      </w:hyperlink>
+      <w:r>
+        <w:rPr>
+          <w:rtl/>
+          <w:cs/>
+          <w:lang w:val="ar_AE" w:bidi="ar_AE"/>
+        </w:rPr>
+        <w:t>1 كورنثوس 4:6</w:t>
+      </w:r>
       <w:r>
         <w:rPr>
           <w:rtl/>
@@ -9128,20 +7934,14 @@
         </w:rPr>
         <w:t xml:space="preserve">, </w:t>
       </w:r>
-      <w:hyperlink r:id="rId202">
-        <w:r>
-          <w:rPr>
-            <w:rtl/>
-            <w:cs/>
-            <w:lang w:val="ar_AE" w:bidi="ar_AE"/>
-          </w:rPr>
-          <w:rPr>
-            <w:color w:val="0000EE"/>
-            <w:u w:val="single"/>
-          </w:rPr>
-          <w:t>16–17</w:t>
-        </w:r>
-      </w:hyperlink>
+      <w:r>
+        <w:rPr>
+          <w:rtl/>
+          <w:cs/>
+          <w:lang w:val="ar_AE" w:bidi="ar_AE"/>
+        </w:rPr>
+        <w:t>16–17</w:t>
+      </w:r>
       <w:r>
         <w:rPr>
           <w:rtl/>
@@ -9150,20 +7950,14 @@
         </w:rPr>
         <w:t xml:space="preserve">; </w:t>
       </w:r>
-      <w:hyperlink r:id="rId203">
-        <w:r>
-          <w:rPr>
-            <w:rtl/>
-            <w:cs/>
-            <w:lang w:val="ar_AE" w:bidi="ar_AE"/>
-          </w:rPr>
-          <w:rPr>
-            <w:color w:val="0000EE"/>
-            <w:u w:val="single"/>
-          </w:rPr>
-          <w:t>11:1</w:t>
-        </w:r>
-      </w:hyperlink>
+      <w:r>
+        <w:rPr>
+          <w:rtl/>
+          <w:cs/>
+          <w:lang w:val="ar_AE" w:bidi="ar_AE"/>
+        </w:rPr>
+        <w:t>11:1</w:t>
+      </w:r>
       <w:r>
         <w:rPr>
           <w:rtl/>
@@ -9172,20 +7966,14 @@
         </w:rPr>
         <w:t xml:space="preserve">; </w:t>
       </w:r>
-      <w:hyperlink r:id="rId204">
-        <w:r>
-          <w:rPr>
-            <w:rtl/>
-            <w:cs/>
-            <w:lang w:val="ar_AE" w:bidi="ar_AE"/>
-          </w:rPr>
-          <w:rPr>
-            <w:color w:val="0000EE"/>
-            <w:u w:val="single"/>
-          </w:rPr>
-          <w:t>2 تسالونيكي 3:7–9</w:t>
-        </w:r>
-      </w:hyperlink>
+      <w:r>
+        <w:rPr>
+          <w:rtl/>
+          <w:cs/>
+          <w:lang w:val="ar_AE" w:bidi="ar_AE"/>
+        </w:rPr>
+        <w:t>2 تسالونيكي 3:7–9</w:t>
+      </w:r>
       <w:r>
         <w:rPr>
           <w:rtl/>
@@ -9194,20 +7982,14 @@
         </w:rPr>
         <w:t>) يتناقض بشكل واضح مع أعداء المسيح الذين سيتم وصفهم لاحقًا (</w:t>
       </w:r>
-      <w:hyperlink r:id="rId205">
-        <w:r>
-          <w:rPr>
-            <w:rtl/>
-            <w:cs/>
-            <w:lang w:val="ar_AE" w:bidi="ar_AE"/>
-          </w:rPr>
-          <w:rPr>
-            <w:color w:val="0000EE"/>
-            <w:u w:val="single"/>
-          </w:rPr>
-          <w:t>فيلبي 3:18–19</w:t>
-        </w:r>
-      </w:hyperlink>
+      <w:r>
+        <w:rPr>
+          <w:rtl/>
+          <w:cs/>
+          <w:lang w:val="ar_AE" w:bidi="ar_AE"/>
+        </w:rPr>
+        <w:t>فيلبي 3:18–19</w:t>
+      </w:r>
       <w:r>
         <w:rPr>
           <w:rtl/>
@@ -9283,20 +8065,14 @@
         </w:rPr>
         <w:t xml:space="preserve">هوية الأعداء غير معروفة؛ قد يكونون (1) يهودًا أو مسيحيين يهودًا يفتخرون بختانهم (كما في </w:t>
       </w:r>
-      <w:hyperlink r:id="rId178">
-        <w:r>
-          <w:rPr>
-            <w:rtl/>
-            <w:cs/>
-            <w:lang w:val="ar_AE" w:bidi="ar_AE"/>
-          </w:rPr>
-          <w:rPr>
-            <w:color w:val="0000EE"/>
-            <w:u w:val="single"/>
-          </w:rPr>
-          <w:t>3:2</w:t>
-        </w:r>
-      </w:hyperlink>
+      <w:r>
+        <w:rPr>
+          <w:rtl/>
+          <w:cs/>
+          <w:lang w:val="ar_AE" w:bidi="ar_AE"/>
+        </w:rPr>
+        <w:t>3:2</w:t>
+      </w:r>
       <w:r>
         <w:rPr>
           <w:rtl/>
@@ -9305,20 +8081,14 @@
         </w:rPr>
         <w:t xml:space="preserve">)، حيث يتعارض تأكيدهم على الالتزام باليهودية مع صليب المسيح؛ (2) مؤمنين زائفين يعيشون حياة دنيوية وغير أخلاقية (انظر </w:t>
       </w:r>
-      <w:hyperlink r:id="rId206">
-        <w:r>
-          <w:rPr>
-            <w:rtl/>
-            <w:cs/>
-            <w:lang w:val="ar_AE" w:bidi="ar_AE"/>
-          </w:rPr>
-          <w:rPr>
-            <w:color w:val="0000EE"/>
-            <w:u w:val="single"/>
-          </w:rPr>
-          <w:t>3:19</w:t>
-        </w:r>
-      </w:hyperlink>
+      <w:r>
+        <w:rPr>
+          <w:rtl/>
+          <w:cs/>
+          <w:lang w:val="ar_AE" w:bidi="ar_AE"/>
+        </w:rPr>
+        <w:t>3:19</w:t>
+      </w:r>
       <w:r>
         <w:rPr>
           <w:rtl/>
@@ -9327,20 +8097,14 @@
         </w:rPr>
         <w:t xml:space="preserve">); أو (3) مؤمنين مُعترفين (أعلنوا انتمائهم للمسيح) كانوا قد رفضوا وجهة نظر بولس بخصوص مركزية الصليب فيمَا يتعلق بالأخبار السارة. فقد كان صلب المسيح باعتباره مجرمًا فضيحة ومسيئًا للكثيرين (انظر </w:t>
       </w:r>
-      <w:hyperlink r:id="rId207">
-        <w:r>
-          <w:rPr>
-            <w:rtl/>
-            <w:cs/>
-            <w:lang w:val="ar_AE" w:bidi="ar_AE"/>
-          </w:rPr>
-          <w:rPr>
-            <w:color w:val="0000EE"/>
-            <w:u w:val="single"/>
-          </w:rPr>
-          <w:t>1 كورنثوس 1:23</w:t>
-        </w:r>
-      </w:hyperlink>
+      <w:r>
+        <w:rPr>
+          <w:rtl/>
+          <w:cs/>
+          <w:lang w:val="ar_AE" w:bidi="ar_AE"/>
+        </w:rPr>
+        <w:t>1 كورنثوس 1:23</w:t>
+      </w:r>
       <w:r>
         <w:rPr>
           <w:rtl/>
@@ -9349,20 +8113,14 @@
         </w:rPr>
         <w:t xml:space="preserve">; انظر </w:t>
       </w:r>
-      <w:hyperlink r:id="rId208">
-        <w:r>
-          <w:rPr>
-            <w:rtl/>
-            <w:cs/>
-            <w:lang w:val="ar_AE" w:bidi="ar_AE"/>
-          </w:rPr>
-          <w:rPr>
-            <w:color w:val="0000EE"/>
-            <w:u w:val="single"/>
-          </w:rPr>
-          <w:t>رومية 9:33</w:t>
-        </w:r>
-      </w:hyperlink>
+      <w:r>
+        <w:rPr>
+          <w:rtl/>
+          <w:cs/>
+          <w:lang w:val="ar_AE" w:bidi="ar_AE"/>
+        </w:rPr>
+        <w:t>رومية 9:33</w:t>
+      </w:r>
       <w:r>
         <w:rPr>
           <w:rtl/>
@@ -9371,20 +8129,14 @@
         </w:rPr>
         <w:t xml:space="preserve">; </w:t>
       </w:r>
-      <w:hyperlink r:id="rId209">
-        <w:r>
-          <w:rPr>
-            <w:rtl/>
-            <w:cs/>
-            <w:lang w:val="ar_AE" w:bidi="ar_AE"/>
-          </w:rPr>
-          <w:rPr>
-            <w:color w:val="0000EE"/>
-            <w:u w:val="single"/>
-          </w:rPr>
-          <w:t>1 بطرس 2:8</w:t>
-        </w:r>
-      </w:hyperlink>
+      <w:r>
+        <w:rPr>
+          <w:rtl/>
+          <w:cs/>
+          <w:lang w:val="ar_AE" w:bidi="ar_AE"/>
+        </w:rPr>
+        <w:t>1 بطرس 2:8</w:t>
+      </w:r>
       <w:r>
         <w:rPr>
           <w:rtl/>
@@ -9460,20 +8212,14 @@
         </w:rPr>
         <w:t xml:space="preserve">عبارة إِلهُهُمْ بَطْنُهُمْ قد تشير إلى جشعهم أو شهوانيتهم أو مصلحتهم الذاتية (قارن </w:t>
       </w:r>
-      <w:hyperlink r:id="rId210">
-        <w:r>
-          <w:rPr>
-            <w:rtl/>
-            <w:cs/>
-            <w:lang w:val="ar_AE" w:bidi="ar_AE"/>
-          </w:rPr>
-          <w:rPr>
-            <w:color w:val="0000EE"/>
-            <w:u w:val="single"/>
-          </w:rPr>
-          <w:t>رومية 16:18</w:t>
-        </w:r>
-      </w:hyperlink>
+      <w:r>
+        <w:rPr>
+          <w:rtl/>
+          <w:cs/>
+          <w:lang w:val="ar_AE" w:bidi="ar_AE"/>
+        </w:rPr>
+        <w:t>رومية 16:18</w:t>
+      </w:r>
       <w:r>
         <w:rPr>
           <w:rtl/>
@@ -9482,20 +8228,14 @@
         </w:rPr>
         <w:t xml:space="preserve">). • وَمَجْدُهُمْ فِي خِزْيِهِمِ: يُفهم هذا بشكل أفضل كإشارة إلى الفجور بدلًا من الفخر بالختان. • إن الهلاك الأبدي هو الحكم النهائي من الله لأولئك الذين يرفضون المسيح ويعيشون حياة أنانية وخاطئة (انظر </w:t>
       </w:r>
-      <w:hyperlink r:id="rId211">
-        <w:r>
-          <w:rPr>
-            <w:rtl/>
-            <w:cs/>
-            <w:lang w:val="ar_AE" w:bidi="ar_AE"/>
-          </w:rPr>
-          <w:rPr>
-            <w:color w:val="0000EE"/>
-            <w:u w:val="single"/>
-          </w:rPr>
-          <w:t>2 تسالونيكي 1:8–9</w:t>
-        </w:r>
-      </w:hyperlink>
+      <w:r>
+        <w:rPr>
+          <w:rtl/>
+          <w:cs/>
+          <w:lang w:val="ar_AE" w:bidi="ar_AE"/>
+        </w:rPr>
+        <w:t>2 تسالونيكي 1:8–9</w:t>
+      </w:r>
       <w:r>
         <w:rPr>
           <w:rtl/>
@@ -9504,20 +8244,14 @@
         </w:rPr>
         <w:t xml:space="preserve">; قارن </w:t>
       </w:r>
-      <w:hyperlink r:id="rId212">
-        <w:r>
-          <w:rPr>
-            <w:rtl/>
-            <w:cs/>
-            <w:lang w:val="ar_AE" w:bidi="ar_AE"/>
-          </w:rPr>
-          <w:rPr>
-            <w:color w:val="0000EE"/>
-            <w:u w:val="single"/>
-          </w:rPr>
-          <w:t>فيلبي 1:28</w:t>
-        </w:r>
-      </w:hyperlink>
+      <w:r>
+        <w:rPr>
+          <w:rtl/>
+          <w:cs/>
+          <w:lang w:val="ar_AE" w:bidi="ar_AE"/>
+        </w:rPr>
+        <w:t>فيلبي 1:28</w:t>
+      </w:r>
       <w:r>
         <w:rPr>
           <w:rtl/>
@@ -9526,20 +8260,14 @@
         </w:rPr>
         <w:t xml:space="preserve">; </w:t>
       </w:r>
-      <w:hyperlink r:id="rId213">
-        <w:r>
-          <w:rPr>
-            <w:rtl/>
-            <w:cs/>
-            <w:lang w:val="ar_AE" w:bidi="ar_AE"/>
-          </w:rPr>
-          <w:rPr>
-            <w:color w:val="0000EE"/>
-            <w:u w:val="single"/>
-          </w:rPr>
-          <w:t>متى 7:13</w:t>
-        </w:r>
-      </w:hyperlink>
+      <w:r>
+        <w:rPr>
+          <w:rtl/>
+          <w:cs/>
+          <w:lang w:val="ar_AE" w:bidi="ar_AE"/>
+        </w:rPr>
+        <w:t>متى 7:13</w:t>
+      </w:r>
       <w:r>
         <w:rPr>
           <w:rtl/>
@@ -9548,20 +8276,14 @@
         </w:rPr>
         <w:t xml:space="preserve">; </w:t>
       </w:r>
-      <w:hyperlink r:id="rId214">
-        <w:r>
-          <w:rPr>
-            <w:rtl/>
-            <w:cs/>
-            <w:lang w:val="ar_AE" w:bidi="ar_AE"/>
-          </w:rPr>
-          <w:rPr>
-            <w:color w:val="0000EE"/>
-            <w:u w:val="single"/>
-          </w:rPr>
-          <w:t>رومية 9:22</w:t>
-        </w:r>
-      </w:hyperlink>
+      <w:r>
+        <w:rPr>
+          <w:rtl/>
+          <w:cs/>
+          <w:lang w:val="ar_AE" w:bidi="ar_AE"/>
+        </w:rPr>
+        <w:t>رومية 9:22</w:t>
+      </w:r>
       <w:r>
         <w:rPr>
           <w:rtl/>
@@ -9570,20 +8292,14 @@
         </w:rPr>
         <w:t xml:space="preserve">; </w:t>
       </w:r>
-      <w:hyperlink r:id="rId215">
-        <w:r>
-          <w:rPr>
-            <w:rtl/>
-            <w:cs/>
-            <w:lang w:val="ar_AE" w:bidi="ar_AE"/>
-          </w:rPr>
-          <w:rPr>
-            <w:color w:val="0000EE"/>
-            <w:u w:val="single"/>
-          </w:rPr>
-          <w:t>1 كورنثوس 1:18</w:t>
-        </w:r>
-      </w:hyperlink>
+      <w:r>
+        <w:rPr>
+          <w:rtl/>
+          <w:cs/>
+          <w:lang w:val="ar_AE" w:bidi="ar_AE"/>
+        </w:rPr>
+        <w:t>1 كورنثوس 1:18</w:t>
+      </w:r>
       <w:r>
         <w:rPr>
           <w:rtl/>
@@ -9592,20 +8308,14 @@
         </w:rPr>
         <w:t xml:space="preserve">; </w:t>
       </w:r>
-      <w:hyperlink r:id="rId216">
-        <w:r>
-          <w:rPr>
-            <w:rtl/>
-            <w:cs/>
-            <w:lang w:val="ar_AE" w:bidi="ar_AE"/>
-          </w:rPr>
-          <w:rPr>
-            <w:color w:val="0000EE"/>
-            <w:u w:val="single"/>
-          </w:rPr>
-          <w:t>2 تسالونيكي 2:10</w:t>
-        </w:r>
-      </w:hyperlink>
+      <w:r>
+        <w:rPr>
+          <w:rtl/>
+          <w:cs/>
+          <w:lang w:val="ar_AE" w:bidi="ar_AE"/>
+        </w:rPr>
+        <w:t>2 تسالونيكي 2:10</w:t>
+      </w:r>
       <w:r>
         <w:rPr>
           <w:rtl/>
@@ -9614,20 +8324,14 @@
         </w:rPr>
         <w:t xml:space="preserve">; </w:t>
       </w:r>
-      <w:hyperlink r:id="rId217">
-        <w:r>
-          <w:rPr>
-            <w:rtl/>
-            <w:cs/>
-            <w:lang w:val="ar_AE" w:bidi="ar_AE"/>
-          </w:rPr>
-          <w:rPr>
-            <w:color w:val="0000EE"/>
-            <w:u w:val="single"/>
-          </w:rPr>
-          <w:t>1 تيموثاوس 6:9</w:t>
-        </w:r>
-      </w:hyperlink>
+      <w:r>
+        <w:rPr>
+          <w:rtl/>
+          <w:cs/>
+          <w:lang w:val="ar_AE" w:bidi="ar_AE"/>
+        </w:rPr>
+        <w:t>1 تيموثاوس 6:9</w:t>
+      </w:r>
       <w:r>
         <w:rPr>
           <w:rtl/>
@@ -9636,20 +8340,14 @@
         </w:rPr>
         <w:t xml:space="preserve">; </w:t>
       </w:r>
-      <w:hyperlink r:id="rId218">
-        <w:r>
-          <w:rPr>
-            <w:rtl/>
-            <w:cs/>
-            <w:lang w:val="ar_AE" w:bidi="ar_AE"/>
-          </w:rPr>
-          <w:rPr>
-            <w:color w:val="0000EE"/>
-            <w:u w:val="single"/>
-          </w:rPr>
-          <w:t>2 بطرس 2:3</w:t>
-        </w:r>
-      </w:hyperlink>
+      <w:r>
+        <w:rPr>
+          <w:rtl/>
+          <w:cs/>
+          <w:lang w:val="ar_AE" w:bidi="ar_AE"/>
+        </w:rPr>
+        <w:t>2 بطرس 2:3</w:t>
+      </w:r>
       <w:r>
         <w:rPr>
           <w:rtl/>
@@ -9658,20 +8356,14 @@
         </w:rPr>
         <w:t xml:space="preserve">, </w:t>
       </w:r>
-      <w:hyperlink r:id="rId219">
-        <w:r>
-          <w:rPr>
-            <w:rtl/>
-            <w:cs/>
-            <w:lang w:val="ar_AE" w:bidi="ar_AE"/>
-          </w:rPr>
-          <w:rPr>
-            <w:color w:val="0000EE"/>
-            <w:u w:val="single"/>
-          </w:rPr>
-          <w:t>13</w:t>
-        </w:r>
-      </w:hyperlink>
+      <w:r>
+        <w:rPr>
+          <w:rtl/>
+          <w:cs/>
+          <w:lang w:val="ar_AE" w:bidi="ar_AE"/>
+        </w:rPr>
+        <w:t>13</w:t>
+      </w:r>
       <w:r>
         <w:rPr>
           <w:rtl/>
@@ -9680,20 +8372,14 @@
         </w:rPr>
         <w:t xml:space="preserve">; </w:t>
       </w:r>
-      <w:hyperlink r:id="rId220">
-        <w:r>
-          <w:rPr>
-            <w:rtl/>
-            <w:cs/>
-            <w:lang w:val="ar_AE" w:bidi="ar_AE"/>
-          </w:rPr>
-          <w:rPr>
-            <w:color w:val="0000EE"/>
-            <w:u w:val="single"/>
-          </w:rPr>
-          <w:t>يهوذا 1:10</w:t>
-        </w:r>
-      </w:hyperlink>
+      <w:r>
+        <w:rPr>
+          <w:rtl/>
+          <w:cs/>
+          <w:lang w:val="ar_AE" w:bidi="ar_AE"/>
+        </w:rPr>
+        <w:t>يهوذا 1:10</w:t>
+      </w:r>
       <w:r>
         <w:rPr>
           <w:rtl/>
@@ -9702,20 +8388,14 @@
         </w:rPr>
         <w:t xml:space="preserve">; </w:t>
       </w:r>
-      <w:hyperlink r:id="rId221">
-        <w:r>
-          <w:rPr>
-            <w:rtl/>
-            <w:cs/>
-            <w:lang w:val="ar_AE" w:bidi="ar_AE"/>
-          </w:rPr>
-          <w:rPr>
-            <w:color w:val="0000EE"/>
-            <w:u w:val="single"/>
-          </w:rPr>
-          <w:t>رؤيا 11:18</w:t>
-        </w:r>
-      </w:hyperlink>
+      <w:r>
+        <w:rPr>
+          <w:rtl/>
+          <w:cs/>
+          <w:lang w:val="ar_AE" w:bidi="ar_AE"/>
+        </w:rPr>
+        <w:t>رؤيا 11:18</w:t>
+      </w:r>
       <w:r>
         <w:rPr>
           <w:rtl/>
@@ -9724,20 +8404,14 @@
         </w:rPr>
         <w:t xml:space="preserve">). • إنهم غير قادرين على رؤية ما يتجاوز هذه الحياة (قارن </w:t>
       </w:r>
-      <w:hyperlink r:id="rId222">
-        <w:r>
-          <w:rPr>
-            <w:rtl/>
-            <w:cs/>
-            <w:lang w:val="ar_AE" w:bidi="ar_AE"/>
-          </w:rPr>
-          <w:rPr>
-            <w:color w:val="0000EE"/>
-            <w:u w:val="single"/>
-          </w:rPr>
-          <w:t>يوحنا 12:25</w:t>
-        </w:r>
-      </w:hyperlink>
+      <w:r>
+        <w:rPr>
+          <w:rtl/>
+          <w:cs/>
+          <w:lang w:val="ar_AE" w:bidi="ar_AE"/>
+        </w:rPr>
+        <w:t>يوحنا 12:25</w:t>
+      </w:r>
       <w:r>
         <w:rPr>
           <w:rtl/>
@@ -9746,20 +8420,14 @@
         </w:rPr>
         <w:t xml:space="preserve">; </w:t>
       </w:r>
-      <w:hyperlink r:id="rId223">
-        <w:r>
-          <w:rPr>
-            <w:rtl/>
-            <w:cs/>
-            <w:lang w:val="ar_AE" w:bidi="ar_AE"/>
-          </w:rPr>
-          <w:rPr>
-            <w:color w:val="0000EE"/>
-            <w:u w:val="single"/>
-          </w:rPr>
-          <w:t>1 يوحنا 2:15–17</w:t>
-        </w:r>
-      </w:hyperlink>
+      <w:r>
+        <w:rPr>
+          <w:rtl/>
+          <w:cs/>
+          <w:lang w:val="ar_AE" w:bidi="ar_AE"/>
+        </w:rPr>
+        <w:t>1 يوحنا 2:15–17</w:t>
+      </w:r>
       <w:r>
         <w:rPr>
           <w:rtl/>
@@ -9835,20 +8503,14 @@
         </w:rPr>
         <w:t xml:space="preserve">على النقيض من ذلك، فإن المؤمنين الذين يدركون أن موطنهم في السماء (انظر </w:t>
       </w:r>
-      <w:hyperlink r:id="rId224">
-        <w:r>
-          <w:rPr>
-            <w:rtl/>
-            <w:cs/>
-            <w:lang w:val="ar_AE" w:bidi="ar_AE"/>
-          </w:rPr>
-          <w:rPr>
-            <w:color w:val="0000EE"/>
-            <w:u w:val="single"/>
-          </w:rPr>
-          <w:t>أفسس 2:19</w:t>
-        </w:r>
-      </w:hyperlink>
+      <w:r>
+        <w:rPr>
+          <w:rtl/>
+          <w:cs/>
+          <w:lang w:val="ar_AE" w:bidi="ar_AE"/>
+        </w:rPr>
+        <w:t>أفسس 2:19</w:t>
+      </w:r>
       <w:r>
         <w:rPr>
           <w:rtl/>
@@ -9857,20 +8519,14 @@
         </w:rPr>
         <w:t xml:space="preserve">) مع الرب يسوع المسيح يملؤون عقولهم بأفكار عن السماء (انظر </w:t>
       </w:r>
-      <w:hyperlink r:id="rId225">
-        <w:r>
-          <w:rPr>
-            <w:rtl/>
-            <w:cs/>
-            <w:lang w:val="ar_AE" w:bidi="ar_AE"/>
-          </w:rPr>
-          <w:rPr>
-            <w:color w:val="0000EE"/>
-            <w:u w:val="single"/>
-          </w:rPr>
-          <w:t>كولوسي 3:1–2</w:t>
-        </w:r>
-      </w:hyperlink>
+      <w:r>
+        <w:rPr>
+          <w:rtl/>
+          <w:cs/>
+          <w:lang w:val="ar_AE" w:bidi="ar_AE"/>
+        </w:rPr>
+        <w:t>كولوسي 3:1–2</w:t>
+      </w:r>
       <w:r>
         <w:rPr>
           <w:rtl/>
@@ -9879,20 +8535,14 @@
         </w:rPr>
         <w:t xml:space="preserve">; قارن </w:t>
       </w:r>
-      <w:hyperlink r:id="rId226">
-        <w:r>
-          <w:rPr>
-            <w:rtl/>
-            <w:cs/>
-            <w:lang w:val="ar_AE" w:bidi="ar_AE"/>
-          </w:rPr>
-          <w:rPr>
-            <w:color w:val="0000EE"/>
-            <w:u w:val="single"/>
-          </w:rPr>
-          <w:t>1 كورنثوس 15:19</w:t>
-        </w:r>
-      </w:hyperlink>
+      <w:r>
+        <w:rPr>
+          <w:rtl/>
+          <w:cs/>
+          <w:lang w:val="ar_AE" w:bidi="ar_AE"/>
+        </w:rPr>
+        <w:t>1 كورنثوس 15:19</w:t>
+      </w:r>
       <w:r>
         <w:rPr>
           <w:rtl/>
@@ -9901,20 +8551,14 @@
         </w:rPr>
         <w:t xml:space="preserve">; </w:t>
       </w:r>
-      <w:hyperlink r:id="rId227">
-        <w:r>
-          <w:rPr>
-            <w:rtl/>
-            <w:cs/>
-            <w:lang w:val="ar_AE" w:bidi="ar_AE"/>
-          </w:rPr>
-          <w:rPr>
-            <w:color w:val="0000EE"/>
-            <w:u w:val="single"/>
-          </w:rPr>
-          <w:t>1 بطرس 2:11</w:t>
-        </w:r>
-      </w:hyperlink>
+      <w:r>
+        <w:rPr>
+          <w:rtl/>
+          <w:cs/>
+          <w:lang w:val="ar_AE" w:bidi="ar_AE"/>
+        </w:rPr>
+        <w:t>1 بطرس 2:11</w:t>
+      </w:r>
       <w:r>
         <w:rPr>
           <w:rtl/>
@@ -9923,20 +8567,14 @@
         </w:rPr>
         <w:t xml:space="preserve">) وعودة المسيح (انظر </w:t>
       </w:r>
-      <w:hyperlink r:id="rId228">
-        <w:r>
-          <w:rPr>
-            <w:rtl/>
-            <w:cs/>
-            <w:lang w:val="ar_AE" w:bidi="ar_AE"/>
-          </w:rPr>
-          <w:rPr>
-            <w:color w:val="0000EE"/>
-            <w:u w:val="single"/>
-          </w:rPr>
-          <w:t>1 كورنثوس 1:7</w:t>
-        </w:r>
-      </w:hyperlink>
+      <w:r>
+        <w:rPr>
+          <w:rtl/>
+          <w:cs/>
+          <w:lang w:val="ar_AE" w:bidi="ar_AE"/>
+        </w:rPr>
+        <w:t>1 كورنثوس 1:7</w:t>
+      </w:r>
       <w:r>
         <w:rPr>
           <w:rtl/>
@@ -9945,20 +8583,14 @@
         </w:rPr>
         <w:t xml:space="preserve">; </w:t>
       </w:r>
-      <w:hyperlink r:id="rId229">
-        <w:r>
-          <w:rPr>
-            <w:rtl/>
-            <w:cs/>
-            <w:lang w:val="ar_AE" w:bidi="ar_AE"/>
-          </w:rPr>
-          <w:rPr>
-            <w:color w:val="0000EE"/>
-            <w:u w:val="single"/>
-          </w:rPr>
-          <w:t>تيطس 2:13</w:t>
-        </w:r>
-      </w:hyperlink>
+      <w:r>
+        <w:rPr>
+          <w:rtl/>
+          <w:cs/>
+          <w:lang w:val="ar_AE" w:bidi="ar_AE"/>
+        </w:rPr>
+        <w:t>تيطس 2:13</w:t>
+      </w:r>
       <w:r>
         <w:rPr>
           <w:rtl/>
@@ -10034,20 +8666,14 @@
         </w:rPr>
         <w:t xml:space="preserve">سَيُغَيِّرُ شَكْلَ جَسَدِ تَوَاضُعِنَا لِيَكُونَ عَلَى صُورَةِ جَسَدِ مَجْدِهِ: انظر </w:t>
       </w:r>
-      <w:hyperlink r:id="rId230">
-        <w:r>
-          <w:rPr>
-            <w:rtl/>
-            <w:cs/>
-            <w:lang w:val="ar_AE" w:bidi="ar_AE"/>
-          </w:rPr>
-          <w:rPr>
-            <w:color w:val="0000EE"/>
-            <w:u w:val="single"/>
-          </w:rPr>
-          <w:t>1 كورنثوس 15:42–54</w:t>
-        </w:r>
-      </w:hyperlink>
+      <w:r>
+        <w:rPr>
+          <w:rtl/>
+          <w:cs/>
+          <w:lang w:val="ar_AE" w:bidi="ar_AE"/>
+        </w:rPr>
+        <w:t>1 كورنثوس 15:42–54</w:t>
+      </w:r>
       <w:r>
         <w:rPr>
           <w:rtl/>
@@ -10056,20 +8682,14 @@
         </w:rPr>
         <w:t xml:space="preserve">; قارن مع </w:t>
       </w:r>
-      <w:hyperlink r:id="rId231">
-        <w:r>
-          <w:rPr>
-            <w:rtl/>
-            <w:cs/>
-            <w:lang w:val="ar_AE" w:bidi="ar_AE"/>
-          </w:rPr>
-          <w:rPr>
-            <w:color w:val="0000EE"/>
-            <w:u w:val="single"/>
-          </w:rPr>
-          <w:t>رومية 8:23</w:t>
-        </w:r>
-      </w:hyperlink>
+      <w:r>
+        <w:rPr>
+          <w:rtl/>
+          <w:cs/>
+          <w:lang w:val="ar_AE" w:bidi="ar_AE"/>
+        </w:rPr>
+        <w:t>رومية 8:23</w:t>
+      </w:r>
       <w:r>
         <w:rPr>
           <w:rtl/>
@@ -10078,20 +8698,14 @@
         </w:rPr>
         <w:t xml:space="preserve">. • يُخْضِعَ لِنَفْسِهِ كُلَّ شَيْءٍ: انظر </w:t>
       </w:r>
-      <w:hyperlink r:id="rId232">
-        <w:r>
-          <w:rPr>
-            <w:rtl/>
-            <w:cs/>
-            <w:lang w:val="ar_AE" w:bidi="ar_AE"/>
-          </w:rPr>
-          <w:rPr>
-            <w:color w:val="0000EE"/>
-            <w:u w:val="single"/>
-          </w:rPr>
-          <w:t>1 كورنثوس 15:24–27</w:t>
-        </w:r>
-      </w:hyperlink>
+      <w:r>
+        <w:rPr>
+          <w:rtl/>
+          <w:cs/>
+          <w:lang w:val="ar_AE" w:bidi="ar_AE"/>
+        </w:rPr>
+        <w:t>1 كورنثوس 15:24–27</w:t>
+      </w:r>
       <w:r>
         <w:rPr>
           <w:rtl/>
@@ -10184,20 +8798,14 @@
         </w:rPr>
         <w:t xml:space="preserve">): قارن </w:t>
       </w:r>
-      <w:hyperlink r:id="rId233">
-        <w:r>
-          <w:rPr>
-            <w:rtl/>
-            <w:cs/>
-            <w:lang w:val="ar_AE" w:bidi="ar_AE"/>
-          </w:rPr>
-          <w:rPr>
-            <w:color w:val="0000EE"/>
-            <w:u w:val="single"/>
-          </w:rPr>
-          <w:t>1:27</w:t>
-        </w:r>
-      </w:hyperlink>
+      <w:r>
+        <w:rPr>
+          <w:rtl/>
+          <w:cs/>
+          <w:lang w:val="ar_AE" w:bidi="ar_AE"/>
+        </w:rPr>
+        <w:t>1:27</w:t>
+      </w:r>
       <w:r>
         <w:rPr>
           <w:rtl/>
@@ -10206,20 +8814,14 @@
         </w:rPr>
         <w:t xml:space="preserve">. • ثباتهم المستمر وأمانتهم للمسيح كان مصدرًا عميقًا لسرور بولس وإكليلًا لجهوده الشاقة (انظر </w:t>
       </w:r>
-      <w:hyperlink r:id="rId234">
-        <w:r>
-          <w:rPr>
-            <w:rtl/>
-            <w:cs/>
-            <w:lang w:val="ar_AE" w:bidi="ar_AE"/>
-          </w:rPr>
-          <w:rPr>
-            <w:color w:val="0000EE"/>
-            <w:u w:val="single"/>
-          </w:rPr>
-          <w:t>1 تسالونيكي 2:19–20</w:t>
-        </w:r>
-      </w:hyperlink>
+      <w:r>
+        <w:rPr>
+          <w:rtl/>
+          <w:cs/>
+          <w:lang w:val="ar_AE" w:bidi="ar_AE"/>
+        </w:rPr>
+        <w:t>1 تسالونيكي 2:19–20</w:t>
+      </w:r>
       <w:r>
         <w:rPr>
           <w:rtl/>
@@ -10295,20 +8897,14 @@
         </w:rPr>
         <w:t xml:space="preserve">بما أنكم تنتموا إلى الرب، قوموا بتسوية خلافاتكم: يجب على شعب الرب أن يعيشوا معًا في وحدة وتناغم (انظر </w:t>
       </w:r>
-      <w:hyperlink r:id="rId235">
-        <w:r>
-          <w:rPr>
-            <w:rtl/>
-            <w:cs/>
-            <w:lang w:val="ar_AE" w:bidi="ar_AE"/>
-          </w:rPr>
-          <w:rPr>
-            <w:color w:val="0000EE"/>
-            <w:u w:val="single"/>
-          </w:rPr>
-          <w:t>2:2</w:t>
-        </w:r>
-      </w:hyperlink>
+      <w:r>
+        <w:rPr>
+          <w:rtl/>
+          <w:cs/>
+          <w:lang w:val="ar_AE" w:bidi="ar_AE"/>
+        </w:rPr>
+        <w:t>2:2</w:t>
+      </w:r>
       <w:r>
         <w:rPr>
           <w:rtl/>
@@ -10317,20 +8913,14 @@
         </w:rPr>
         <w:t xml:space="preserve">; </w:t>
       </w:r>
-      <w:hyperlink r:id="rId236">
-        <w:r>
-          <w:rPr>
-            <w:rtl/>
-            <w:cs/>
-            <w:lang w:val="ar_AE" w:bidi="ar_AE"/>
-          </w:rPr>
-          <w:rPr>
-            <w:color w:val="0000EE"/>
-            <w:u w:val="single"/>
-          </w:rPr>
-          <w:t>1 كورنثوس 1:10</w:t>
-        </w:r>
-      </w:hyperlink>
+      <w:r>
+        <w:rPr>
+          <w:rtl/>
+          <w:cs/>
+          <w:lang w:val="ar_AE" w:bidi="ar_AE"/>
+        </w:rPr>
+        <w:t>1 كورنثوس 1:10</w:t>
+      </w:r>
       <w:r>
         <w:rPr>
           <w:rtl/>
@@ -10339,20 +8929,14 @@
         </w:rPr>
         <w:t xml:space="preserve">; </w:t>
       </w:r>
-      <w:hyperlink r:id="rId237">
-        <w:r>
-          <w:rPr>
-            <w:rtl/>
-            <w:cs/>
-            <w:lang w:val="ar_AE" w:bidi="ar_AE"/>
-          </w:rPr>
-          <w:rPr>
-            <w:color w:val="0000EE"/>
-            <w:u w:val="single"/>
-          </w:rPr>
-          <w:t>أفسس 4:1–3</w:t>
-        </w:r>
-      </w:hyperlink>
+      <w:r>
+        <w:rPr>
+          <w:rtl/>
+          <w:cs/>
+          <w:lang w:val="ar_AE" w:bidi="ar_AE"/>
+        </w:rPr>
+        <w:t>أفسس 4:1–3</w:t>
+      </w:r>
       <w:r>
         <w:rPr>
           <w:rtl/>
@@ -10361,20 +8945,14 @@
         </w:rPr>
         <w:t xml:space="preserve">, </w:t>
       </w:r>
-      <w:hyperlink r:id="rId238">
-        <w:r>
-          <w:rPr>
-            <w:rtl/>
-            <w:cs/>
-            <w:lang w:val="ar_AE" w:bidi="ar_AE"/>
-          </w:rPr>
-          <w:rPr>
-            <w:color w:val="0000EE"/>
-            <w:u w:val="single"/>
-          </w:rPr>
-          <w:t>31–32</w:t>
-        </w:r>
-      </w:hyperlink>
+      <w:r>
+        <w:rPr>
+          <w:rtl/>
+          <w:cs/>
+          <w:lang w:val="ar_AE" w:bidi="ar_AE"/>
+        </w:rPr>
+        <w:t>31–32</w:t>
+      </w:r>
       <w:r>
         <w:rPr>
           <w:rtl/>
@@ -10383,20 +8961,14 @@
         </w:rPr>
         <w:t xml:space="preserve">; </w:t>
       </w:r>
-      <w:hyperlink r:id="rId239">
-        <w:r>
-          <w:rPr>
-            <w:rtl/>
-            <w:cs/>
-            <w:lang w:val="ar_AE" w:bidi="ar_AE"/>
-          </w:rPr>
-          <w:rPr>
-            <w:color w:val="0000EE"/>
-            <w:u w:val="single"/>
-          </w:rPr>
-          <w:t>كولوسي 3:12–15</w:t>
-        </w:r>
-      </w:hyperlink>
+      <w:r>
+        <w:rPr>
+          <w:rtl/>
+          <w:cs/>
+          <w:lang w:val="ar_AE" w:bidi="ar_AE"/>
+        </w:rPr>
+        <w:t>كولوسي 3:12–15</w:t>
+      </w:r>
       <w:r>
         <w:rPr>
           <w:rtl/>
@@ -10539,20 +9111,14 @@
         </w:rPr>
         <w:t xml:space="preserve"> شَرِيكِي الْمُخْلِصَ: الكلمة اليونانية "suzuge" قد تكون اسم علم أو وصف؛ وهذا الشخص غير معروف. • لا يُعرف المزيد عن أكليمندس. • أولئك الذين تُكتب أسماؤهم في كتاب الحياة هم المؤمنون الحقيقيون، الذين سينالوا الحياة الأبدية (انظر </w:t>
       </w:r>
-      <w:hyperlink r:id="rId240">
-        <w:r>
-          <w:rPr>
-            <w:rtl/>
-            <w:cs/>
-            <w:lang w:val="ar_AE" w:bidi="ar_AE"/>
-          </w:rPr>
-          <w:rPr>
-            <w:color w:val="0000EE"/>
-            <w:u w:val="single"/>
-          </w:rPr>
-          <w:t>لوقا 10:20</w:t>
-        </w:r>
-      </w:hyperlink>
+      <w:r>
+        <w:rPr>
+          <w:rtl/>
+          <w:cs/>
+          <w:lang w:val="ar_AE" w:bidi="ar_AE"/>
+        </w:rPr>
+        <w:t>لوقا 10:20</w:t>
+      </w:r>
       <w:r>
         <w:rPr>
           <w:rtl/>
@@ -10561,20 +9127,14 @@
         </w:rPr>
         <w:t xml:space="preserve">; </w:t>
       </w:r>
-      <w:hyperlink r:id="rId241">
-        <w:r>
-          <w:rPr>
-            <w:rtl/>
-            <w:cs/>
-            <w:lang w:val="ar_AE" w:bidi="ar_AE"/>
-          </w:rPr>
-          <w:rPr>
-            <w:color w:val="0000EE"/>
-            <w:u w:val="single"/>
-          </w:rPr>
-          <w:t>رؤيا 3:5</w:t>
-        </w:r>
-      </w:hyperlink>
+      <w:r>
+        <w:rPr>
+          <w:rtl/>
+          <w:cs/>
+          <w:lang w:val="ar_AE" w:bidi="ar_AE"/>
+        </w:rPr>
+        <w:t>رؤيا 3:5</w:t>
+      </w:r>
       <w:r>
         <w:rPr>
           <w:rtl/>
@@ -10583,20 +9143,14 @@
         </w:rPr>
         <w:t xml:space="preserve">; </w:t>
       </w:r>
-      <w:hyperlink r:id="rId242">
-        <w:r>
-          <w:rPr>
-            <w:rtl/>
-            <w:cs/>
-            <w:lang w:val="ar_AE" w:bidi="ar_AE"/>
-          </w:rPr>
-          <w:rPr>
-            <w:color w:val="0000EE"/>
-            <w:u w:val="single"/>
-          </w:rPr>
-          <w:t>13:8</w:t>
-        </w:r>
-      </w:hyperlink>
+      <w:r>
+        <w:rPr>
+          <w:rtl/>
+          <w:cs/>
+          <w:lang w:val="ar_AE" w:bidi="ar_AE"/>
+        </w:rPr>
+        <w:t>13:8</w:t>
+      </w:r>
       <w:r>
         <w:rPr>
           <w:rtl/>
@@ -10605,20 +9159,14 @@
         </w:rPr>
         <w:t xml:space="preserve">; </w:t>
       </w:r>
-      <w:hyperlink r:id="rId243">
-        <w:r>
-          <w:rPr>
-            <w:rtl/>
-            <w:cs/>
-            <w:lang w:val="ar_AE" w:bidi="ar_AE"/>
-          </w:rPr>
-          <w:rPr>
-            <w:color w:val="0000EE"/>
-            <w:u w:val="single"/>
-          </w:rPr>
-          <w:t>17:8</w:t>
-        </w:r>
-      </w:hyperlink>
+      <w:r>
+        <w:rPr>
+          <w:rtl/>
+          <w:cs/>
+          <w:lang w:val="ar_AE" w:bidi="ar_AE"/>
+        </w:rPr>
+        <w:t>17:8</w:t>
+      </w:r>
       <w:r>
         <w:rPr>
           <w:rtl/>
@@ -10627,20 +9175,14 @@
         </w:rPr>
         <w:t xml:space="preserve">; </w:t>
       </w:r>
-      <w:hyperlink r:id="rId244">
-        <w:r>
-          <w:rPr>
-            <w:rtl/>
-            <w:cs/>
-            <w:lang w:val="ar_AE" w:bidi="ar_AE"/>
-          </w:rPr>
-          <w:rPr>
-            <w:color w:val="0000EE"/>
-            <w:u w:val="single"/>
-          </w:rPr>
-          <w:t>20:12</w:t>
-        </w:r>
-      </w:hyperlink>
+      <w:r>
+        <w:rPr>
+          <w:rtl/>
+          <w:cs/>
+          <w:lang w:val="ar_AE" w:bidi="ar_AE"/>
+        </w:rPr>
+        <w:t>20:12</w:t>
+      </w:r>
       <w:r>
         <w:rPr>
           <w:rtl/>
@@ -10649,20 +9191,14 @@
         </w:rPr>
         <w:t xml:space="preserve">, </w:t>
       </w:r>
-      <w:hyperlink r:id="rId245">
-        <w:r>
-          <w:rPr>
-            <w:rtl/>
-            <w:cs/>
-            <w:lang w:val="ar_AE" w:bidi="ar_AE"/>
-          </w:rPr>
-          <w:rPr>
-            <w:color w:val="0000EE"/>
-            <w:u w:val="single"/>
-          </w:rPr>
-          <w:t>15</w:t>
-        </w:r>
-      </w:hyperlink>
+      <w:r>
+        <w:rPr>
+          <w:rtl/>
+          <w:cs/>
+          <w:lang w:val="ar_AE" w:bidi="ar_AE"/>
+        </w:rPr>
+        <w:t>15</w:t>
+      </w:r>
       <w:r>
         <w:rPr>
           <w:rtl/>
@@ -10671,20 +9207,14 @@
         </w:rPr>
         <w:t xml:space="preserve">; </w:t>
       </w:r>
-      <w:hyperlink r:id="rId246">
-        <w:r>
-          <w:rPr>
-            <w:rtl/>
-            <w:cs/>
-            <w:lang w:val="ar_AE" w:bidi="ar_AE"/>
-          </w:rPr>
-          <w:rPr>
-            <w:color w:val="0000EE"/>
-            <w:u w:val="single"/>
-          </w:rPr>
-          <w:t>21:27</w:t>
-        </w:r>
-      </w:hyperlink>
+      <w:r>
+        <w:rPr>
+          <w:rtl/>
+          <w:cs/>
+          <w:lang w:val="ar_AE" w:bidi="ar_AE"/>
+        </w:rPr>
+        <w:t>21:27</w:t>
+      </w:r>
       <w:r>
         <w:rPr>
           <w:rtl/>
@@ -10693,20 +9223,14 @@
         </w:rPr>
         <w:t xml:space="preserve">; قارن </w:t>
       </w:r>
-      <w:hyperlink r:id="rId247">
-        <w:r>
-          <w:rPr>
-            <w:rtl/>
-            <w:cs/>
-            <w:lang w:val="ar_AE" w:bidi="ar_AE"/>
-          </w:rPr>
-          <w:rPr>
-            <w:color w:val="0000EE"/>
-            <w:u w:val="single"/>
-          </w:rPr>
-          <w:t>خروج 32:32</w:t>
-        </w:r>
-      </w:hyperlink>
+      <w:r>
+        <w:rPr>
+          <w:rtl/>
+          <w:cs/>
+          <w:lang w:val="ar_AE" w:bidi="ar_AE"/>
+        </w:rPr>
+        <w:t>خروج 32:32</w:t>
+      </w:r>
       <w:r>
         <w:rPr>
           <w:rtl/>
@@ -10715,20 +9239,14 @@
         </w:rPr>
         <w:t xml:space="preserve">; </w:t>
       </w:r>
-      <w:hyperlink r:id="rId248">
-        <w:r>
-          <w:rPr>
-            <w:rtl/>
-            <w:cs/>
-            <w:lang w:val="ar_AE" w:bidi="ar_AE"/>
-          </w:rPr>
-          <w:rPr>
-            <w:color w:val="0000EE"/>
-            <w:u w:val="single"/>
-          </w:rPr>
-          <w:t>مزمور 69:28</w:t>
-        </w:r>
-      </w:hyperlink>
+      <w:r>
+        <w:rPr>
+          <w:rtl/>
+          <w:cs/>
+          <w:lang w:val="ar_AE" w:bidi="ar_AE"/>
+        </w:rPr>
+        <w:t>مزمور 69:28</w:t>
+      </w:r>
       <w:r>
         <w:rPr>
           <w:rtl/>
@@ -10737,20 +9255,14 @@
         </w:rPr>
         <w:t xml:space="preserve">; </w:t>
       </w:r>
-      <w:hyperlink r:id="rId249">
-        <w:r>
-          <w:rPr>
-            <w:rtl/>
-            <w:cs/>
-            <w:lang w:val="ar_AE" w:bidi="ar_AE"/>
-          </w:rPr>
-          <w:rPr>
-            <w:color w:val="0000EE"/>
-            <w:u w:val="single"/>
-          </w:rPr>
-          <w:t>دانيآل 12:1</w:t>
-        </w:r>
-      </w:hyperlink>
+      <w:r>
+        <w:rPr>
+          <w:rtl/>
+          <w:cs/>
+          <w:lang w:val="ar_AE" w:bidi="ar_AE"/>
+        </w:rPr>
+        <w:t>دانيآل 12:1</w:t>
+      </w:r>
       <w:r>
         <w:rPr>
           <w:rtl/>
@@ -10826,20 +9338,14 @@
         </w:rPr>
         <w:t xml:space="preserve">في رسائل بولس، يُعدّ الفرح والابتهاج استجابة للأخبار السارة (انظر </w:t>
       </w:r>
-      <w:hyperlink r:id="rId250">
-        <w:r>
-          <w:rPr>
-            <w:rtl/>
-            <w:cs/>
-            <w:lang w:val="ar_AE" w:bidi="ar_AE"/>
-          </w:rPr>
-          <w:rPr>
-            <w:color w:val="0000EE"/>
-            <w:u w:val="single"/>
-          </w:rPr>
-          <w:t>أفسس 5:19–20</w:t>
-        </w:r>
-      </w:hyperlink>
+      <w:r>
+        <w:rPr>
+          <w:rtl/>
+          <w:cs/>
+          <w:lang w:val="ar_AE" w:bidi="ar_AE"/>
+        </w:rPr>
+        <w:t>أفسس 5:19–20</w:t>
+      </w:r>
       <w:r>
         <w:rPr>
           <w:rtl/>
@@ -10848,20 +9354,14 @@
         </w:rPr>
         <w:t xml:space="preserve">). ولا يعتمد الفرح على الظروف؛ إذ يجد المؤمنون الفرح في الرب حتى في أوقات المعاناة. • افرحوا! انظر </w:t>
       </w:r>
-      <w:hyperlink r:id="rId251">
-        <w:r>
-          <w:rPr>
-            <w:rtl/>
-            <w:cs/>
-            <w:lang w:val="ar_AE" w:bidi="ar_AE"/>
-          </w:rPr>
-          <w:rPr>
-            <w:color w:val="0000EE"/>
-            <w:u w:val="single"/>
-          </w:rPr>
-          <w:t>فيلبي 2:18</w:t>
-        </w:r>
-      </w:hyperlink>
+      <w:r>
+        <w:rPr>
+          <w:rtl/>
+          <w:cs/>
+          <w:lang w:val="ar_AE" w:bidi="ar_AE"/>
+        </w:rPr>
+        <w:t>فيلبي 2:18</w:t>
+      </w:r>
       <w:r>
         <w:rPr>
           <w:rtl/>
@@ -10870,20 +9370,14 @@
         </w:rPr>
         <w:t xml:space="preserve">; </w:t>
       </w:r>
-      <w:hyperlink r:id="rId252">
-        <w:r>
-          <w:rPr>
-            <w:rtl/>
-            <w:cs/>
-            <w:lang w:val="ar_AE" w:bidi="ar_AE"/>
-          </w:rPr>
-          <w:rPr>
-            <w:color w:val="0000EE"/>
-            <w:u w:val="single"/>
-          </w:rPr>
-          <w:t>3:1</w:t>
-        </w:r>
-      </w:hyperlink>
+      <w:r>
+        <w:rPr>
+          <w:rtl/>
+          <w:cs/>
+          <w:lang w:val="ar_AE" w:bidi="ar_AE"/>
+        </w:rPr>
+        <w:t>3:1</w:t>
+      </w:r>
       <w:r>
         <w:rPr>
           <w:rtl/>
@@ -10892,20 +9386,14 @@
         </w:rPr>
         <w:t xml:space="preserve">; </w:t>
       </w:r>
-      <w:hyperlink r:id="rId253">
-        <w:r>
-          <w:rPr>
-            <w:rtl/>
-            <w:cs/>
-            <w:lang w:val="ar_AE" w:bidi="ar_AE"/>
-          </w:rPr>
-          <w:rPr>
-            <w:color w:val="0000EE"/>
-            <w:u w:val="single"/>
-          </w:rPr>
-          <w:t>رومية 12:12</w:t>
-        </w:r>
-      </w:hyperlink>
+      <w:r>
+        <w:rPr>
+          <w:rtl/>
+          <w:cs/>
+          <w:lang w:val="ar_AE" w:bidi="ar_AE"/>
+        </w:rPr>
+        <w:t>رومية 12:12</w:t>
+      </w:r>
       <w:r>
         <w:rPr>
           <w:rtl/>
@@ -10914,20 +9402,14 @@
         </w:rPr>
         <w:t xml:space="preserve">, </w:t>
       </w:r>
-      <w:hyperlink r:id="rId254">
-        <w:r>
-          <w:rPr>
-            <w:rtl/>
-            <w:cs/>
-            <w:lang w:val="ar_AE" w:bidi="ar_AE"/>
-          </w:rPr>
-          <w:rPr>
-            <w:color w:val="0000EE"/>
-            <w:u w:val="single"/>
-          </w:rPr>
-          <w:t>15</w:t>
-        </w:r>
-      </w:hyperlink>
+      <w:r>
+        <w:rPr>
+          <w:rtl/>
+          <w:cs/>
+          <w:lang w:val="ar_AE" w:bidi="ar_AE"/>
+        </w:rPr>
+        <w:t>15</w:t>
+      </w:r>
       <w:r>
         <w:rPr>
           <w:rtl/>
@@ -10936,20 +9418,14 @@
         </w:rPr>
         <w:t xml:space="preserve">; </w:t>
       </w:r>
-      <w:hyperlink r:id="rId62">
-        <w:r>
-          <w:rPr>
-            <w:rtl/>
-            <w:cs/>
-            <w:lang w:val="ar_AE" w:bidi="ar_AE"/>
-          </w:rPr>
-          <w:rPr>
-            <w:color w:val="0000EE"/>
-            <w:u w:val="single"/>
-          </w:rPr>
-          <w:t>1 تسالونيكي 5:16</w:t>
-        </w:r>
-      </w:hyperlink>
+      <w:r>
+        <w:rPr>
+          <w:rtl/>
+          <w:cs/>
+          <w:lang w:val="ar_AE" w:bidi="ar_AE"/>
+        </w:rPr>
+        <w:t>1 تسالونيكي 5:16</w:t>
+      </w:r>
       <w:r>
         <w:rPr>
           <w:rtl/>
@@ -11025,20 +9501,14 @@
         </w:rPr>
         <w:t xml:space="preserve">افرحوا! … صلوا … اشكروا: قارن </w:t>
       </w:r>
-      <w:hyperlink r:id="rId255">
-        <w:r>
-          <w:rPr>
-            <w:rtl/>
-            <w:cs/>
-            <w:lang w:val="ar_AE" w:bidi="ar_AE"/>
-          </w:rPr>
-          <w:rPr>
-            <w:color w:val="0000EE"/>
-            <w:u w:val="single"/>
-          </w:rPr>
-          <w:t>1 تسالونيكي 5:16–18</w:t>
-        </w:r>
-      </w:hyperlink>
+      <w:r>
+        <w:rPr>
+          <w:rtl/>
+          <w:cs/>
+          <w:lang w:val="ar_AE" w:bidi="ar_AE"/>
+        </w:rPr>
+        <w:t>1 تسالونيكي 5:16–18</w:t>
+      </w:r>
       <w:r>
         <w:rPr>
           <w:rtl/>
@@ -11047,20 +9517,14 @@
         </w:rPr>
         <w:t xml:space="preserve">; كلا المقطعين موجهان إلى الكنائس التي تتعرض للاضطهاد؛ انظر أيضًا </w:t>
       </w:r>
-      <w:hyperlink r:id="rId253">
-        <w:r>
-          <w:rPr>
-            <w:rtl/>
-            <w:cs/>
-            <w:lang w:val="ar_AE" w:bidi="ar_AE"/>
-          </w:rPr>
-          <w:rPr>
-            <w:color w:val="0000EE"/>
-            <w:u w:val="single"/>
-          </w:rPr>
-          <w:t>رومية 12:12</w:t>
-        </w:r>
-      </w:hyperlink>
+      <w:r>
+        <w:rPr>
+          <w:rtl/>
+          <w:cs/>
+          <w:lang w:val="ar_AE" w:bidi="ar_AE"/>
+        </w:rPr>
+        <w:t>رومية 12:12</w:t>
+      </w:r>
       <w:r>
         <w:rPr>
           <w:rtl/>
@@ -11136,20 +9600,14 @@
         </w:rPr>
         <w:t xml:space="preserve">ينبغي للمؤمنين أن يكونوا متفهمين في ردودهم تجاه الآخرين، حتى في حالات الاضطهاد. يمكنهم ترك العدالة في يد الله بثقة، لأنهم يعلمون أن الرب سيأتي عن قريب (قارن </w:t>
       </w:r>
-      <w:hyperlink r:id="rId256">
-        <w:r>
-          <w:rPr>
-            <w:rtl/>
-            <w:cs/>
-            <w:lang w:val="ar_AE" w:bidi="ar_AE"/>
-          </w:rPr>
-          <w:rPr>
-            <w:color w:val="0000EE"/>
-            <w:u w:val="single"/>
-          </w:rPr>
-          <w:t>يعقوب 5:8–9</w:t>
-        </w:r>
-      </w:hyperlink>
+      <w:r>
+        <w:rPr>
+          <w:rtl/>
+          <w:cs/>
+          <w:lang w:val="ar_AE" w:bidi="ar_AE"/>
+        </w:rPr>
+        <w:t>يعقوب 5:8–9</w:t>
+      </w:r>
       <w:r>
         <w:rPr>
           <w:rtl/>
@@ -11225,20 +9683,14 @@
         </w:rPr>
         <w:t xml:space="preserve">لا يحتاج المؤمنون إلى القلق بشأن أي شيء لأن الآب السماوي يحب أولاده ويهتم باحتياجاتهم، وقد دعاهم للصلاة في كل الأمور (انظر </w:t>
       </w:r>
-      <w:hyperlink r:id="rId257">
-        <w:r>
-          <w:rPr>
-            <w:rtl/>
-            <w:cs/>
-            <w:lang w:val="ar_AE" w:bidi="ar_AE"/>
-          </w:rPr>
-          <w:rPr>
-            <w:color w:val="0000EE"/>
-            <w:u w:val="single"/>
-          </w:rPr>
-          <w:t>متى 6:25–34</w:t>
-        </w:r>
-      </w:hyperlink>
+      <w:r>
+        <w:rPr>
+          <w:rtl/>
+          <w:cs/>
+          <w:lang w:val="ar_AE" w:bidi="ar_AE"/>
+        </w:rPr>
+        <w:t>متى 6:25–34</w:t>
+      </w:r>
       <w:r>
         <w:rPr>
           <w:rtl/>
@@ -11247,20 +9699,14 @@
         </w:rPr>
         <w:t xml:space="preserve">؛ </w:t>
       </w:r>
-      <w:hyperlink r:id="rId258">
-        <w:r>
-          <w:rPr>
-            <w:rtl/>
-            <w:cs/>
-            <w:lang w:val="ar_AE" w:bidi="ar_AE"/>
-          </w:rPr>
-          <w:rPr>
-            <w:color w:val="0000EE"/>
-            <w:u w:val="single"/>
-          </w:rPr>
-          <w:t>7:9–11</w:t>
-        </w:r>
-      </w:hyperlink>
+      <w:r>
+        <w:rPr>
+          <w:rtl/>
+          <w:cs/>
+          <w:lang w:val="ar_AE" w:bidi="ar_AE"/>
+        </w:rPr>
+        <w:t>7:9–11</w:t>
+      </w:r>
       <w:r>
         <w:rPr>
           <w:rtl/>
@@ -11269,20 +9715,14 @@
         </w:rPr>
         <w:t xml:space="preserve">؛ </w:t>
       </w:r>
-      <w:hyperlink r:id="rId253">
-        <w:r>
-          <w:rPr>
-            <w:rtl/>
-            <w:cs/>
-            <w:lang w:val="ar_AE" w:bidi="ar_AE"/>
-          </w:rPr>
-          <w:rPr>
-            <w:color w:val="0000EE"/>
-            <w:u w:val="single"/>
-          </w:rPr>
-          <w:t>رومية 12:12</w:t>
-        </w:r>
-      </w:hyperlink>
+      <w:r>
+        <w:rPr>
+          <w:rtl/>
+          <w:cs/>
+          <w:lang w:val="ar_AE" w:bidi="ar_AE"/>
+        </w:rPr>
+        <w:t>رومية 12:12</w:t>
+      </w:r>
       <w:r>
         <w:rPr>
           <w:rtl/>
@@ -11291,20 +9731,14 @@
         </w:rPr>
         <w:t xml:space="preserve">؛ </w:t>
       </w:r>
-      <w:hyperlink r:id="rId259">
-        <w:r>
-          <w:rPr>
-            <w:rtl/>
-            <w:cs/>
-            <w:lang w:val="ar_AE" w:bidi="ar_AE"/>
-          </w:rPr>
-          <w:rPr>
-            <w:color w:val="0000EE"/>
-            <w:u w:val="single"/>
-          </w:rPr>
-          <w:t>أفسس 6:18</w:t>
-        </w:r>
-      </w:hyperlink>
+      <w:r>
+        <w:rPr>
+          <w:rtl/>
+          <w:cs/>
+          <w:lang w:val="ar_AE" w:bidi="ar_AE"/>
+        </w:rPr>
+        <w:t>أفسس 6:18</w:t>
+      </w:r>
       <w:r>
         <w:rPr>
           <w:rtl/>
@@ -11313,20 +9747,14 @@
         </w:rPr>
         <w:t xml:space="preserve">؛ </w:t>
       </w:r>
-      <w:hyperlink r:id="rId260">
-        <w:r>
-          <w:rPr>
-            <w:rtl/>
-            <w:cs/>
-            <w:lang w:val="ar_AE" w:bidi="ar_AE"/>
-          </w:rPr>
-          <w:rPr>
-            <w:color w:val="0000EE"/>
-            <w:u w:val="single"/>
-          </w:rPr>
-          <w:t>1 تسالونيكي 5:17</w:t>
-        </w:r>
-      </w:hyperlink>
+      <w:r>
+        <w:rPr>
+          <w:rtl/>
+          <w:cs/>
+          <w:lang w:val="ar_AE" w:bidi="ar_AE"/>
+        </w:rPr>
+        <w:t>1 تسالونيكي 5:17</w:t>
+      </w:r>
       <w:r>
         <w:rPr>
           <w:rtl/>
@@ -11335,20 +9763,14 @@
         </w:rPr>
         <w:t xml:space="preserve">؛ </w:t>
       </w:r>
-      <w:hyperlink r:id="rId261">
-        <w:r>
-          <w:rPr>
-            <w:rtl/>
-            <w:cs/>
-            <w:lang w:val="ar_AE" w:bidi="ar_AE"/>
-          </w:rPr>
-          <w:rPr>
-            <w:color w:val="0000EE"/>
-            <w:u w:val="single"/>
-          </w:rPr>
-          <w:t>1 بطرس 5:7</w:t>
-        </w:r>
-      </w:hyperlink>
+      <w:r>
+        <w:rPr>
+          <w:rtl/>
+          <w:cs/>
+          <w:lang w:val="ar_AE" w:bidi="ar_AE"/>
+        </w:rPr>
+        <w:t>1 بطرس 5:7</w:t>
+      </w:r>
       <w:r>
         <w:rPr>
           <w:rtl/>
@@ -11424,20 +9846,14 @@
         </w:rPr>
         <w:t>الحياة التي تثق بالله (</w:t>
       </w:r>
-      <w:hyperlink r:id="rId262">
-        <w:r>
-          <w:rPr>
-            <w:rtl/>
-            <w:cs/>
-            <w:lang w:val="ar_AE" w:bidi="ar_AE"/>
-          </w:rPr>
-          <w:rPr>
-            <w:color w:val="0000EE"/>
-            <w:u w:val="single"/>
-          </w:rPr>
-          <w:t>4:6</w:t>
-        </w:r>
-      </w:hyperlink>
+      <w:r>
+        <w:rPr>
+          <w:rtl/>
+          <w:cs/>
+          <w:lang w:val="ar_AE" w:bidi="ar_AE"/>
+        </w:rPr>
+        <w:t>4:6</w:t>
+      </w:r>
       <w:r>
         <w:rPr>
           <w:rtl/>
@@ -11446,20 +9862,14 @@
         </w:rPr>
         <w:t xml:space="preserve">) تجلب سلام الله (انظر أيضًا </w:t>
       </w:r>
-      <w:hyperlink r:id="rId263">
-        <w:r>
-          <w:rPr>
-            <w:rtl/>
-            <w:cs/>
-            <w:lang w:val="ar_AE" w:bidi="ar_AE"/>
-          </w:rPr>
-          <w:rPr>
-            <w:color w:val="0000EE"/>
-            <w:u w:val="single"/>
-          </w:rPr>
-          <w:t>إشعياء 26:3</w:t>
-        </w:r>
-      </w:hyperlink>
+      <w:r>
+        <w:rPr>
+          <w:rtl/>
+          <w:cs/>
+          <w:lang w:val="ar_AE" w:bidi="ar_AE"/>
+        </w:rPr>
+        <w:t>إشعياء 26:3</w:t>
+      </w:r>
       <w:r>
         <w:rPr>
           <w:rtl/>
@@ -11468,20 +9878,14 @@
         </w:rPr>
         <w:t xml:space="preserve">; </w:t>
       </w:r>
-      <w:hyperlink r:id="rId264">
-        <w:r>
-          <w:rPr>
-            <w:rtl/>
-            <w:cs/>
-            <w:lang w:val="ar_AE" w:bidi="ar_AE"/>
-          </w:rPr>
-          <w:rPr>
-            <w:color w:val="0000EE"/>
-            <w:u w:val="single"/>
-          </w:rPr>
-          <w:t>يوحنا 14:27</w:t>
-        </w:r>
-      </w:hyperlink>
+      <w:r>
+        <w:rPr>
+          <w:rtl/>
+          <w:cs/>
+          <w:lang w:val="ar_AE" w:bidi="ar_AE"/>
+        </w:rPr>
+        <w:t>يوحنا 14:27</w:t>
+      </w:r>
       <w:r>
         <w:rPr>
           <w:rtl/>
@@ -11490,20 +9894,14 @@
         </w:rPr>
         <w:t xml:space="preserve">; </w:t>
       </w:r>
-      <w:hyperlink r:id="rId265">
-        <w:r>
-          <w:rPr>
-            <w:rtl/>
-            <w:cs/>
-            <w:lang w:val="ar_AE" w:bidi="ar_AE"/>
-          </w:rPr>
-          <w:rPr>
-            <w:color w:val="0000EE"/>
-            <w:u w:val="single"/>
-          </w:rPr>
-          <w:t>كولوسي 3:15</w:t>
-        </w:r>
-      </w:hyperlink>
+      <w:r>
+        <w:rPr>
+          <w:rtl/>
+          <w:cs/>
+          <w:lang w:val="ar_AE" w:bidi="ar_AE"/>
+        </w:rPr>
+        <w:t>كولوسي 3:15</w:t>
+      </w:r>
       <w:r>
         <w:rPr>
           <w:rtl/>
@@ -11579,20 +9977,14 @@
         </w:rPr>
         <w:t>يحث بولس أهل فيلبي على التركيز على عطايا الله الجيدة لكي يكونوا، حتى خلال المعاناة والاضطهاد، قدوة وتكون عقولهم وقلوبهم مليئة بالسلام (</w:t>
       </w:r>
-      <w:hyperlink r:id="rId266">
-        <w:r>
-          <w:rPr>
-            <w:rtl/>
-            <w:cs/>
-            <w:lang w:val="ar_AE" w:bidi="ar_AE"/>
-          </w:rPr>
-          <w:rPr>
-            <w:color w:val="0000EE"/>
-            <w:u w:val="single"/>
-          </w:rPr>
-          <w:t>4:7</w:t>
-        </w:r>
-      </w:hyperlink>
+      <w:r>
+        <w:rPr>
+          <w:rtl/>
+          <w:cs/>
+          <w:lang w:val="ar_AE" w:bidi="ar_AE"/>
+        </w:rPr>
+        <w:t>4:7</w:t>
+      </w:r>
       <w:r>
         <w:rPr>
           <w:rtl/>
@@ -11601,20 +9993,14 @@
         </w:rPr>
         <w:t xml:space="preserve">، </w:t>
       </w:r>
-      <w:hyperlink r:id="rId200">
-        <w:r>
-          <w:rPr>
-            <w:rtl/>
-            <w:cs/>
-            <w:lang w:val="ar_AE" w:bidi="ar_AE"/>
-          </w:rPr>
-          <w:rPr>
-            <w:color w:val="0000EE"/>
-            <w:u w:val="single"/>
-          </w:rPr>
-          <w:t>9</w:t>
-        </w:r>
-      </w:hyperlink>
+      <w:r>
+        <w:rPr>
+          <w:rtl/>
+          <w:cs/>
+          <w:lang w:val="ar_AE" w:bidi="ar_AE"/>
+        </w:rPr>
+        <w:t>9</w:t>
+      </w:r>
       <w:r>
         <w:rPr>
           <w:rtl/>
@@ -11690,20 +10076,14 @@
         </w:rPr>
         <w:t xml:space="preserve">وَمَا تَعَلَّمْتُمُوهُ، وَتَسَلَّمْتُمُوهُ مني: كل ما عَلَّمَهم بولس إياه بالكلام أو المثال عن نوع الحياة التي يريدها الله (انظر </w:t>
       </w:r>
-      <w:hyperlink r:id="rId267">
-        <w:r>
-          <w:rPr>
-            <w:rtl/>
-            <w:cs/>
-            <w:lang w:val="ar_AE" w:bidi="ar_AE"/>
-          </w:rPr>
-          <w:rPr>
-            <w:color w:val="0000EE"/>
-            <w:u w:val="single"/>
-          </w:rPr>
-          <w:t>3:17</w:t>
-        </w:r>
-      </w:hyperlink>
+      <w:r>
+        <w:rPr>
+          <w:rtl/>
+          <w:cs/>
+          <w:lang w:val="ar_AE" w:bidi="ar_AE"/>
+        </w:rPr>
+        <w:t>3:17</w:t>
+      </w:r>
       <w:r>
         <w:rPr>
           <w:rtl/>
@@ -11712,20 +10092,14 @@
         </w:rPr>
         <w:t xml:space="preserve">; </w:t>
       </w:r>
-      <w:hyperlink r:id="rId201">
-        <w:r>
-          <w:rPr>
-            <w:rtl/>
-            <w:cs/>
-            <w:lang w:val="ar_AE" w:bidi="ar_AE"/>
-          </w:rPr>
-          <w:rPr>
-            <w:color w:val="0000EE"/>
-            <w:u w:val="single"/>
-          </w:rPr>
-          <w:t>1 كورنثوس 4:6</w:t>
-        </w:r>
-      </w:hyperlink>
+      <w:r>
+        <w:rPr>
+          <w:rtl/>
+          <w:cs/>
+          <w:lang w:val="ar_AE" w:bidi="ar_AE"/>
+        </w:rPr>
+        <w:t>1 كورنثوس 4:6</w:t>
+      </w:r>
       <w:r>
         <w:rPr>
           <w:rtl/>
@@ -11734,20 +10108,14 @@
         </w:rPr>
         <w:t xml:space="preserve">, </w:t>
       </w:r>
-      <w:hyperlink r:id="rId202">
-        <w:r>
-          <w:rPr>
-            <w:rtl/>
-            <w:cs/>
-            <w:lang w:val="ar_AE" w:bidi="ar_AE"/>
-          </w:rPr>
-          <w:rPr>
-            <w:color w:val="0000EE"/>
-            <w:u w:val="single"/>
-          </w:rPr>
-          <w:t>16–17</w:t>
-        </w:r>
-      </w:hyperlink>
+      <w:r>
+        <w:rPr>
+          <w:rtl/>
+          <w:cs/>
+          <w:lang w:val="ar_AE" w:bidi="ar_AE"/>
+        </w:rPr>
+        <w:t>16–17</w:t>
+      </w:r>
       <w:r>
         <w:rPr>
           <w:rtl/>
@@ -11756,20 +10124,14 @@
         </w:rPr>
         <w:t xml:space="preserve">; </w:t>
       </w:r>
-      <w:hyperlink r:id="rId204">
-        <w:r>
-          <w:rPr>
-            <w:rtl/>
-            <w:cs/>
-            <w:lang w:val="ar_AE" w:bidi="ar_AE"/>
-          </w:rPr>
-          <w:rPr>
-            <w:color w:val="0000EE"/>
-            <w:u w:val="single"/>
-          </w:rPr>
-          <w:t>2 تسالونيكي 3:7–9</w:t>
-        </w:r>
-      </w:hyperlink>
+      <w:r>
+        <w:rPr>
+          <w:rtl/>
+          <w:cs/>
+          <w:lang w:val="ar_AE" w:bidi="ar_AE"/>
+        </w:rPr>
+        <w:t>2 تسالونيكي 3:7–9</w:t>
+      </w:r>
       <w:r>
         <w:rPr>
           <w:rtl/>
@@ -12046,20 +10408,14 @@
         </w:rPr>
         <w:t xml:space="preserve">فِي الْمَسِيحِ: بمساعدة المسيح، امتلك بولس القوة للقيام بكل شيء. في جميع الأمور، وخاصة خلال تحمل المعاناة، اعتمد بولس على قوة المسيح، الذي كان يعيش فيه ويعمل من خلاله (انظر </w:t>
       </w:r>
-      <w:hyperlink r:id="rId268">
-        <w:r>
-          <w:rPr>
-            <w:rtl/>
-            <w:cs/>
-            <w:lang w:val="ar_AE" w:bidi="ar_AE"/>
-          </w:rPr>
-          <w:rPr>
-            <w:color w:val="0000EE"/>
-            <w:u w:val="single"/>
-          </w:rPr>
-          <w:t>2 كورنثوس 1:8–10</w:t>
-        </w:r>
-      </w:hyperlink>
+      <w:r>
+        <w:rPr>
+          <w:rtl/>
+          <w:cs/>
+          <w:lang w:val="ar_AE" w:bidi="ar_AE"/>
+        </w:rPr>
+        <w:t>2 كورنثوس 1:8–10</w:t>
+      </w:r>
       <w:r>
         <w:rPr>
           <w:rtl/>
@@ -12068,20 +10424,14 @@
         </w:rPr>
         <w:t xml:space="preserve">; </w:t>
       </w:r>
-      <w:hyperlink r:id="rId269">
-        <w:r>
-          <w:rPr>
-            <w:rtl/>
-            <w:cs/>
-            <w:lang w:val="ar_AE" w:bidi="ar_AE"/>
-          </w:rPr>
-          <w:rPr>
-            <w:color w:val="0000EE"/>
-            <w:u w:val="single"/>
-          </w:rPr>
-          <w:t>4:7–12</w:t>
-        </w:r>
-      </w:hyperlink>
+      <w:r>
+        <w:rPr>
+          <w:rtl/>
+          <w:cs/>
+          <w:lang w:val="ar_AE" w:bidi="ar_AE"/>
+        </w:rPr>
+        <w:t>4:7–12</w:t>
+      </w:r>
       <w:r>
         <w:rPr>
           <w:rtl/>
@@ -12090,20 +10440,14 @@
         </w:rPr>
         <w:t xml:space="preserve">; </w:t>
       </w:r>
-      <w:hyperlink r:id="rId270">
-        <w:r>
-          <w:rPr>
-            <w:rtl/>
-            <w:cs/>
-            <w:lang w:val="ar_AE" w:bidi="ar_AE"/>
-          </w:rPr>
-          <w:rPr>
-            <w:color w:val="0000EE"/>
-            <w:u w:val="single"/>
-          </w:rPr>
-          <w:t>12:8–10</w:t>
-        </w:r>
-      </w:hyperlink>
+      <w:r>
+        <w:rPr>
+          <w:rtl/>
+          <w:cs/>
+          <w:lang w:val="ar_AE" w:bidi="ar_AE"/>
+        </w:rPr>
+        <w:t>12:8–10</w:t>
+      </w:r>
       <w:r>
         <w:rPr>
           <w:rtl/>
@@ -12112,20 +10456,14 @@
         </w:rPr>
         <w:t xml:space="preserve">; </w:t>
       </w:r>
-      <w:hyperlink r:id="rId271">
-        <w:r>
-          <w:rPr>
-            <w:rtl/>
-            <w:cs/>
-            <w:lang w:val="ar_AE" w:bidi="ar_AE"/>
-          </w:rPr>
-          <w:rPr>
-            <w:color w:val="0000EE"/>
-            <w:u w:val="single"/>
-          </w:rPr>
-          <w:t>غلاطية 2:20</w:t>
-        </w:r>
-      </w:hyperlink>
+      <w:r>
+        <w:rPr>
+          <w:rtl/>
+          <w:cs/>
+          <w:lang w:val="ar_AE" w:bidi="ar_AE"/>
+        </w:rPr>
+        <w:t>غلاطية 2:20</w:t>
+      </w:r>
       <w:r>
         <w:rPr>
           <w:rtl/>
@@ -12134,20 +10472,14 @@
         </w:rPr>
         <w:t xml:space="preserve">; </w:t>
       </w:r>
-      <w:hyperlink r:id="rId272">
-        <w:r>
-          <w:rPr>
-            <w:rtl/>
-            <w:cs/>
-            <w:lang w:val="ar_AE" w:bidi="ar_AE"/>
-          </w:rPr>
-          <w:rPr>
-            <w:color w:val="0000EE"/>
-            <w:u w:val="single"/>
-          </w:rPr>
-          <w:t>كولوسي 1:27</w:t>
-        </w:r>
-      </w:hyperlink>
+      <w:r>
+        <w:rPr>
+          <w:rtl/>
+          <w:cs/>
+          <w:lang w:val="ar_AE" w:bidi="ar_AE"/>
+        </w:rPr>
+        <w:t>كولوسي 1:27</w:t>
+      </w:r>
       <w:r>
         <w:rPr>
           <w:rtl/>
@@ -12307,20 +10639,14 @@
         </w:rPr>
         <w:t>الأشخاص الوحيدون الذين قدموا لي المساعدة المالية): وعلى العكس من ذلك، فقد قرر بولس عدم قبول المساعدة المالية من أهل كورنثوس لأن ذلك كان سيؤذي صورة الأخبار السارة (بشارة الإنجيل) في نظرهم (</w:t>
       </w:r>
-      <w:hyperlink r:id="rId273">
-        <w:r>
-          <w:rPr>
-            <w:rtl/>
-            <w:cs/>
-            <w:lang w:val="ar_AE" w:bidi="ar_AE"/>
-          </w:rPr>
-          <w:rPr>
-            <w:color w:val="0000EE"/>
-            <w:u w:val="single"/>
-          </w:rPr>
-          <w:t>1 كورنثوس 9:11–18</w:t>
-        </w:r>
-      </w:hyperlink>
+      <w:r>
+        <w:rPr>
+          <w:rtl/>
+          <w:cs/>
+          <w:lang w:val="ar_AE" w:bidi="ar_AE"/>
+        </w:rPr>
+        <w:t>1 كورنثوس 9:11–18</w:t>
+      </w:r>
       <w:r>
         <w:rPr>
           <w:rtl/>
@@ -12329,20 +10655,14 @@
         </w:rPr>
         <w:t xml:space="preserve">؛ </w:t>
       </w:r>
-      <w:hyperlink r:id="rId274">
-        <w:r>
-          <w:rPr>
-            <w:rtl/>
-            <w:cs/>
-            <w:lang w:val="ar_AE" w:bidi="ar_AE"/>
-          </w:rPr>
-          <w:rPr>
-            <w:color w:val="0000EE"/>
-            <w:u w:val="single"/>
-          </w:rPr>
-          <w:t>2 كورنثوس 11:7–12</w:t>
-        </w:r>
-      </w:hyperlink>
+      <w:r>
+        <w:rPr>
+          <w:rtl/>
+          <w:cs/>
+          <w:lang w:val="ar_AE" w:bidi="ar_AE"/>
+        </w:rPr>
+        <w:t>2 كورنثوس 11:7–12</w:t>
+      </w:r>
       <w:r>
         <w:rPr>
           <w:rtl/>
@@ -12351,20 +10671,14 @@
         </w:rPr>
         <w:t xml:space="preserve">). لكنه لم يواجه مثل هذه المشكلة مع أهل فيلبي. • فِي بَدَاءَةِ الإِنْجِيلِ: انظر </w:t>
       </w:r>
-      <w:hyperlink r:id="rId19">
-        <w:r>
-          <w:rPr>
-            <w:rtl/>
-            <w:cs/>
-            <w:lang w:val="ar_AE" w:bidi="ar_AE"/>
-          </w:rPr>
-          <w:rPr>
-            <w:color w:val="0000EE"/>
-            <w:u w:val="single"/>
-          </w:rPr>
-          <w:t>أعمال الرسل 16:11–40</w:t>
-        </w:r>
-      </w:hyperlink>
+      <w:r>
+        <w:rPr>
+          <w:rtl/>
+          <w:cs/>
+          <w:lang w:val="ar_AE" w:bidi="ar_AE"/>
+        </w:rPr>
+        <w:t>أعمال الرسل 16:11–40</w:t>
+      </w:r>
       <w:r>
         <w:rPr>
           <w:rtl/>
@@ -12440,20 +10754,14 @@
         </w:rPr>
         <w:t>بعد مغادرة فيلبي (</w:t>
       </w:r>
-      <w:hyperlink r:id="rId275">
-        <w:r>
-          <w:rPr>
-            <w:rtl/>
-            <w:cs/>
-            <w:lang w:val="ar_AE" w:bidi="ar_AE"/>
-          </w:rPr>
-          <w:rPr>
-            <w:color w:val="0000EE"/>
-            <w:u w:val="single"/>
-          </w:rPr>
-          <w:t>4:15</w:t>
-        </w:r>
-      </w:hyperlink>
+      <w:r>
+        <w:rPr>
+          <w:rtl/>
+          <w:cs/>
+          <w:lang w:val="ar_AE" w:bidi="ar_AE"/>
+        </w:rPr>
+        <w:t>4:15</w:t>
+      </w:r>
       <w:r>
         <w:rPr>
           <w:rtl/>
@@ -12462,20 +10770,14 @@
         </w:rPr>
         <w:t xml:space="preserve">)، توجه بولس إلى تسالونيكي (انظر </w:t>
       </w:r>
-      <w:hyperlink r:id="rId276">
-        <w:r>
-          <w:rPr>
-            <w:rtl/>
-            <w:cs/>
-            <w:lang w:val="ar_AE" w:bidi="ar_AE"/>
-          </w:rPr>
-          <w:rPr>
-            <w:color w:val="0000EE"/>
-            <w:u w:val="single"/>
-          </w:rPr>
-          <w:t>أعمال 17:1–8</w:t>
-        </w:r>
-      </w:hyperlink>
+      <w:r>
+        <w:rPr>
+          <w:rtl/>
+          <w:cs/>
+          <w:lang w:val="ar_AE" w:bidi="ar_AE"/>
+        </w:rPr>
+        <w:t>أعمال 17:1–8</w:t>
+      </w:r>
       <w:r>
         <w:rPr>
           <w:rtl/>
@@ -12484,20 +10786,14 @@
         </w:rPr>
         <w:t xml:space="preserve">; قارن </w:t>
       </w:r>
-      <w:hyperlink r:id="rId277">
-        <w:r>
-          <w:rPr>
-            <w:rtl/>
-            <w:cs/>
-            <w:lang w:val="ar_AE" w:bidi="ar_AE"/>
-          </w:rPr>
-          <w:rPr>
-            <w:color w:val="0000EE"/>
-            <w:u w:val="single"/>
-          </w:rPr>
-          <w:t>1 تسالونيكي 2:1–14</w:t>
-        </w:r>
-      </w:hyperlink>
+      <w:r>
+        <w:rPr>
+          <w:rtl/>
+          <w:cs/>
+          <w:lang w:val="ar_AE" w:bidi="ar_AE"/>
+        </w:rPr>
+        <w:t>1 تسالونيكي 2:1–14</w:t>
+      </w:r>
       <w:r>
         <w:rPr>
           <w:rtl/>
@@ -12573,20 +10869,14 @@
         </w:rPr>
         <w:t xml:space="preserve">لَيْسَ أَنِّي أَطْلُبُ الْعَطِيَّةَ منكم: كان بولس يُفضِّل أن يعول نفسه (انظر </w:t>
       </w:r>
-      <w:hyperlink r:id="rId278">
-        <w:r>
-          <w:rPr>
-            <w:rtl/>
-            <w:cs/>
-            <w:lang w:val="ar_AE" w:bidi="ar_AE"/>
-          </w:rPr>
-          <w:rPr>
-            <w:color w:val="0000EE"/>
-            <w:u w:val="single"/>
-          </w:rPr>
-          <w:t>أعمال 18:3</w:t>
-        </w:r>
-      </w:hyperlink>
+      <w:r>
+        <w:rPr>
+          <w:rtl/>
+          <w:cs/>
+          <w:lang w:val="ar_AE" w:bidi="ar_AE"/>
+        </w:rPr>
+        <w:t>أعمال 18:3</w:t>
+      </w:r>
       <w:r>
         <w:rPr>
           <w:rtl/>
@@ -12595,20 +10885,14 @@
         </w:rPr>
         <w:t xml:space="preserve">; </w:t>
       </w:r>
-      <w:hyperlink r:id="rId279">
-        <w:r>
-          <w:rPr>
-            <w:rtl/>
-            <w:cs/>
-            <w:lang w:val="ar_AE" w:bidi="ar_AE"/>
-          </w:rPr>
-          <w:rPr>
-            <w:color w:val="0000EE"/>
-            <w:u w:val="single"/>
-          </w:rPr>
-          <w:t>1 كورنثوس 4:12</w:t>
-        </w:r>
-      </w:hyperlink>
+      <w:r>
+        <w:rPr>
+          <w:rtl/>
+          <w:cs/>
+          <w:lang w:val="ar_AE" w:bidi="ar_AE"/>
+        </w:rPr>
+        <w:t>1 كورنثوس 4:12</w:t>
+      </w:r>
       <w:r>
         <w:rPr>
           <w:rtl/>
@@ -12617,20 +10901,14 @@
         </w:rPr>
         <w:t xml:space="preserve">; </w:t>
       </w:r>
-      <w:hyperlink r:id="rId280">
-        <w:r>
-          <w:rPr>
-            <w:rtl/>
-            <w:cs/>
-            <w:lang w:val="ar_AE" w:bidi="ar_AE"/>
-          </w:rPr>
-          <w:rPr>
-            <w:color w:val="0000EE"/>
-            <w:u w:val="single"/>
-          </w:rPr>
-          <w:t>9:3–18</w:t>
-        </w:r>
-      </w:hyperlink>
+      <w:r>
+        <w:rPr>
+          <w:rtl/>
+          <w:cs/>
+          <w:lang w:val="ar_AE" w:bidi="ar_AE"/>
+        </w:rPr>
+        <w:t>9:3–18</w:t>
+      </w:r>
       <w:r>
         <w:rPr>
           <w:rtl/>
@@ -12639,20 +10917,14 @@
         </w:rPr>
         <w:t xml:space="preserve">; </w:t>
       </w:r>
-      <w:hyperlink r:id="rId281">
-        <w:r>
-          <w:rPr>
-            <w:rtl/>
-            <w:cs/>
-            <w:lang w:val="ar_AE" w:bidi="ar_AE"/>
-          </w:rPr>
-          <w:rPr>
-            <w:color w:val="0000EE"/>
-            <w:u w:val="single"/>
-          </w:rPr>
-          <w:t>2 كورنثوس 11:7–11</w:t>
-        </w:r>
-      </w:hyperlink>
+      <w:r>
+        <w:rPr>
+          <w:rtl/>
+          <w:cs/>
+          <w:lang w:val="ar_AE" w:bidi="ar_AE"/>
+        </w:rPr>
+        <w:t>2 كورنثوس 11:7–11</w:t>
+      </w:r>
       <w:r>
         <w:rPr>
           <w:rtl/>
@@ -12661,20 +10933,14 @@
         </w:rPr>
         <w:t xml:space="preserve">; </w:t>
       </w:r>
-      <w:hyperlink r:id="rId282">
-        <w:r>
-          <w:rPr>
-            <w:rtl/>
-            <w:cs/>
-            <w:lang w:val="ar_AE" w:bidi="ar_AE"/>
-          </w:rPr>
-          <w:rPr>
-            <w:color w:val="0000EE"/>
-            <w:u w:val="single"/>
-          </w:rPr>
-          <w:t>12:14–15</w:t>
-        </w:r>
-      </w:hyperlink>
+      <w:r>
+        <w:rPr>
+          <w:rtl/>
+          <w:cs/>
+          <w:lang w:val="ar_AE" w:bidi="ar_AE"/>
+        </w:rPr>
+        <w:t>12:14–15</w:t>
+      </w:r>
       <w:r>
         <w:rPr>
           <w:rtl/>
@@ -12750,20 +11016,14 @@
         </w:rPr>
         <w:t xml:space="preserve">كان أبفرودتس (انظر أيضًا </w:t>
       </w:r>
-      <w:hyperlink r:id="rId283">
-        <w:r>
-          <w:rPr>
-            <w:rtl/>
-            <w:cs/>
-            <w:lang w:val="ar_AE" w:bidi="ar_AE"/>
-          </w:rPr>
-          <w:rPr>
-            <w:color w:val="0000EE"/>
-            <w:u w:val="single"/>
-          </w:rPr>
-          <w:t>2:25–30</w:t>
-        </w:r>
-      </w:hyperlink>
+      <w:r>
+        <w:rPr>
+          <w:rtl/>
+          <w:cs/>
+          <w:lang w:val="ar_AE" w:bidi="ar_AE"/>
+        </w:rPr>
+        <w:t>2:25–30</w:t>
+      </w:r>
       <w:r>
         <w:rPr>
           <w:rtl/>
@@ -12772,20 +11032,14 @@
         </w:rPr>
         <w:t xml:space="preserve">) قد حمل العطية من أهل فيلبّي. • كانت عطاياهم بمثابة نَسِيم رَائِحَةٍ طَيِّبَة، ذَبِيحَة: في العهد القديم، كانت التقدمات المقبولة تُعدّ رائحة سرور لدى الله (انظر </w:t>
       </w:r>
-      <w:hyperlink r:id="rId284">
-        <w:r>
-          <w:rPr>
-            <w:rtl/>
-            <w:cs/>
-            <w:lang w:val="ar_AE" w:bidi="ar_AE"/>
-          </w:rPr>
-          <w:rPr>
-            <w:color w:val="0000EE"/>
-            <w:u w:val="single"/>
-          </w:rPr>
-          <w:t>لاويين 1:9</w:t>
-        </w:r>
-      </w:hyperlink>
+      <w:r>
+        <w:rPr>
+          <w:rtl/>
+          <w:cs/>
+          <w:lang w:val="ar_AE" w:bidi="ar_AE"/>
+        </w:rPr>
+        <w:t>لاويين 1:9</w:t>
+      </w:r>
       <w:r>
         <w:rPr>
           <w:rtl/>
@@ -12794,20 +11048,14 @@
         </w:rPr>
         <w:t xml:space="preserve">, </w:t>
       </w:r>
-      <w:hyperlink r:id="rId285">
-        <w:r>
-          <w:rPr>
-            <w:rtl/>
-            <w:cs/>
-            <w:lang w:val="ar_AE" w:bidi="ar_AE"/>
-          </w:rPr>
-          <w:rPr>
-            <w:color w:val="0000EE"/>
-            <w:u w:val="single"/>
-          </w:rPr>
-          <w:t>13</w:t>
-        </w:r>
-      </w:hyperlink>
+      <w:r>
+        <w:rPr>
+          <w:rtl/>
+          <w:cs/>
+          <w:lang w:val="ar_AE" w:bidi="ar_AE"/>
+        </w:rPr>
+        <w:t>13</w:t>
+      </w:r>
       <w:r>
         <w:rPr>
           <w:rtl/>
@@ -12816,20 +11064,14 @@
         </w:rPr>
         <w:t xml:space="preserve">, </w:t>
       </w:r>
-      <w:hyperlink r:id="rId286">
-        <w:r>
-          <w:rPr>
-            <w:rtl/>
-            <w:cs/>
-            <w:lang w:val="ar_AE" w:bidi="ar_AE"/>
-          </w:rPr>
-          <w:rPr>
-            <w:color w:val="0000EE"/>
-            <w:u w:val="single"/>
-          </w:rPr>
-          <w:t>17</w:t>
-        </w:r>
-      </w:hyperlink>
+      <w:r>
+        <w:rPr>
+          <w:rtl/>
+          <w:cs/>
+          <w:lang w:val="ar_AE" w:bidi="ar_AE"/>
+        </w:rPr>
+        <w:t>17</w:t>
+      </w:r>
       <w:r>
         <w:rPr>
           <w:rtl/>
@@ -12838,20 +11080,14 @@
         </w:rPr>
         <w:t xml:space="preserve">; </w:t>
       </w:r>
-      <w:hyperlink r:id="rId287">
-        <w:r>
-          <w:rPr>
-            <w:rtl/>
-            <w:cs/>
-            <w:lang w:val="ar_AE" w:bidi="ar_AE"/>
-          </w:rPr>
-          <w:rPr>
-            <w:color w:val="0000EE"/>
-            <w:u w:val="single"/>
-          </w:rPr>
-          <w:t>2:2</w:t>
-        </w:r>
-      </w:hyperlink>
+      <w:r>
+        <w:rPr>
+          <w:rtl/>
+          <w:cs/>
+          <w:lang w:val="ar_AE" w:bidi="ar_AE"/>
+        </w:rPr>
+        <w:t>2:2</w:t>
+      </w:r>
       <w:r>
         <w:rPr>
           <w:rtl/>
@@ -12860,20 +11096,14 @@
         </w:rPr>
         <w:t xml:space="preserve">, </w:t>
       </w:r>
-      <w:hyperlink r:id="rId288">
-        <w:r>
-          <w:rPr>
-            <w:rtl/>
-            <w:cs/>
-            <w:lang w:val="ar_AE" w:bidi="ar_AE"/>
-          </w:rPr>
-          <w:rPr>
-            <w:color w:val="0000EE"/>
-            <w:u w:val="single"/>
-          </w:rPr>
-          <w:t>9</w:t>
-        </w:r>
-      </w:hyperlink>
+      <w:r>
+        <w:rPr>
+          <w:rtl/>
+          <w:cs/>
+          <w:lang w:val="ar_AE" w:bidi="ar_AE"/>
+        </w:rPr>
+        <w:t>9</w:t>
+      </w:r>
       <w:r>
         <w:rPr>
           <w:rtl/>
@@ -12882,20 +11112,14 @@
         </w:rPr>
         <w:t xml:space="preserve">; </w:t>
       </w:r>
-      <w:hyperlink r:id="rId289">
-        <w:r>
-          <w:rPr>
-            <w:rtl/>
-            <w:cs/>
-            <w:lang w:val="ar_AE" w:bidi="ar_AE"/>
-          </w:rPr>
-          <w:rPr>
-            <w:color w:val="0000EE"/>
-            <w:u w:val="single"/>
-          </w:rPr>
-          <w:t>3:5</w:t>
-        </w:r>
-      </w:hyperlink>
+      <w:r>
+        <w:rPr>
+          <w:rtl/>
+          <w:cs/>
+          <w:lang w:val="ar_AE" w:bidi="ar_AE"/>
+        </w:rPr>
+        <w:t>3:5</w:t>
+      </w:r>
       <w:r>
         <w:rPr>
           <w:rtl/>
@@ -12904,20 +11128,14 @@
         </w:rPr>
         <w:t xml:space="preserve">, </w:t>
       </w:r>
-      <w:hyperlink r:id="rId290">
-        <w:r>
-          <w:rPr>
-            <w:rtl/>
-            <w:cs/>
-            <w:lang w:val="ar_AE" w:bidi="ar_AE"/>
-          </w:rPr>
-          <w:rPr>
-            <w:color w:val="0000EE"/>
-            <w:u w:val="single"/>
-          </w:rPr>
-          <w:t>16</w:t>
-        </w:r>
-      </w:hyperlink>
+      <w:r>
+        <w:rPr>
+          <w:rtl/>
+          <w:cs/>
+          <w:lang w:val="ar_AE" w:bidi="ar_AE"/>
+        </w:rPr>
+        <w:t>16</w:t>
+      </w:r>
       <w:r>
         <w:rPr>
           <w:rtl/>
@@ -12926,20 +11144,14 @@
         </w:rPr>
         <w:t xml:space="preserve">; قارن </w:t>
       </w:r>
-      <w:hyperlink r:id="rId128">
-        <w:r>
-          <w:rPr>
-            <w:rtl/>
-            <w:cs/>
-            <w:lang w:val="ar_AE" w:bidi="ar_AE"/>
-          </w:rPr>
-          <w:rPr>
-            <w:color w:val="0000EE"/>
-            <w:u w:val="single"/>
-          </w:rPr>
-          <w:t>رومية 12:1</w:t>
-        </w:r>
-      </w:hyperlink>
+      <w:r>
+        <w:rPr>
+          <w:rtl/>
+          <w:cs/>
+          <w:lang w:val="ar_AE" w:bidi="ar_AE"/>
+        </w:rPr>
+        <w:t>رومية 12:1</w:t>
+      </w:r>
       <w:r>
         <w:rPr>
           <w:rtl/>
@@ -12948,20 +11160,14 @@
         </w:rPr>
         <w:t xml:space="preserve">; </w:t>
       </w:r>
-      <w:hyperlink r:id="rId291">
-        <w:r>
-          <w:rPr>
-            <w:rtl/>
-            <w:cs/>
-            <w:lang w:val="ar_AE" w:bidi="ar_AE"/>
-          </w:rPr>
-          <w:rPr>
-            <w:color w:val="0000EE"/>
-            <w:u w:val="single"/>
-          </w:rPr>
-          <w:t>أفسس 5:2</w:t>
-        </w:r>
-      </w:hyperlink>
+      <w:r>
+        <w:rPr>
+          <w:rtl/>
+          <w:cs/>
+          <w:lang w:val="ar_AE" w:bidi="ar_AE"/>
+        </w:rPr>
+        <w:t>أفسس 5:2</w:t>
+      </w:r>
       <w:r>
         <w:rPr>
           <w:rtl/>
@@ -13104,20 +11310,14 @@
         </w:rPr>
         <w:t xml:space="preserve">كان أولئك الذين في بيت قيصر أشخاص مؤمنين يعملون في خدمة السلطة الرومانية—ربما هم الذين بشرهم بولس خلال وجوده في السجن. وربما كانوا قريبين بشكل خاص من بولس واهتموا به خلال فترة سجنه (انظر </w:t>
       </w:r>
-      <w:hyperlink r:id="rId292">
-        <w:r>
-          <w:rPr>
-            <w:rtl/>
-            <w:cs/>
-            <w:lang w:val="ar_AE" w:bidi="ar_AE"/>
-          </w:rPr>
-          <w:rPr>
-            <w:color w:val="0000EE"/>
-            <w:u w:val="single"/>
-          </w:rPr>
-          <w:t>1:13</w:t>
-        </w:r>
-      </w:hyperlink>
+      <w:r>
+        <w:rPr>
+          <w:rtl/>
+          <w:cs/>
+          <w:lang w:val="ar_AE" w:bidi="ar_AE"/>
+        </w:rPr>
+        <w:t>1:13</w:t>
+      </w:r>
       <w:r>
         <w:rPr>
           <w:rtl/>
@@ -13193,20 +11393,14 @@
         </w:rPr>
         <w:t xml:space="preserve">في ختام رسائله، يطلب بولس عادةً نعمة الرب يسوع المسيح من أجل الذين كان يكتب إليهم (انظر أيضًا </w:t>
       </w:r>
-      <w:hyperlink r:id="rId293">
-        <w:r>
-          <w:rPr>
-            <w:rtl/>
-            <w:cs/>
-            <w:lang w:val="ar_AE" w:bidi="ar_AE"/>
-          </w:rPr>
-          <w:rPr>
-            <w:color w:val="0000EE"/>
-            <w:u w:val="single"/>
-          </w:rPr>
-          <w:t>1:2</w:t>
-        </w:r>
-      </w:hyperlink>
+      <w:r>
+        <w:rPr>
+          <w:rtl/>
+          <w:cs/>
+          <w:lang w:val="ar_AE" w:bidi="ar_AE"/>
+        </w:rPr>
+        <w:t>1:2</w:t>
+      </w:r>
       <w:r>
         <w:rPr>
           <w:rtl/>
